--- a/assets/downloads/simulation-25/information-for-proctor.docx
+++ b/assets/downloads/simulation-25/information-for-proctor.docx
@@ -1,6 +1,6 @@
 
 <file path=word/document.xml><?xml version="1.0" encoding="utf-8"?>
-<w:document xmlns:wpc="http://schemas.microsoft.com/office/word/2010/wordprocessingCanvas" xmlns:cx="http://schemas.microsoft.com/office/drawing/2014/chartex" xmlns:cx1="http://schemas.microsoft.com/office/drawing/2015/9/8/chartex" xmlns:cx2="http://schemas.microsoft.com/office/drawing/2015/10/21/chartex" xmlns:cx3="http://schemas.microsoft.com/office/drawing/2016/5/9/chartex" xmlns:cx4="http://schemas.microsoft.com/office/drawing/2016/5/10/chartex" xmlns:cx5="http://schemas.microsoft.com/office/drawing/2016/5/11/chartex" xmlns:cx6="http://schemas.microsoft.com/office/drawing/2016/5/12/chartex" xmlns:cx7="http://schemas.microsoft.com/office/drawing/2016/5/13/chartex" xmlns:cx8="http://schemas.microsoft.com/office/drawing/2016/5/14/chartex" xmlns:mc="http://schemas.openxmlformats.org/markup-compatibility/2006" xmlns:aink="http://schemas.microsoft.com/office/drawing/2016/ink" xmlns:am3d="http://schemas.microsoft.com/office/drawing/2017/model3d" xmlns:o="urn:schemas-microsoft-com:office:office" xmlns:oel="http://schemas.microsoft.com/office/2019/extlst" xmlns:r="http://schemas.openxmlformats.org/officeDocument/2006/relationships" xmlns:m="http://schemas.openxmlformats.org/officeDocument/2006/math" xmlns:v="urn:schemas-microsoft-com:vml" xmlns:wp14="http://schemas.microsoft.com/office/word/2010/wordprocessingDrawing" xmlns:wp="http://schemas.openxmlformats.org/drawingml/2006/wordprocessingDrawing" xmlns:w10="urn:schemas-microsoft-com:office:word" xmlns:w="http://schemas.openxmlformats.org/wordprocessingml/2006/main" xmlns:w14="http://schemas.microsoft.com/office/word/2010/wordml" xmlns:w15="http://schemas.microsoft.com/office/word/2012/wordml" xmlns:w16cei="http://schemas.microsoft.com/office/word/2026/wordml/cei" xmlns:w16cex="http://schemas.microsoft.com/office/word/2018/wordml/cex" xmlns:w16cid="http://schemas.microsoft.com/office/word/2016/wordml/cid" xmlns:w16="http://schemas.microsoft.com/office/word/2018/wordml" xmlns:w16du="http://schemas.microsoft.com/office/word/2023/wordml/word16du" xmlns:w16sdtdh="http://schemas.microsoft.com/office/word/2020/wordml/sdtdatahash" xmlns:w16sdtfl="http://schemas.microsoft.com/office/word/2024/wordml/sdtformatlock" xmlns:w16se="http://schemas.microsoft.com/office/word/2015/wordml/symex" xmlns:wpg="http://schemas.microsoft.com/office/word/2010/wordprocessingGroup" xmlns:wpi="http://schemas.microsoft.com/office/word/2010/wordprocessingInk" xmlns:wne="http://schemas.microsoft.com/office/word/2006/wordml" xmlns:wps="http://schemas.microsoft.com/office/word/2010/wordprocessingShape" mc:Ignorable="w14 w15 w16se w16cid w16 w16cex w16sdtdh w16sdtfl w16du wp14">
+<w:document xmlns:wpc="http://schemas.microsoft.com/office/word/2010/wordprocessingCanvas" xmlns:cx="http://schemas.microsoft.com/office/drawing/2014/chartex" xmlns:cx1="http://schemas.microsoft.com/office/drawing/2015/9/8/chartex" xmlns:cx2="http://schemas.microsoft.com/office/drawing/2015/10/21/chartex" xmlns:cx3="http://schemas.microsoft.com/office/drawing/2016/5/9/chartex" xmlns:cx4="http://schemas.microsoft.com/office/drawing/2016/5/10/chartex" xmlns:cx5="http://schemas.microsoft.com/office/drawing/2016/5/11/chartex" xmlns:cx6="http://schemas.microsoft.com/office/drawing/2016/5/12/chartex" xmlns:cx7="http://schemas.microsoft.com/office/drawing/2016/5/13/chartex" xmlns:cx8="http://schemas.microsoft.com/office/drawing/2016/5/14/chartex" xmlns:mc="http://schemas.openxmlformats.org/markup-compatibility/2006" xmlns:aink="http://schemas.microsoft.com/office/drawing/2016/ink" xmlns:am3d="http://schemas.microsoft.com/office/drawing/2017/model3d" xmlns:o="urn:schemas-microsoft-com:office:office" xmlns:oel="http://schemas.microsoft.com/office/2019/extlst" xmlns:r="http://schemas.openxmlformats.org/officeDocument/2006/relationships" xmlns:m="http://schemas.openxmlformats.org/officeDocument/2006/math" xmlns:v="urn:schemas-microsoft-com:vml" xmlns:wp14="http://schemas.microsoft.com/office/word/2010/wordprocessingDrawing" xmlns:wp="http://schemas.openxmlformats.org/drawingml/2006/wordprocessingDrawing" xmlns:w10="urn:schemas-microsoft-com:office:word" xmlns:w="http://schemas.openxmlformats.org/wordprocessingml/2006/main" xmlns:w14="http://schemas.microsoft.com/office/word/2010/wordml" xmlns:w15="http://schemas.microsoft.com/office/word/2012/wordml" xmlns:w16cex="http://schemas.microsoft.com/office/word/2018/wordml/cex" xmlns:w16cid="http://schemas.microsoft.com/office/word/2016/wordml/cid" xmlns:w16="http://schemas.microsoft.com/office/word/2018/wordml" xmlns:w16du="http://schemas.microsoft.com/office/word/2023/wordml/word16du" xmlns:w16sdtdh="http://schemas.microsoft.com/office/word/2020/wordml/sdtdatahash" xmlns:w16sdtfl="http://schemas.microsoft.com/office/word/2024/wordml/sdtformatlock" xmlns:w16se="http://schemas.microsoft.com/office/word/2015/wordml/symex" xmlns:wpg="http://schemas.microsoft.com/office/word/2010/wordprocessingGroup" xmlns:wpi="http://schemas.microsoft.com/office/word/2010/wordprocessingInk" xmlns:wne="http://schemas.microsoft.com/office/word/2006/wordml" xmlns:wps="http://schemas.microsoft.com/office/word/2010/wordprocessingShape" mc:Ignorable="w14 w15 w16se w16cid w16 w16cex w16sdtdh w16sdtfl w16du wp14">
   <w:body>
     <w:p>
       <w:pPr>
@@ -8,8 +8,7 @@
       </w:pPr>
       <w:r>
         <w:rPr>
-          <w:rFonts w:ascii="Aptos" w:hAnsi="Aptos" w:eastAsia="Aptos" w:cs="Aptos"/>
-          <w:sz w:val="40"/>
+          <w:rFonts w:ascii="Aptos" w:eastAsia="Aptos" w:hAnsi="Aptos" w:cs="Aptos"/>
           <w:szCs w:val="40"/>
         </w:rPr>
         <w:t>Information for Proctor</w:t>
@@ -20,23 +19,21 @@
         <w:pStyle w:val="Heading1"/>
         <w:spacing w:line="480" w:lineRule="auto"/>
         <w:rPr>
-          <w:rFonts w:ascii="Times New Roman" w:hAnsi="Times New Roman"/>
-          <w:color w:val="000000"/>
-          <w:sz w:val="24"/>
-          <w:szCs w:val="24"/>
-        </w:rPr>
-      </w:pPr>
-      <w:bookmarkStart w:id="1" w:name="_Hlk214019919"/>
-      <w:r>
-        <w:rPr>
-          <w:rFonts w:ascii="Aptos" w:hAnsi="Aptos" w:eastAsia="Aptos" w:cs="Aptos"/>
-          <w:color w:val="000000"/>
-          <w:sz w:val="40"/>
+          <w:color w:val="000000"/>
+          <w:sz w:val="24"/>
+          <w:szCs w:val="24"/>
+        </w:rPr>
+      </w:pPr>
+      <w:bookmarkStart w:id="0" w:name="_Hlk214019919"/>
+      <w:r>
+        <w:rPr>
+          <w:rFonts w:ascii="Aptos" w:eastAsia="Aptos" w:hAnsi="Aptos" w:cs="Aptos"/>
+          <w:color w:val="000000"/>
           <w:szCs w:val="40"/>
         </w:rPr>
         <w:t>Situation and Setting</w:t>
       </w:r>
-      <w:bookmarkEnd w:id="1"/>
+      <w:bookmarkEnd w:id="0"/>
     </w:p>
     <w:p>
       <w:pPr>
@@ -50,7 +47,6 @@
       </w:pPr>
       <w:r>
         <w:rPr>
-          <w:rFonts w:ascii="Aptos" w:hAnsi="Aptos" w:eastAsia="Aptos" w:cs="Aptos"/>
           <w:color w:val="000000"/>
           <w:sz w:val="24"/>
           <w:szCs w:val="24"/>
@@ -70,7 +66,6 @@
       </w:pPr>
       <w:r>
         <w:rPr>
-          <w:rFonts w:ascii="Aptos" w:hAnsi="Aptos" w:eastAsia="Aptos" w:cs="Aptos"/>
           <w:color w:val="000000"/>
           <w:sz w:val="24"/>
           <w:szCs w:val="24"/>
@@ -90,16 +85,6 @@
       </w:pPr>
       <w:r>
         <w:rPr>
-          <w:rFonts w:ascii="Aptos" w:hAnsi="Aptos" w:eastAsia="Aptos" w:cs="Aptos"/>
-          <w:color w:val="000000"/>
-          <w:sz w:val="24"/>
-          <w:szCs w:val="24"/>
-        </w:rPr>
-        <w:t/>
-      </w:r>
-      <w:r>
-        <w:rPr>
-          <w:rFonts w:ascii="Aptos" w:hAnsi="Aptos" w:eastAsia="Aptos" w:cs="Aptos"/>
           <w:color w:val="000000"/>
           <w:sz w:val="24"/>
           <w:szCs w:val="24"/>
@@ -119,22 +104,11 @@
       </w:pPr>
       <w:r>
         <w:rPr>
-          <w:rFonts w:ascii="Aptos" w:hAnsi="Aptos" w:eastAsia="Aptos" w:cs="Aptos"/>
-          <w:color w:val="000000"/>
-          <w:sz w:val="24"/>
-          <w:szCs w:val="24"/>
-        </w:rPr>
-        <w:t xml:space="preserve">The situation will occur via phone or other distance medium, but no pictures or streaming video are available. The standardized patient (SP) will be at “home,” and the HCP can be anywhere. </w:t>
-      </w:r>
-      <w:r>
-        <w:rPr>
-          <w:rFonts w:ascii="Aptos" w:hAnsi="Aptos" w:eastAsia="Aptos" w:cs="Aptos"/>
-          <w:color w:val="000000"/>
-          <w:sz w:val="24"/>
-          <w:szCs w:val="24"/>
-        </w:rPr>
-        <w:lastRenderedPageBreak/>
-        <w:t>No streaming or photos will be allowed because the parents do not allow the athlete to send photos or use video with anyone outside of the immediate family.</w:t>
+          <w:color w:val="000000"/>
+          <w:sz w:val="24"/>
+          <w:szCs w:val="24"/>
+        </w:rPr>
+        <w:t>The situation will occur via phone or other distance medium, but no pictures or streaming video are available. The standardized patient (SP) will be at “home,” and the HCP can be anywhere. No streaming or photos will be allowed because the parents do not allow the athlete to send photos or use video with anyone outside of the immediate family.</w:t>
       </w:r>
     </w:p>
     <w:p>
@@ -147,19 +121,18 @@
         <w:pStyle w:val="Heading1"/>
         <w:spacing w:line="480" w:lineRule="auto"/>
         <w:rPr>
-          <w:rFonts w:ascii="Times New Roman" w:hAnsi="Times New Roman"/>
-          <w:color w:val="000000"/>
-          <w:sz w:val="24"/>
-          <w:szCs w:val="24"/>
-        </w:rPr>
-      </w:pPr>
-      <w:r>
-        <w:rPr>
-          <w:rFonts w:ascii="Aptos" w:hAnsi="Aptos" w:eastAsia="Aptos" w:cs="Aptos"/>
-          <w:color w:val="000000"/>
-          <w:sz w:val="40"/>
+          <w:color w:val="000000"/>
+          <w:sz w:val="24"/>
+          <w:szCs w:val="24"/>
+        </w:rPr>
+      </w:pPr>
+      <w:r>
+        <w:rPr>
+          <w:rFonts w:ascii="Aptos" w:eastAsia="Aptos" w:hAnsi="Aptos" w:cs="Aptos"/>
+          <w:color w:val="000000"/>
           <w:szCs w:val="40"/>
         </w:rPr>
+        <w:lastRenderedPageBreak/>
         <w:t>Instructions for Standardized Patient</w:t>
       </w:r>
     </w:p>
@@ -175,7 +148,6 @@
       </w:pPr>
       <w:r>
         <w:rPr>
-          <w:rFonts w:ascii="Aptos" w:hAnsi="Aptos" w:eastAsia="Aptos" w:cs="Aptos"/>
           <w:color w:val="000000"/>
           <w:sz w:val="24"/>
           <w:szCs w:val="24"/>
@@ -184,7 +156,6 @@
       </w:r>
       <w:r>
         <w:rPr>
-          <w:rFonts w:ascii="Aptos" w:hAnsi="Aptos" w:eastAsia="Aptos" w:cs="Aptos"/>
           <w:color w:val="000000"/>
           <w:sz w:val="24"/>
           <w:szCs w:val="24"/>
@@ -193,7 +164,6 @@
       </w:r>
       <w:r>
         <w:rPr>
-          <w:rFonts w:ascii="Aptos" w:hAnsi="Aptos" w:eastAsia="Aptos" w:cs="Aptos"/>
           <w:color w:val="000000"/>
           <w:sz w:val="24"/>
           <w:szCs w:val="24"/>
@@ -216,7 +186,7 @@
       </w:pPr>
       <w:r>
         <w:rPr>
-          <w:rFonts w:ascii="Aptos" w:hAnsi="Aptos" w:cs="Aptos" w:eastAsia="Aptos"/>
+          <w:rFonts w:cs="Aptos"/>
           <w:color w:val="000000"/>
           <w:sz w:val="24"/>
           <w:szCs w:val="24"/>
@@ -225,7 +195,7 @@
       </w:r>
       <w:r>
         <w:rPr>
-          <w:rFonts w:ascii="Aptos" w:hAnsi="Aptos" w:cs="Aptos" w:eastAsia="Aptos"/>
+          <w:rFonts w:cs="Aptos"/>
           <w:color w:val="000000"/>
           <w:sz w:val="24"/>
           <w:szCs w:val="24"/>
@@ -234,7 +204,7 @@
       </w:r>
       <w:r>
         <w:rPr>
-          <w:rFonts w:ascii="Aptos" w:hAnsi="Aptos" w:cs="Aptos" w:eastAsia="Aptos"/>
+          <w:rFonts w:cs="Aptos"/>
           <w:b w:val="0"/>
           <w:bCs w:val="0"/>
           <w:color w:val="000000"/>
@@ -259,18 +229,7 @@
       </w:pPr>
       <w:r>
         <w:rPr>
-          <w:rFonts w:ascii="Aptos" w:hAnsi="Aptos" w:cs="Aptos" w:eastAsia="Aptos"/>
-          <w:b w:val="0"/>
-          <w:bCs w:val="0"/>
-          <w:color w:val="000000"/>
-          <w:sz w:val="24"/>
-          <w:szCs w:val="24"/>
-        </w:rPr>
-        <w:t/>
-      </w:r>
-      <w:r>
-        <w:rPr>
-          <w:rFonts w:ascii="Aptos" w:hAnsi="Aptos" w:cs="Aptos" w:eastAsia="Aptos"/>
+          <w:rFonts w:cs="Aptos"/>
           <w:b w:val="0"/>
           <w:bCs w:val="0"/>
           <w:color w:val="000000"/>
@@ -295,7 +254,7 @@
       </w:pPr>
       <w:r>
         <w:rPr>
-          <w:rFonts w:ascii="Aptos" w:hAnsi="Aptos" w:cs="Aptos" w:eastAsia="Aptos"/>
+          <w:rFonts w:cs="Aptos"/>
           <w:b w:val="0"/>
           <w:bCs w:val="0"/>
           <w:color w:val="000000"/>
@@ -306,7 +265,7 @@
       </w:r>
       <w:r>
         <w:rPr>
-          <w:rFonts w:ascii="Aptos" w:hAnsi="Aptos" w:cs="Aptos" w:eastAsia="Aptos"/>
+          <w:rFonts w:cs="Aptos"/>
           <w:b w:val="0"/>
           <w:bCs w:val="0"/>
           <w:color w:val="000000"/>
@@ -317,7 +276,7 @@
       </w:r>
       <w:r>
         <w:rPr>
-          <w:rFonts w:ascii="Aptos" w:hAnsi="Aptos" w:cs="Aptos" w:eastAsia="Aptos"/>
+          <w:rFonts w:cs="Aptos"/>
           <w:b w:val="0"/>
           <w:bCs w:val="0"/>
           <w:color w:val="000000"/>
@@ -328,7 +287,7 @@
       </w:r>
       <w:r>
         <w:rPr>
-          <w:rFonts w:ascii="Aptos" w:hAnsi="Aptos" w:cs="Aptos" w:eastAsia="Aptos"/>
+          <w:rFonts w:cs="Aptos"/>
           <w:b w:val="0"/>
           <w:bCs w:val="0"/>
           <w:color w:val="000000"/>
@@ -339,7 +298,7 @@
       </w:r>
       <w:r>
         <w:rPr>
-          <w:rFonts w:ascii="Aptos" w:hAnsi="Aptos" w:cs="Aptos" w:eastAsia="Aptos"/>
+          <w:rFonts w:cs="Aptos"/>
           <w:b w:val="0"/>
           <w:bCs w:val="0"/>
           <w:color w:val="000000"/>
@@ -350,7 +309,7 @@
       </w:r>
       <w:r>
         <w:rPr>
-          <w:rFonts w:ascii="Aptos" w:hAnsi="Aptos" w:cs="Aptos" w:eastAsia="Aptos"/>
+          <w:rFonts w:cs="Aptos"/>
           <w:b w:val="0"/>
           <w:bCs w:val="0"/>
           <w:color w:val="000000"/>
@@ -361,7 +320,7 @@
       </w:r>
       <w:r>
         <w:rPr>
-          <w:rFonts w:ascii="Aptos" w:hAnsi="Aptos" w:cs="Aptos" w:eastAsia="Aptos"/>
+          <w:rFonts w:cs="Aptos"/>
           <w:b w:val="0"/>
           <w:bCs w:val="0"/>
           <w:color w:val="000000"/>
@@ -372,7 +331,7 @@
       </w:r>
       <w:r>
         <w:rPr>
-          <w:rFonts w:ascii="Aptos" w:hAnsi="Aptos" w:cs="Aptos" w:eastAsia="Aptos"/>
+          <w:rFonts w:cs="Aptos"/>
           <w:b w:val="0"/>
           <w:bCs w:val="0"/>
           <w:color w:val="000000"/>
@@ -383,7 +342,7 @@
       </w:r>
       <w:r>
         <w:rPr>
-          <w:rFonts w:ascii="Aptos" w:hAnsi="Aptos" w:cs="Aptos" w:eastAsia="Aptos"/>
+          <w:rFonts w:cs="Aptos"/>
           <w:b w:val="0"/>
           <w:bCs w:val="0"/>
           <w:color w:val="000000"/>
@@ -394,7 +353,7 @@
       </w:r>
       <w:r>
         <w:rPr>
-          <w:rFonts w:ascii="Aptos" w:hAnsi="Aptos" w:cs="Aptos" w:eastAsia="Aptos"/>
+          <w:rFonts w:cs="Aptos"/>
           <w:b w:val="0"/>
           <w:bCs w:val="0"/>
           <w:color w:val="000000"/>
@@ -405,7 +364,7 @@
       </w:r>
       <w:r>
         <w:rPr>
-          <w:rFonts w:ascii="Aptos" w:hAnsi="Aptos" w:cs="Aptos" w:eastAsia="Aptos"/>
+          <w:rFonts w:cs="Aptos"/>
           <w:b w:val="0"/>
           <w:bCs w:val="0"/>
           <w:color w:val="000000"/>
@@ -416,7 +375,7 @@
       </w:r>
       <w:r>
         <w:rPr>
-          <w:rFonts w:ascii="Aptos" w:hAnsi="Aptos" w:cs="Aptos" w:eastAsia="Aptos"/>
+          <w:rFonts w:cs="Aptos"/>
           <w:b w:val="0"/>
           <w:bCs w:val="0"/>
           <w:color w:val="000000"/>
@@ -427,7 +386,7 @@
       </w:r>
       <w:r>
         <w:rPr>
-          <w:rFonts w:ascii="Aptos" w:hAnsi="Aptos" w:cs="Aptos" w:eastAsia="Aptos"/>
+          <w:rFonts w:cs="Aptos"/>
           <w:b w:val="0"/>
           <w:bCs w:val="0"/>
           <w:color w:val="000000"/>
@@ -438,7 +397,7 @@
       </w:r>
       <w:r>
         <w:rPr>
-          <w:rFonts w:ascii="Aptos" w:hAnsi="Aptos" w:cs="Aptos" w:eastAsia="Aptos"/>
+          <w:rFonts w:cs="Aptos"/>
           <w:b w:val="0"/>
           <w:bCs w:val="0"/>
           <w:color w:val="000000"/>
@@ -449,7 +408,7 @@
       </w:r>
       <w:r>
         <w:rPr>
-          <w:rFonts w:ascii="Aptos" w:hAnsi="Aptos" w:cs="Aptos" w:eastAsia="Aptos"/>
+          <w:rFonts w:cs="Aptos"/>
           <w:b w:val="0"/>
           <w:bCs w:val="0"/>
           <w:color w:val="000000"/>
@@ -460,7 +419,7 @@
       </w:r>
       <w:r>
         <w:rPr>
-          <w:rFonts w:ascii="Aptos" w:hAnsi="Aptos" w:cs="Aptos" w:eastAsia="Aptos"/>
+          <w:rFonts w:cs="Aptos"/>
           <w:b w:val="0"/>
           <w:bCs w:val="0"/>
           <w:color w:val="000000"/>
@@ -471,7 +430,7 @@
       </w:r>
       <w:r>
         <w:rPr>
-          <w:rFonts w:ascii="Aptos" w:hAnsi="Aptos" w:cs="Aptos" w:eastAsia="Aptos"/>
+          <w:rFonts w:cs="Aptos"/>
           <w:b w:val="0"/>
           <w:bCs w:val="0"/>
           <w:color w:val="000000"/>
@@ -482,7 +441,7 @@
       </w:r>
       <w:r>
         <w:rPr>
-          <w:rFonts w:ascii="Aptos" w:hAnsi="Aptos" w:cs="Aptos" w:eastAsia="Aptos"/>
+          <w:rFonts w:cs="Aptos"/>
           <w:b w:val="0"/>
           <w:bCs w:val="0"/>
           <w:color w:val="000000"/>
@@ -493,7 +452,7 @@
       </w:r>
       <w:r>
         <w:rPr>
-          <w:rFonts w:ascii="Aptos" w:hAnsi="Aptos" w:cs="Aptos" w:eastAsia="Aptos"/>
+          <w:rFonts w:cs="Aptos"/>
           <w:b w:val="0"/>
           <w:bCs w:val="0"/>
           <w:color w:val="000000"/>
@@ -518,18 +477,7 @@
       </w:pPr>
       <w:r>
         <w:rPr>
-          <w:rFonts w:ascii="Aptos" w:hAnsi="Aptos" w:cs="Aptos" w:eastAsia="Aptos"/>
-          <w:b w:val="0"/>
-          <w:bCs w:val="0"/>
-          <w:color w:val="000000"/>
-          <w:sz w:val="24"/>
-          <w:szCs w:val="24"/>
-        </w:rPr>
-        <w:t/>
-      </w:r>
-      <w:r>
-        <w:rPr>
-          <w:rFonts w:ascii="Aptos" w:hAnsi="Aptos" w:cs="Aptos" w:eastAsia="Aptos"/>
+          <w:rFonts w:cs="Aptos"/>
           <w:b w:val="0"/>
           <w:bCs w:val="0"/>
           <w:color w:val="000000"/>
@@ -554,7 +502,7 @@
       </w:pPr>
       <w:r>
         <w:rPr>
-          <w:rFonts w:ascii="Aptos" w:hAnsi="Aptos" w:cs="Aptos" w:eastAsia="Aptos"/>
+          <w:rFonts w:cs="Aptos"/>
           <w:b w:val="0"/>
           <w:bCs w:val="0"/>
           <w:color w:val="000000"/>
@@ -565,7 +513,7 @@
       </w:r>
       <w:r>
         <w:rPr>
-          <w:rFonts w:ascii="Aptos" w:hAnsi="Aptos" w:cs="Aptos" w:eastAsia="Aptos"/>
+          <w:rFonts w:cs="Aptos"/>
           <w:b w:val="0"/>
           <w:bCs w:val="0"/>
           <w:color w:val="000000"/>
@@ -576,7 +524,7 @@
       </w:r>
       <w:r>
         <w:rPr>
-          <w:rFonts w:ascii="Aptos" w:hAnsi="Aptos" w:cs="Aptos" w:eastAsia="Aptos"/>
+          <w:rFonts w:cs="Aptos"/>
           <w:b w:val="0"/>
           <w:bCs w:val="0"/>
           <w:color w:val="000000"/>
@@ -587,7 +535,7 @@
       </w:r>
       <w:r>
         <w:rPr>
-          <w:rFonts w:ascii="Aptos" w:hAnsi="Aptos" w:cs="Aptos" w:eastAsia="Aptos"/>
+          <w:rFonts w:cs="Aptos"/>
           <w:b w:val="0"/>
           <w:bCs w:val="0"/>
           <w:color w:val="000000"/>
@@ -598,7 +546,7 @@
       </w:r>
       <w:r>
         <w:rPr>
-          <w:rFonts w:ascii="Aptos" w:hAnsi="Aptos" w:cs="Aptos" w:eastAsia="Aptos"/>
+          <w:rFonts w:cs="Aptos"/>
           <w:b w:val="0"/>
           <w:bCs w:val="0"/>
           <w:color w:val="000000"/>
@@ -609,7 +557,7 @@
       </w:r>
       <w:r>
         <w:rPr>
-          <w:rFonts w:ascii="Aptos" w:hAnsi="Aptos" w:cs="Aptos" w:eastAsia="Aptos"/>
+          <w:rFonts w:cs="Aptos"/>
           <w:b w:val="0"/>
           <w:bCs w:val="0"/>
           <w:color w:val="000000"/>
@@ -620,7 +568,7 @@
       </w:r>
       <w:r>
         <w:rPr>
-          <w:rFonts w:ascii="Aptos" w:hAnsi="Aptos" w:cs="Aptos" w:eastAsia="Aptos"/>
+          <w:rFonts w:cs="Aptos"/>
           <w:b w:val="0"/>
           <w:bCs w:val="0"/>
           <w:color w:val="000000"/>
@@ -631,18 +579,66 @@
       </w:r>
       <w:r>
         <w:rPr>
-          <w:rFonts w:ascii="Aptos" w:hAnsi="Aptos" w:cs="Aptos" w:eastAsia="Aptos"/>
-          <w:b w:val="0"/>
-          <w:bCs w:val="0"/>
-          <w:color w:val="000000"/>
-          <w:sz w:val="24"/>
-          <w:szCs w:val="24"/>
-        </w:rPr>
-        <w:t xml:space="preserve"> which intensifies during weight bearing. You are able to plantar flex your foot with weight, but it is painful. You are able to walk </w:t>
-      </w:r>
-      <w:r>
-        <w:rPr>
-          <w:rFonts w:ascii="Aptos" w:hAnsi="Aptos" w:cs="Aptos" w:eastAsia="Aptos"/>
+          <w:rFonts w:cs="Aptos"/>
+          <w:b w:val="0"/>
+          <w:bCs w:val="0"/>
+          <w:color w:val="000000"/>
+          <w:sz w:val="24"/>
+          <w:szCs w:val="24"/>
+        </w:rPr>
+        <w:t xml:space="preserve"> which intensifies during weight bearing. You </w:t>
+      </w:r>
+      <w:proofErr w:type="gramStart"/>
+      <w:r>
+        <w:rPr>
+          <w:rFonts w:cs="Aptos"/>
+          <w:b w:val="0"/>
+          <w:bCs w:val="0"/>
+          <w:color w:val="000000"/>
+          <w:sz w:val="24"/>
+          <w:szCs w:val="24"/>
+        </w:rPr>
+        <w:t>are able to</w:t>
+      </w:r>
+      <w:proofErr w:type="gramEnd"/>
+      <w:r>
+        <w:rPr>
+          <w:rFonts w:cs="Aptos"/>
+          <w:b w:val="0"/>
+          <w:bCs w:val="0"/>
+          <w:color w:val="000000"/>
+          <w:sz w:val="24"/>
+          <w:szCs w:val="24"/>
+        </w:rPr>
+        <w:t xml:space="preserve"> plantar flex your foot with weight, but it is painful. You </w:t>
+      </w:r>
+      <w:proofErr w:type="gramStart"/>
+      <w:r>
+        <w:rPr>
+          <w:rFonts w:cs="Aptos"/>
+          <w:b w:val="0"/>
+          <w:bCs w:val="0"/>
+          <w:color w:val="000000"/>
+          <w:sz w:val="24"/>
+          <w:szCs w:val="24"/>
+        </w:rPr>
+        <w:t>are able to</w:t>
+      </w:r>
+      <w:proofErr w:type="gramEnd"/>
+      <w:r>
+        <w:rPr>
+          <w:rFonts w:cs="Aptos"/>
+          <w:b w:val="0"/>
+          <w:bCs w:val="0"/>
+          <w:color w:val="000000"/>
+          <w:sz w:val="24"/>
+          <w:szCs w:val="24"/>
+        </w:rPr>
+        <w:t xml:space="preserve"> walk </w:t>
+      </w:r>
+      <w:r>
+        <w:rPr>
+          <w:rFonts w:cs="Aptos"/>
           <w:b w:val="0"/>
           <w:bCs w:val="0"/>
           <w:color w:val="000000"/>
@@ -653,7 +649,7 @@
       </w:r>
       <w:r>
         <w:rPr>
-          <w:rFonts w:ascii="Aptos" w:hAnsi="Aptos" w:cs="Aptos" w:eastAsia="Aptos"/>
+          <w:rFonts w:cs="Aptos"/>
           <w:b w:val="0"/>
           <w:bCs w:val="0"/>
           <w:color w:val="000000"/>
@@ -678,19 +674,7 @@
       </w:pPr>
       <w:r>
         <w:rPr>
-          <w:rFonts w:ascii="Aptos" w:hAnsi="Aptos" w:cs="Aptos" w:eastAsia="Aptos"/>
-          <w:b w:val="0"/>
-          <w:bCs w:val="0"/>
-          <w:color w:val="000000"/>
-          <w:sz w:val="24"/>
-          <w:szCs w:val="24"/>
-        </w:rPr>
-        <w:lastRenderedPageBreak/>
-        <w:t/>
-      </w:r>
-      <w:r>
-        <w:rPr>
-          <w:rFonts w:ascii="Aptos" w:hAnsi="Aptos" w:cs="Aptos" w:eastAsia="Aptos"/>
+          <w:rFonts w:cs="Aptos"/>
           <w:b w:val="0"/>
           <w:bCs w:val="0"/>
           <w:color w:val="000000"/>
@@ -701,7 +685,7 @@
       </w:r>
       <w:r>
         <w:rPr>
-          <w:rFonts w:ascii="Aptos" w:hAnsi="Aptos" w:cs="Aptos" w:eastAsia="Aptos"/>
+          <w:rFonts w:cs="Aptos"/>
           <w:b w:val="0"/>
           <w:bCs w:val="0"/>
           <w:color w:val="000000"/>
@@ -712,7 +696,7 @@
       </w:r>
       <w:r>
         <w:rPr>
-          <w:rFonts w:ascii="Aptos" w:hAnsi="Aptos" w:cs="Aptos" w:eastAsia="Aptos"/>
+          <w:rFonts w:cs="Aptos"/>
           <w:b w:val="0"/>
           <w:bCs w:val="0"/>
           <w:color w:val="000000"/>
@@ -723,7 +707,7 @@
       </w:r>
       <w:r>
         <w:rPr>
-          <w:rFonts w:ascii="Aptos" w:hAnsi="Aptos" w:cs="Aptos" w:eastAsia="Aptos"/>
+          <w:rFonts w:cs="Aptos"/>
           <w:b w:val="0"/>
           <w:bCs w:val="0"/>
           <w:color w:val="000000"/>
@@ -734,7 +718,7 @@
       </w:r>
       <w:r>
         <w:rPr>
-          <w:rFonts w:ascii="Aptos" w:hAnsi="Aptos" w:cs="Aptos" w:eastAsia="Aptos"/>
+          <w:rFonts w:cs="Aptos"/>
           <w:b w:val="0"/>
           <w:bCs w:val="0"/>
           <w:color w:val="000000"/>
@@ -745,7 +729,7 @@
       </w:r>
       <w:r>
         <w:rPr>
-          <w:rFonts w:ascii="Aptos" w:hAnsi="Aptos" w:cs="Aptos" w:eastAsia="Aptos"/>
+          <w:rFonts w:cs="Aptos"/>
           <w:b w:val="0"/>
           <w:bCs w:val="0"/>
           <w:color w:val="000000"/>
@@ -756,7 +740,7 @@
       </w:r>
       <w:r>
         <w:rPr>
-          <w:rFonts w:ascii="Aptos" w:hAnsi="Aptos" w:cs="Aptos" w:eastAsia="Aptos"/>
+          <w:rFonts w:cs="Aptos"/>
           <w:b w:val="0"/>
           <w:bCs w:val="0"/>
           <w:color w:val="000000"/>
@@ -767,7 +751,7 @@
       </w:r>
       <w:r>
         <w:rPr>
-          <w:rFonts w:ascii="Aptos" w:hAnsi="Aptos" w:cs="Aptos" w:eastAsia="Aptos"/>
+          <w:rFonts w:cs="Aptos"/>
           <w:b w:val="0"/>
           <w:bCs w:val="0"/>
           <w:color w:val="000000"/>
@@ -778,7 +762,7 @@
       </w:r>
       <w:r>
         <w:rPr>
-          <w:rFonts w:ascii="Aptos" w:hAnsi="Aptos" w:cs="Aptos" w:eastAsia="Aptos"/>
+          <w:rFonts w:cs="Aptos"/>
           <w:b w:val="0"/>
           <w:bCs w:val="0"/>
           <w:color w:val="000000"/>
@@ -803,22 +787,27 @@
         </w:rPr>
       </w:pPr>
       <w:r>
+        <w:rPr>
+          <w:noProof/>
+        </w:rPr>
+        <w:lastRenderedPageBreak/>
         <w:drawing>
-          <wp:inline xmlns:a="http://schemas.openxmlformats.org/drawingml/2006/main" xmlns:pic="http://schemas.openxmlformats.org/drawingml/2006/picture">
-            <wp:extent cx="3668902" cy="5486400"/>
+          <wp:inline distT="0" distB="0" distL="0" distR="0" wp14:anchorId="103C7334" wp14:editId="44F5397F">
+            <wp:extent cx="2505075" cy="3746037"/>
+            <wp:effectExtent l="0" t="0" r="0" b="6985"/>
             <wp:docPr id="1" name="Picture 1" descr="FIGURE 25.1 Stress fracture of the navicular."/>
             <wp:cNvGraphicFramePr>
-              <a:graphicFrameLocks noChangeAspect="1"/>
+              <a:graphicFrameLocks xmlns:a="http://schemas.openxmlformats.org/drawingml/2006/main" noChangeAspect="1"/>
             </wp:cNvGraphicFramePr>
-            <a:graphic>
+            <a:graphic xmlns:a="http://schemas.openxmlformats.org/drawingml/2006/main">
               <a:graphicData uri="http://schemas.openxmlformats.org/drawingml/2006/picture">
-                <pic:pic>
+                <pic:pic xmlns:pic="http://schemas.openxmlformats.org/drawingml/2006/picture">
                   <pic:nvPicPr>
                     <pic:cNvPr id="0" name="fig25_01.png"/>
                     <pic:cNvPicPr/>
                   </pic:nvPicPr>
                   <pic:blipFill>
-                    <a:blip r:embed="rId12"/>
+                    <a:blip r:embed="rId8"/>
                     <a:stretch>
                       <a:fillRect/>
                     </a:stretch>
@@ -826,9 +815,11 @@
                   <pic:spPr>
                     <a:xfrm>
                       <a:off x="0" y="0"/>
-                      <a:ext cx="3668902" cy="5486400"/>
+                      <a:ext cx="2507672" cy="3749920"/>
                     </a:xfrm>
-                    <a:prstGeom prst="rect"/>
+                    <a:prstGeom prst="rect">
+                      <a:avLst/>
+                    </a:prstGeom>
                   </pic:spPr>
                 </pic:pic>
               </a:graphicData>
@@ -850,7 +841,6 @@
       </w:pPr>
       <w:r>
         <w:rPr>
-          <w:rFonts w:ascii="Aptos" w:hAnsi="Aptos" w:cs="Aptos" w:eastAsia="Aptos"/>
           <w:b/>
           <w:bCs/>
           <w:color w:val="1F3864" w:themeColor="accent1" w:themeShade="80"/>
@@ -864,7 +854,6 @@
       </w:r>
       <w:r>
         <w:rPr>
-          <w:rFonts w:ascii="Aptos" w:hAnsi="Aptos" w:cs="Aptos" w:eastAsia="Aptos"/>
           <w:color w:val="000000"/>
           <w:kern w:val="0"/>
           <w:sz w:val="24"/>
@@ -890,7 +879,7 @@
       </w:pPr>
       <w:r>
         <w:rPr>
-          <w:rFonts w:ascii="Aptos" w:hAnsi="Aptos" w:eastAsia="Aptos" w:cs="Aptos"/>
+          <w:rFonts w:cs="Aptos"/>
           <w:b w:val="0"/>
           <w:bCs w:val="0"/>
           <w:color w:val="000000"/>
@@ -901,7 +890,7 @@
       </w:r>
       <w:r>
         <w:rPr>
-          <w:rFonts w:ascii="Aptos" w:hAnsi="Aptos" w:eastAsia="Aptos" w:cs="Aptos"/>
+          <w:rFonts w:cs="Aptos"/>
           <w:b w:val="0"/>
           <w:bCs w:val="0"/>
           <w:i/>
@@ -914,7 +903,7 @@
       </w:r>
       <w:r>
         <w:rPr>
-          <w:rFonts w:ascii="Aptos" w:hAnsi="Aptos" w:eastAsia="Aptos" w:cs="Aptos"/>
+          <w:rFonts w:cs="Aptos"/>
           <w:b w:val="0"/>
           <w:bCs w:val="0"/>
           <w:color w:val="000000"/>
@@ -939,18 +928,7 @@
       </w:pPr>
       <w:r>
         <w:rPr>
-          <w:rFonts w:ascii="Aptos" w:hAnsi="Aptos" w:cs="Aptos" w:eastAsia="Aptos"/>
-          <w:b w:val="0"/>
-          <w:bCs w:val="0"/>
-          <w:color w:val="000000"/>
-          <w:sz w:val="24"/>
-          <w:szCs w:val="24"/>
-        </w:rPr>
-        <w:t/>
-      </w:r>
-      <w:r>
-        <w:rPr>
-          <w:rFonts w:ascii="Aptos" w:hAnsi="Aptos" w:cs="Aptos" w:eastAsia="Aptos"/>
+          <w:rFonts w:cs="Aptos"/>
           <w:b w:val="0"/>
           <w:bCs w:val="0"/>
           <w:color w:val="000000"/>
@@ -975,7 +953,7 @@
       </w:pPr>
       <w:r>
         <w:rPr>
-          <w:rFonts w:ascii="Aptos" w:hAnsi="Aptos" w:cs="Aptos" w:eastAsia="Aptos"/>
+          <w:rFonts w:cs="Aptos"/>
           <w:b w:val="0"/>
           <w:bCs w:val="0"/>
           <w:color w:val="000000"/>
@@ -986,7 +964,7 @@
       </w:r>
       <w:r>
         <w:rPr>
-          <w:rFonts w:ascii="Aptos" w:hAnsi="Aptos" w:cs="Aptos" w:eastAsia="Aptos"/>
+          <w:rFonts w:cs="Aptos"/>
           <w:b w:val="0"/>
           <w:bCs w:val="0"/>
           <w:color w:val="000000"/>
@@ -997,7 +975,7 @@
       </w:r>
       <w:r>
         <w:rPr>
-          <w:rFonts w:ascii="Aptos" w:hAnsi="Aptos" w:cs="Aptos" w:eastAsia="Aptos"/>
+          <w:rFonts w:cs="Aptos"/>
           <w:b w:val="0"/>
           <w:bCs w:val="0"/>
           <w:color w:val="000000"/>
@@ -1008,7 +986,7 @@
       </w:r>
       <w:r>
         <w:rPr>
-          <w:rFonts w:ascii="Aptos" w:hAnsi="Aptos" w:cs="Aptos" w:eastAsia="Aptos"/>
+          <w:rFonts w:cs="Aptos"/>
           <w:b w:val="0"/>
           <w:bCs w:val="0"/>
           <w:color w:val="000000"/>
@@ -1019,7 +997,7 @@
       </w:r>
       <w:r>
         <w:rPr>
-          <w:rFonts w:ascii="Aptos" w:hAnsi="Aptos" w:cs="Aptos" w:eastAsia="Aptos"/>
+          <w:rFonts w:cs="Aptos"/>
           <w:b w:val="0"/>
           <w:bCs w:val="0"/>
           <w:color w:val="000000"/>
@@ -1030,7 +1008,7 @@
       </w:r>
       <w:r>
         <w:rPr>
-          <w:rFonts w:ascii="Aptos" w:hAnsi="Aptos" w:cs="Aptos" w:eastAsia="Aptos"/>
+          <w:rFonts w:cs="Aptos"/>
           <w:b w:val="0"/>
           <w:bCs w:val="0"/>
           <w:color w:val="000000"/>
@@ -1041,7 +1019,7 @@
       </w:r>
       <w:r>
         <w:rPr>
-          <w:rFonts w:ascii="Aptos" w:hAnsi="Aptos" w:cs="Aptos" w:eastAsia="Aptos"/>
+          <w:rFonts w:cs="Aptos"/>
           <w:b w:val="0"/>
           <w:bCs w:val="0"/>
           <w:color w:val="000000"/>
@@ -1052,7 +1030,7 @@
       </w:r>
       <w:r>
         <w:rPr>
-          <w:rFonts w:ascii="Aptos" w:hAnsi="Aptos" w:cs="Aptos" w:eastAsia="Aptos"/>
+          <w:rFonts w:cs="Aptos"/>
           <w:b w:val="0"/>
           <w:bCs w:val="0"/>
           <w:color w:val="000000"/>
@@ -1063,7 +1041,7 @@
       </w:r>
       <w:r>
         <w:rPr>
-          <w:rFonts w:ascii="Aptos" w:hAnsi="Aptos" w:cs="Aptos" w:eastAsia="Aptos"/>
+          <w:rFonts w:cs="Aptos"/>
           <w:b w:val="0"/>
           <w:bCs w:val="0"/>
           <w:color w:val="000000"/>
@@ -1074,7 +1052,7 @@
       </w:r>
       <w:r>
         <w:rPr>
-          <w:rFonts w:ascii="Aptos" w:hAnsi="Aptos" w:cs="Aptos" w:eastAsia="Aptos"/>
+          <w:rFonts w:cs="Aptos"/>
           <w:b w:val="0"/>
           <w:bCs w:val="0"/>
           <w:color w:val="000000"/>
@@ -1085,18 +1063,31 @@
       </w:r>
       <w:r>
         <w:rPr>
-          <w:rFonts w:ascii="Aptos" w:hAnsi="Aptos" w:cs="Aptos" w:eastAsia="Aptos"/>
-          <w:b w:val="0"/>
-          <w:bCs w:val="0"/>
-          <w:color w:val="000000"/>
-          <w:sz w:val="24"/>
-          <w:szCs w:val="24"/>
-        </w:rPr>
-        <w:t>You made</w:t>
-      </w:r>
-      <w:r>
-        <w:rPr>
-          <w:rFonts w:ascii="Aptos" w:hAnsi="Aptos" w:cs="Aptos" w:eastAsia="Aptos"/>
+          <w:rFonts w:cs="Aptos"/>
+          <w:b w:val="0"/>
+          <w:bCs w:val="0"/>
+          <w:color w:val="000000"/>
+          <w:sz w:val="24"/>
+          <w:szCs w:val="24"/>
+        </w:rPr>
+        <w:t xml:space="preserve">You </w:t>
+      </w:r>
+      <w:proofErr w:type="gramStart"/>
+      <w:r>
+        <w:rPr>
+          <w:rFonts w:cs="Aptos"/>
+          <w:b w:val="0"/>
+          <w:bCs w:val="0"/>
+          <w:color w:val="000000"/>
+          <w:sz w:val="24"/>
+          <w:szCs w:val="24"/>
+        </w:rPr>
+        <w:t>made</w:t>
+      </w:r>
+      <w:proofErr w:type="gramEnd"/>
+      <w:r>
+        <w:rPr>
+          <w:rFonts w:cs="Aptos"/>
           <w:b w:val="0"/>
           <w:bCs w:val="0"/>
           <w:color w:val="000000"/>
@@ -1107,7 +1098,7 @@
       </w:r>
       <w:r>
         <w:rPr>
-          <w:rFonts w:ascii="Aptos" w:hAnsi="Aptos" w:cs="Aptos" w:eastAsia="Aptos"/>
+          <w:rFonts w:cs="Aptos"/>
           <w:b w:val="0"/>
           <w:bCs w:val="0"/>
           <w:color w:val="000000"/>
@@ -1118,7 +1109,7 @@
       </w:r>
       <w:r>
         <w:rPr>
-          <w:rFonts w:ascii="Aptos" w:hAnsi="Aptos" w:cs="Aptos" w:eastAsia="Aptos"/>
+          <w:rFonts w:cs="Aptos"/>
           <w:b w:val="0"/>
           <w:bCs w:val="0"/>
           <w:color w:val="000000"/>
@@ -1129,7 +1120,7 @@
       </w:r>
       <w:r>
         <w:rPr>
-          <w:rFonts w:ascii="Aptos" w:hAnsi="Aptos" w:cs="Aptos" w:eastAsia="Aptos"/>
+          <w:rFonts w:cs="Aptos"/>
           <w:b w:val="0"/>
           <w:bCs w:val="0"/>
           <w:color w:val="000000"/>
@@ -1140,7 +1131,7 @@
       </w:r>
       <w:r>
         <w:rPr>
-          <w:rFonts w:ascii="Aptos" w:hAnsi="Aptos" w:cs="Aptos" w:eastAsia="Aptos"/>
+          <w:rFonts w:cs="Aptos"/>
           <w:b w:val="0"/>
           <w:bCs w:val="0"/>
           <w:color w:val="000000"/>
@@ -1151,7 +1142,7 @@
       </w:r>
       <w:r>
         <w:rPr>
-          <w:rFonts w:ascii="Aptos" w:hAnsi="Aptos" w:cs="Aptos" w:eastAsia="Aptos"/>
+          <w:rFonts w:cs="Aptos"/>
           <w:b w:val="0"/>
           <w:bCs w:val="0"/>
           <w:color w:val="000000"/>
@@ -1162,7 +1153,7 @@
       </w:r>
       <w:r>
         <w:rPr>
-          <w:rFonts w:ascii="Aptos" w:hAnsi="Aptos" w:cs="Aptos" w:eastAsia="Aptos"/>
+          <w:rFonts w:cs="Aptos"/>
           <w:b w:val="0"/>
           <w:bCs w:val="0"/>
           <w:color w:val="000000"/>
@@ -1173,7 +1164,7 @@
       </w:r>
       <w:r>
         <w:rPr>
-          <w:rFonts w:ascii="Aptos" w:hAnsi="Aptos" w:cs="Aptos" w:eastAsia="Aptos"/>
+          <w:rFonts w:cs="Aptos"/>
           <w:b w:val="0"/>
           <w:bCs w:val="0"/>
           <w:color w:val="000000"/>
@@ -1184,7 +1175,7 @@
       </w:r>
       <w:r>
         <w:rPr>
-          <w:rFonts w:ascii="Aptos" w:hAnsi="Aptos" w:cs="Aptos" w:eastAsia="Aptos"/>
+          <w:rFonts w:cs="Aptos"/>
           <w:b w:val="0"/>
           <w:bCs w:val="0"/>
           <w:color w:val="000000"/>
@@ -1195,7 +1186,7 @@
       </w:r>
       <w:r>
         <w:rPr>
-          <w:rFonts w:ascii="Aptos" w:hAnsi="Aptos" w:cs="Aptos" w:eastAsia="Aptos"/>
+          <w:rFonts w:cs="Aptos"/>
           <w:b w:val="0"/>
           <w:bCs w:val="0"/>
           <w:color w:val="000000"/>
@@ -1206,7 +1197,7 @@
       </w:r>
       <w:r>
         <w:rPr>
-          <w:rFonts w:ascii="Aptos" w:hAnsi="Aptos" w:cs="Aptos" w:eastAsia="Aptos"/>
+          <w:rFonts w:cs="Aptos"/>
           <w:b w:val="0"/>
           <w:bCs w:val="0"/>
           <w:color w:val="000000"/>
@@ -1217,7 +1208,7 @@
       </w:r>
       <w:r>
         <w:rPr>
-          <w:rFonts w:ascii="Aptos" w:hAnsi="Aptos" w:cs="Aptos" w:eastAsia="Aptos"/>
+          <w:rFonts w:cs="Aptos"/>
           <w:b w:val="0"/>
           <w:bCs w:val="0"/>
           <w:color w:val="000000"/>
@@ -1228,7 +1219,7 @@
       </w:r>
       <w:r>
         <w:rPr>
-          <w:rFonts w:ascii="Aptos" w:hAnsi="Aptos" w:cs="Aptos" w:eastAsia="Aptos"/>
+          <w:rFonts w:cs="Aptos"/>
           <w:b w:val="0"/>
           <w:bCs w:val="0"/>
           <w:color w:val="000000"/>
@@ -1239,7 +1230,7 @@
       </w:r>
       <w:r>
         <w:rPr>
-          <w:rFonts w:ascii="Aptos" w:hAnsi="Aptos" w:cs="Aptos" w:eastAsia="Aptos"/>
+          <w:rFonts w:cs="Aptos"/>
           <w:b w:val="0"/>
           <w:bCs w:val="0"/>
           <w:color w:val="000000"/>
@@ -1250,7 +1241,7 @@
       </w:r>
       <w:r>
         <w:rPr>
-          <w:rFonts w:ascii="Aptos" w:hAnsi="Aptos" w:cs="Aptos" w:eastAsia="Aptos"/>
+          <w:rFonts w:cs="Aptos"/>
           <w:b w:val="0"/>
           <w:bCs w:val="0"/>
           <w:color w:val="000000"/>
@@ -1261,7 +1252,7 @@
       </w:r>
       <w:r>
         <w:rPr>
-          <w:rFonts w:ascii="Aptos" w:hAnsi="Aptos" w:cs="Aptos" w:eastAsia="Aptos"/>
+          <w:rFonts w:cs="Aptos"/>
           <w:b w:val="0"/>
           <w:bCs w:val="0"/>
           <w:color w:val="000000"/>
@@ -1272,7 +1263,7 @@
       </w:r>
       <w:r>
         <w:rPr>
-          <w:rFonts w:ascii="Aptos" w:hAnsi="Aptos" w:cs="Aptos" w:eastAsia="Aptos"/>
+          <w:rFonts w:cs="Aptos"/>
           <w:b w:val="0"/>
           <w:bCs w:val="0"/>
           <w:color w:val="000000"/>
@@ -1283,7 +1274,7 @@
       </w:r>
       <w:r>
         <w:rPr>
-          <w:rFonts w:ascii="Aptos" w:hAnsi="Aptos" w:cs="Aptos" w:eastAsia="Aptos"/>
+          <w:rFonts w:cs="Aptos"/>
           <w:b w:val="0"/>
           <w:bCs w:val="0"/>
           <w:color w:val="000000"/>
@@ -1294,7 +1285,7 @@
       </w:r>
       <w:r>
         <w:rPr>
-          <w:rFonts w:ascii="Aptos" w:hAnsi="Aptos" w:cs="Aptos" w:eastAsia="Aptos"/>
+          <w:rFonts w:cs="Aptos"/>
           <w:b w:val="0"/>
           <w:bCs w:val="0"/>
           <w:color w:val="000000"/>
@@ -1305,7 +1296,7 @@
       </w:r>
       <w:r>
         <w:rPr>
-          <w:rFonts w:ascii="Aptos" w:hAnsi="Aptos" w:cs="Aptos" w:eastAsia="Aptos"/>
+          <w:rFonts w:cs="Aptos"/>
           <w:b w:val="0"/>
           <w:bCs w:val="0"/>
           <w:color w:val="000000"/>
@@ -1316,7 +1307,7 @@
       </w:r>
       <w:r>
         <w:rPr>
-          <w:rFonts w:ascii="Aptos" w:hAnsi="Aptos" w:cs="Aptos" w:eastAsia="Aptos"/>
+          <w:rFonts w:cs="Aptos"/>
           <w:b w:val="0"/>
           <w:bCs w:val="0"/>
           <w:color w:val="000000"/>
@@ -1327,7 +1318,7 @@
       </w:r>
       <w:r>
         <w:rPr>
-          <w:rFonts w:ascii="Aptos" w:hAnsi="Aptos" w:cs="Aptos" w:eastAsia="Aptos"/>
+          <w:rFonts w:cs="Aptos"/>
           <w:b w:val="0"/>
           <w:bCs w:val="0"/>
           <w:color w:val="000000"/>
@@ -1338,7 +1329,7 @@
       </w:r>
       <w:r>
         <w:rPr>
-          <w:rFonts w:ascii="Aptos" w:hAnsi="Aptos" w:cs="Aptos" w:eastAsia="Aptos"/>
+          <w:rFonts w:cs="Aptos"/>
           <w:b w:val="0"/>
           <w:bCs w:val="0"/>
           <w:color w:val="000000"/>
@@ -1349,7 +1340,7 @@
       </w:r>
       <w:r>
         <w:rPr>
-          <w:rFonts w:ascii="Aptos" w:hAnsi="Aptos" w:cs="Aptos" w:eastAsia="Aptos"/>
+          <w:rFonts w:cs="Aptos"/>
           <w:b w:val="0"/>
           <w:bCs w:val="0"/>
           <w:color w:val="000000"/>
@@ -1360,7 +1351,7 @@
       </w:r>
       <w:r>
         <w:rPr>
-          <w:rFonts w:ascii="Aptos" w:hAnsi="Aptos" w:cs="Aptos" w:eastAsia="Aptos"/>
+          <w:rFonts w:cs="Aptos"/>
           <w:b w:val="0"/>
           <w:bCs w:val="0"/>
           <w:color w:val="000000"/>
@@ -1371,18 +1362,42 @@
       </w:r>
       <w:r>
         <w:rPr>
-          <w:rFonts w:ascii="Aptos" w:hAnsi="Aptos" w:cs="Aptos" w:eastAsia="Aptos"/>
-          <w:b w:val="0"/>
-          <w:bCs w:val="0"/>
-          <w:color w:val="000000"/>
-          <w:sz w:val="24"/>
-          <w:szCs w:val="24"/>
-        </w:rPr>
-        <w:t>Mostly getting worse with the walking.</w:t>
-      </w:r>
-      <w:r>
-        <w:rPr>
-          <w:rFonts w:ascii="Aptos" w:hAnsi="Aptos" w:cs="Aptos" w:eastAsia="Aptos"/>
+          <w:rFonts w:cs="Aptos"/>
+          <w:b w:val="0"/>
+          <w:bCs w:val="0"/>
+          <w:color w:val="000000"/>
+          <w:sz w:val="24"/>
+          <w:szCs w:val="24"/>
+        </w:rPr>
+        <w:t xml:space="preserve">Mostly getting worse with </w:t>
+      </w:r>
+      <w:proofErr w:type="gramStart"/>
+      <w:r>
+        <w:rPr>
+          <w:rFonts w:cs="Aptos"/>
+          <w:b w:val="0"/>
+          <w:bCs w:val="0"/>
+          <w:color w:val="000000"/>
+          <w:sz w:val="24"/>
+          <w:szCs w:val="24"/>
+        </w:rPr>
+        <w:t>the walking</w:t>
+      </w:r>
+      <w:proofErr w:type="gramEnd"/>
+      <w:r>
+        <w:rPr>
+          <w:rFonts w:cs="Aptos"/>
+          <w:b w:val="0"/>
+          <w:bCs w:val="0"/>
+          <w:color w:val="000000"/>
+          <w:sz w:val="24"/>
+          <w:szCs w:val="24"/>
+        </w:rPr>
+        <w:t>.</w:t>
+      </w:r>
+      <w:r>
+        <w:rPr>
+          <w:rFonts w:cs="Aptos"/>
           <w:b w:val="0"/>
           <w:bCs w:val="0"/>
           <w:color w:val="000000"/>
@@ -1393,7 +1408,7 @@
       </w:r>
       <w:r>
         <w:rPr>
-          <w:rFonts w:ascii="Aptos" w:hAnsi="Aptos" w:cs="Aptos" w:eastAsia="Aptos"/>
+          <w:rFonts w:cs="Aptos"/>
           <w:b w:val="0"/>
           <w:bCs w:val="0"/>
           <w:color w:val="000000"/>
@@ -1404,7 +1419,7 @@
       </w:r>
       <w:r>
         <w:rPr>
-          <w:rFonts w:ascii="Aptos" w:hAnsi="Aptos" w:cs="Aptos" w:eastAsia="Aptos"/>
+          <w:rFonts w:cs="Aptos"/>
           <w:b w:val="0"/>
           <w:bCs w:val="0"/>
           <w:color w:val="000000"/>
@@ -1415,7 +1430,7 @@
       </w:r>
       <w:r>
         <w:rPr>
-          <w:rFonts w:ascii="Aptos" w:hAnsi="Aptos" w:cs="Aptos" w:eastAsia="Aptos"/>
+          <w:rFonts w:cs="Aptos"/>
           <w:b w:val="0"/>
           <w:bCs w:val="0"/>
           <w:color w:val="000000"/>
@@ -1426,18 +1441,19 @@
       </w:r>
       <w:r>
         <w:rPr>
-          <w:rFonts w:ascii="Aptos" w:hAnsi="Aptos" w:cs="Aptos" w:eastAsia="Aptos"/>
-          <w:b w:val="0"/>
-          <w:bCs w:val="0"/>
-          <w:color w:val="000000"/>
-          <w:sz w:val="24"/>
-          <w:szCs w:val="24"/>
-        </w:rPr>
+          <w:rFonts w:cs="Aptos"/>
+          <w:b w:val="0"/>
+          <w:bCs w:val="0"/>
+          <w:color w:val="000000"/>
+          <w:sz w:val="24"/>
+          <w:szCs w:val="24"/>
+        </w:rPr>
+        <w:lastRenderedPageBreak/>
         <w:t xml:space="preserve">lay </w:t>
       </w:r>
       <w:r>
         <w:rPr>
-          <w:rFonts w:ascii="Aptos" w:hAnsi="Aptos" w:cs="Aptos" w:eastAsia="Aptos"/>
+          <w:rFonts w:cs="Aptos"/>
           <w:b w:val="0"/>
           <w:bCs w:val="0"/>
           <w:color w:val="000000"/>
@@ -1448,7 +1464,7 @@
       </w:r>
       <w:r>
         <w:rPr>
-          <w:rFonts w:ascii="Aptos" w:hAnsi="Aptos" w:cs="Aptos" w:eastAsia="Aptos"/>
+          <w:rFonts w:cs="Aptos"/>
           <w:b w:val="0"/>
           <w:bCs w:val="0"/>
           <w:color w:val="000000"/>
@@ -1459,7 +1475,7 @@
       </w:r>
       <w:r>
         <w:rPr>
-          <w:rFonts w:ascii="Aptos" w:hAnsi="Aptos" w:cs="Aptos" w:eastAsia="Aptos"/>
+          <w:rFonts w:cs="Aptos"/>
           <w:b w:val="0"/>
           <w:bCs w:val="0"/>
           <w:color w:val="000000"/>
@@ -1470,7 +1486,7 @@
       </w:r>
       <w:r>
         <w:rPr>
-          <w:rFonts w:ascii="Aptos" w:hAnsi="Aptos" w:cs="Aptos" w:eastAsia="Aptos"/>
+          <w:rFonts w:cs="Aptos"/>
           <w:b w:val="0"/>
           <w:bCs w:val="0"/>
           <w:color w:val="000000"/>
@@ -1481,7 +1497,7 @@
       </w:r>
       <w:r>
         <w:rPr>
-          <w:rFonts w:ascii="Aptos" w:hAnsi="Aptos" w:cs="Aptos" w:eastAsia="Aptos"/>
+          <w:rFonts w:cs="Aptos"/>
           <w:b w:val="0"/>
           <w:bCs w:val="0"/>
           <w:color w:val="000000"/>
@@ -1492,7 +1508,7 @@
       </w:r>
       <w:r>
         <w:rPr>
-          <w:rFonts w:ascii="Aptos" w:hAnsi="Aptos" w:cs="Aptos" w:eastAsia="Aptos"/>
+          <w:rFonts w:cs="Aptos"/>
           <w:b w:val="0"/>
           <w:bCs w:val="0"/>
           <w:color w:val="000000"/>
@@ -1503,7 +1519,7 @@
       </w:r>
       <w:r>
         <w:rPr>
-          <w:rFonts w:ascii="Aptos" w:hAnsi="Aptos" w:cs="Aptos" w:eastAsia="Aptos"/>
+          <w:rFonts w:cs="Aptos"/>
           <w:b w:val="0"/>
           <w:bCs w:val="0"/>
           <w:color w:val="000000"/>
@@ -1514,7 +1530,7 @@
       </w:r>
       <w:r>
         <w:rPr>
-          <w:rFonts w:ascii="Aptos" w:hAnsi="Aptos" w:cs="Aptos" w:eastAsia="Aptos"/>
+          <w:rFonts w:cs="Aptos"/>
           <w:b w:val="0"/>
           <w:bCs w:val="0"/>
           <w:color w:val="000000"/>
@@ -1525,7 +1541,7 @@
       </w:r>
       <w:r>
         <w:rPr>
-          <w:rFonts w:ascii="Aptos" w:hAnsi="Aptos" w:cs="Aptos" w:eastAsia="Aptos"/>
+          <w:rFonts w:cs="Aptos"/>
           <w:b w:val="0"/>
           <w:bCs w:val="0"/>
           <w:color w:val="000000"/>
@@ -1536,7 +1552,7 @@
       </w:r>
       <w:r>
         <w:rPr>
-          <w:rFonts w:ascii="Aptos" w:hAnsi="Aptos" w:cs="Aptos" w:eastAsia="Aptos"/>
+          <w:rFonts w:cs="Aptos"/>
           <w:b w:val="0"/>
           <w:bCs w:val="0"/>
           <w:color w:val="000000"/>
@@ -1547,7 +1563,7 @@
       </w:r>
       <w:r>
         <w:rPr>
-          <w:rFonts w:ascii="Aptos" w:hAnsi="Aptos" w:cs="Aptos" w:eastAsia="Aptos"/>
+          <w:rFonts w:cs="Aptos"/>
           <w:b w:val="0"/>
           <w:bCs w:val="0"/>
           <w:color w:val="000000"/>
@@ -1558,7 +1574,7 @@
       </w:r>
       <w:r>
         <w:rPr>
-          <w:rFonts w:ascii="Aptos" w:hAnsi="Aptos" w:cs="Aptos" w:eastAsia="Aptos"/>
+          <w:rFonts w:cs="Aptos"/>
           <w:b w:val="0"/>
           <w:bCs w:val="0"/>
           <w:color w:val="000000"/>
@@ -1569,7 +1585,7 @@
       </w:r>
       <w:r>
         <w:rPr>
-          <w:rFonts w:ascii="Aptos" w:hAnsi="Aptos" w:cs="Aptos" w:eastAsia="Aptos"/>
+          <w:rFonts w:cs="Aptos"/>
           <w:b w:val="0"/>
           <w:bCs w:val="0"/>
           <w:color w:val="000000"/>
@@ -1580,7 +1596,7 @@
       </w:r>
       <w:r>
         <w:rPr>
-          <w:rFonts w:ascii="Aptos" w:hAnsi="Aptos" w:cs="Aptos" w:eastAsia="Aptos"/>
+          <w:rFonts w:cs="Aptos"/>
           <w:b w:val="0"/>
           <w:bCs w:val="0"/>
           <w:color w:val="000000"/>
@@ -1591,7 +1607,7 @@
       </w:r>
       <w:r>
         <w:rPr>
-          <w:rFonts w:ascii="Aptos" w:hAnsi="Aptos" w:cs="Aptos" w:eastAsia="Aptos"/>
+          <w:rFonts w:cs="Aptos"/>
           <w:b w:val="0"/>
           <w:bCs w:val="0"/>
           <w:color w:val="000000"/>
@@ -1602,7 +1618,7 @@
       </w:r>
       <w:r>
         <w:rPr>
-          <w:rFonts w:ascii="Aptos" w:hAnsi="Aptos" w:cs="Aptos" w:eastAsia="Aptos"/>
+          <w:rFonts w:cs="Aptos"/>
           <w:b w:val="0"/>
           <w:bCs w:val="0"/>
           <w:color w:val="000000"/>
@@ -1613,7 +1629,7 @@
       </w:r>
       <w:r>
         <w:rPr>
-          <w:rFonts w:ascii="Aptos" w:hAnsi="Aptos" w:cs="Aptos" w:eastAsia="Aptos"/>
+          <w:rFonts w:cs="Aptos"/>
           <w:b w:val="0"/>
           <w:bCs w:val="0"/>
           <w:color w:val="000000"/>
@@ -1624,7 +1640,7 @@
       </w:r>
       <w:r>
         <w:rPr>
-          <w:rFonts w:ascii="Aptos" w:hAnsi="Aptos" w:cs="Aptos" w:eastAsia="Aptos"/>
+          <w:rFonts w:cs="Aptos"/>
           <w:b w:val="0"/>
           <w:bCs w:val="0"/>
           <w:color w:val="000000"/>
@@ -1635,7 +1651,7 @@
       </w:r>
       <w:r>
         <w:rPr>
-          <w:rFonts w:ascii="Aptos" w:hAnsi="Aptos" w:cs="Aptos" w:eastAsia="Aptos"/>
+          <w:rFonts w:cs="Aptos"/>
           <w:b w:val="0"/>
           <w:bCs w:val="0"/>
           <w:color w:val="000000"/>
@@ -1646,7 +1662,7 @@
       </w:r>
       <w:r>
         <w:rPr>
-          <w:rFonts w:ascii="Aptos" w:hAnsi="Aptos" w:cs="Aptos" w:eastAsia="Aptos"/>
+          <w:rFonts w:cs="Aptos"/>
           <w:b w:val="0"/>
           <w:bCs w:val="0"/>
           <w:color w:val="000000"/>
@@ -1657,7 +1673,7 @@
       </w:r>
       <w:r>
         <w:rPr>
-          <w:rFonts w:ascii="Aptos" w:hAnsi="Aptos" w:cs="Aptos" w:eastAsia="Aptos"/>
+          <w:rFonts w:cs="Aptos"/>
           <w:b w:val="0"/>
           <w:bCs w:val="0"/>
           <w:color w:val="000000"/>
@@ -1668,7 +1684,7 @@
       </w:r>
       <w:r>
         <w:rPr>
-          <w:rFonts w:ascii="Aptos" w:hAnsi="Aptos" w:cs="Aptos" w:eastAsia="Aptos"/>
+          <w:rFonts w:cs="Aptos"/>
           <w:b w:val="0"/>
           <w:bCs w:val="0"/>
           <w:color w:val="000000"/>
@@ -1679,7 +1695,7 @@
       </w:r>
       <w:r>
         <w:rPr>
-          <w:rFonts w:ascii="Aptos" w:hAnsi="Aptos" w:cs="Aptos" w:eastAsia="Aptos"/>
+          <w:rFonts w:cs="Aptos"/>
           <w:b w:val="0"/>
           <w:bCs w:val="0"/>
           <w:color w:val="000000"/>
@@ -1690,7 +1706,7 @@
       </w:r>
       <w:r>
         <w:rPr>
-          <w:rFonts w:ascii="Aptos" w:hAnsi="Aptos" w:cs="Aptos" w:eastAsia="Aptos"/>
+          <w:rFonts w:cs="Aptos"/>
           <w:b w:val="0"/>
           <w:bCs w:val="0"/>
           <w:color w:val="000000"/>
@@ -1701,7 +1717,7 @@
       </w:r>
       <w:r>
         <w:rPr>
-          <w:rFonts w:ascii="Aptos" w:hAnsi="Aptos" w:cs="Aptos" w:eastAsia="Aptos"/>
+          <w:rFonts w:cs="Aptos"/>
           <w:b w:val="0"/>
           <w:bCs w:val="0"/>
           <w:color w:val="000000"/>
@@ -1712,7 +1728,7 @@
       </w:r>
       <w:r>
         <w:rPr>
-          <w:rFonts w:ascii="Aptos" w:hAnsi="Aptos" w:cs="Aptos" w:eastAsia="Aptos"/>
+          <w:rFonts w:cs="Aptos"/>
           <w:b w:val="0"/>
           <w:bCs w:val="0"/>
           <w:color w:val="000000"/>
@@ -1723,7 +1739,7 @@
       </w:r>
       <w:r>
         <w:rPr>
-          <w:rFonts w:ascii="Aptos" w:hAnsi="Aptos" w:cs="Aptos" w:eastAsia="Aptos"/>
+          <w:rFonts w:cs="Aptos"/>
           <w:b w:val="0"/>
           <w:bCs w:val="0"/>
           <w:color w:val="000000"/>
@@ -1734,7 +1750,7 @@
       </w:r>
       <w:r>
         <w:rPr>
-          <w:rFonts w:ascii="Aptos" w:hAnsi="Aptos" w:cs="Aptos" w:eastAsia="Aptos"/>
+          <w:rFonts w:cs="Aptos"/>
           <w:b w:val="0"/>
           <w:bCs w:val="0"/>
           <w:color w:val="000000"/>
@@ -1745,7 +1761,7 @@
       </w:r>
       <w:r>
         <w:rPr>
-          <w:rFonts w:ascii="Aptos" w:hAnsi="Aptos" w:cs="Aptos" w:eastAsia="Aptos"/>
+          <w:rFonts w:cs="Aptos"/>
           <w:b w:val="0"/>
           <w:bCs w:val="0"/>
           <w:color w:val="000000"/>
@@ -1756,7 +1772,7 @@
       </w:r>
       <w:r>
         <w:rPr>
-          <w:rFonts w:ascii="Aptos" w:hAnsi="Aptos" w:cs="Aptos" w:eastAsia="Aptos"/>
+          <w:rFonts w:cs="Aptos"/>
           <w:b w:val="0"/>
           <w:bCs w:val="0"/>
           <w:color w:val="000000"/>
@@ -1767,7 +1783,7 @@
       </w:r>
       <w:r>
         <w:rPr>
-          <w:rFonts w:ascii="Aptos" w:hAnsi="Aptos" w:cs="Aptos" w:eastAsia="Aptos"/>
+          <w:rFonts w:cs="Aptos"/>
           <w:b w:val="0"/>
           <w:bCs w:val="0"/>
           <w:color w:val="000000"/>
@@ -1778,7 +1794,7 @@
       </w:r>
       <w:r>
         <w:rPr>
-          <w:rFonts w:ascii="Aptos" w:hAnsi="Aptos" w:cs="Aptos" w:eastAsia="Aptos"/>
+          <w:rFonts w:cs="Aptos"/>
           <w:b w:val="0"/>
           <w:bCs w:val="0"/>
           <w:color w:val="000000"/>
@@ -1789,7 +1805,7 @@
       </w:r>
       <w:r>
         <w:rPr>
-          <w:rFonts w:ascii="Aptos" w:hAnsi="Aptos" w:cs="Aptos" w:eastAsia="Aptos"/>
+          <w:rFonts w:cs="Aptos"/>
           <w:b w:val="0"/>
           <w:bCs w:val="0"/>
           <w:color w:val="000000"/>
@@ -1800,7 +1816,7 @@
       </w:r>
       <w:r>
         <w:rPr>
-          <w:rFonts w:ascii="Aptos" w:hAnsi="Aptos" w:cs="Aptos" w:eastAsia="Aptos"/>
+          <w:rFonts w:cs="Aptos"/>
           <w:b w:val="0"/>
           <w:bCs w:val="0"/>
           <w:color w:val="000000"/>
@@ -1811,7 +1827,7 @@
       </w:r>
       <w:r>
         <w:rPr>
-          <w:rFonts w:ascii="Aptos" w:hAnsi="Aptos" w:cs="Aptos" w:eastAsia="Aptos"/>
+          <w:rFonts w:cs="Aptos"/>
           <w:b w:val="0"/>
           <w:bCs w:val="0"/>
           <w:color w:val="000000"/>
@@ -1822,7 +1838,7 @@
       </w:r>
       <w:r>
         <w:rPr>
-          <w:rFonts w:ascii="Aptos" w:hAnsi="Aptos" w:cs="Aptos" w:eastAsia="Aptos"/>
+          <w:rFonts w:cs="Aptos"/>
           <w:b w:val="0"/>
           <w:bCs w:val="0"/>
           <w:color w:val="000000"/>
@@ -1833,7 +1849,7 @@
       </w:r>
       <w:r>
         <w:rPr>
-          <w:rFonts w:ascii="Aptos" w:hAnsi="Aptos" w:cs="Aptos" w:eastAsia="Aptos"/>
+          <w:rFonts w:cs="Aptos"/>
           <w:b w:val="0"/>
           <w:bCs w:val="0"/>
           <w:color w:val="000000"/>
@@ -1844,7 +1860,7 @@
       </w:r>
       <w:r>
         <w:rPr>
-          <w:rFonts w:ascii="Aptos" w:hAnsi="Aptos" w:cs="Aptos" w:eastAsia="Aptos"/>
+          <w:rFonts w:cs="Aptos"/>
           <w:b w:val="0"/>
           <w:bCs w:val="0"/>
           <w:color w:val="000000"/>
@@ -1855,7 +1871,7 @@
       </w:r>
       <w:r>
         <w:rPr>
-          <w:rFonts w:ascii="Aptos" w:hAnsi="Aptos" w:cs="Aptos" w:eastAsia="Aptos"/>
+          <w:rFonts w:cs="Aptos"/>
           <w:b w:val="0"/>
           <w:bCs w:val="0"/>
           <w:color w:val="000000"/>
@@ -1880,19 +1896,7 @@
       </w:pPr>
       <w:r>
         <w:rPr>
-          <w:rFonts w:ascii="Aptos" w:hAnsi="Aptos" w:cs="Aptos" w:eastAsia="Aptos"/>
-          <w:b w:val="0"/>
-          <w:bCs w:val="0"/>
-          <w:color w:val="000000"/>
-          <w:sz w:val="24"/>
-          <w:szCs w:val="24"/>
-        </w:rPr>
-        <w:lastRenderedPageBreak/>
-        <w:t/>
-      </w:r>
-      <w:r>
-        <w:rPr>
-          <w:rFonts w:ascii="Aptos" w:hAnsi="Aptos" w:cs="Aptos" w:eastAsia="Aptos"/>
+          <w:rFonts w:cs="Aptos"/>
           <w:b w:val="0"/>
           <w:bCs w:val="0"/>
           <w:color w:val="000000"/>
@@ -1917,7 +1921,7 @@
       </w:pPr>
       <w:r>
         <w:rPr>
-          <w:rFonts w:ascii="Aptos" w:hAnsi="Aptos" w:cs="Aptos" w:eastAsia="Aptos"/>
+          <w:rFonts w:cs="Aptos"/>
           <w:b w:val="0"/>
           <w:bCs w:val="0"/>
           <w:color w:val="000000"/>
@@ -1928,7 +1932,7 @@
       </w:r>
       <w:r>
         <w:rPr>
-          <w:rFonts w:ascii="Aptos" w:hAnsi="Aptos" w:cs="Aptos" w:eastAsia="Aptos"/>
+          <w:rFonts w:cs="Aptos"/>
           <w:b w:val="0"/>
           <w:bCs w:val="0"/>
           <w:color w:val="000000"/>
@@ -1939,7 +1943,7 @@
       </w:r>
       <w:r>
         <w:rPr>
-          <w:rFonts w:ascii="Aptos" w:hAnsi="Aptos" w:cs="Aptos" w:eastAsia="Aptos"/>
+          <w:rFonts w:cs="Aptos"/>
           <w:b w:val="0"/>
           <w:bCs w:val="0"/>
           <w:color w:val="000000"/>
@@ -1950,7 +1954,7 @@
       </w:r>
       <w:r>
         <w:rPr>
-          <w:rFonts w:ascii="Aptos" w:hAnsi="Aptos" w:cs="Aptos" w:eastAsia="Aptos"/>
+          <w:rFonts w:cs="Aptos"/>
           <w:b w:val="0"/>
           <w:bCs w:val="0"/>
           <w:color w:val="000000"/>
@@ -1961,7 +1965,7 @@
       </w:r>
       <w:r>
         <w:rPr>
-          <w:rFonts w:ascii="Aptos" w:hAnsi="Aptos" w:cs="Aptos" w:eastAsia="Aptos"/>
+          <w:rFonts w:cs="Aptos"/>
           <w:b w:val="0"/>
           <w:bCs w:val="0"/>
           <w:color w:val="000000"/>
@@ -1972,7 +1976,7 @@
       </w:r>
       <w:r>
         <w:rPr>
-          <w:rFonts w:ascii="Aptos" w:hAnsi="Aptos" w:cs="Aptos" w:eastAsia="Aptos"/>
+          <w:rFonts w:cs="Aptos"/>
           <w:b w:val="0"/>
           <w:bCs w:val="0"/>
           <w:color w:val="000000"/>
@@ -1981,9 +1985,10 @@
         </w:rPr>
         <w:t xml:space="preserve">walk, </w:t>
       </w:r>
-      <w:r>
-        <w:rPr>
-          <w:rFonts w:ascii="Aptos" w:hAnsi="Aptos" w:cs="Aptos" w:eastAsia="Aptos"/>
+      <w:proofErr w:type="gramStart"/>
+      <w:r>
+        <w:rPr>
+          <w:rFonts w:cs="Aptos"/>
           <w:b w:val="0"/>
           <w:bCs w:val="0"/>
           <w:color w:val="000000"/>
@@ -1994,7 +1999,7 @@
       </w:r>
       <w:r>
         <w:rPr>
-          <w:rFonts w:ascii="Aptos" w:hAnsi="Aptos" w:cs="Aptos" w:eastAsia="Aptos"/>
+          <w:rFonts w:cs="Aptos"/>
           <w:b w:val="0"/>
           <w:bCs w:val="0"/>
           <w:color w:val="000000"/>
@@ -2005,7 +2010,7 @@
       </w:r>
       <w:r>
         <w:rPr>
-          <w:rFonts w:ascii="Aptos" w:hAnsi="Aptos" w:cs="Aptos" w:eastAsia="Aptos"/>
+          <w:rFonts w:cs="Aptos"/>
           <w:b w:val="0"/>
           <w:bCs w:val="0"/>
           <w:color w:val="000000"/>
@@ -2014,9 +2019,10 @@
         </w:rPr>
         <w:t>30 minute</w:t>
       </w:r>
-      <w:r>
-        <w:rPr>
-          <w:rFonts w:ascii="Aptos" w:hAnsi="Aptos" w:cs="Aptos" w:eastAsia="Aptos"/>
+      <w:proofErr w:type="gramEnd"/>
+      <w:r>
+        <w:rPr>
+          <w:rFonts w:cs="Aptos"/>
           <w:b w:val="0"/>
           <w:bCs w:val="0"/>
           <w:color w:val="000000"/>
@@ -2027,7 +2033,7 @@
       </w:r>
       <w:r>
         <w:rPr>
-          <w:rFonts w:ascii="Aptos" w:hAnsi="Aptos" w:cs="Aptos" w:eastAsia="Aptos"/>
+          <w:rFonts w:cs="Aptos"/>
           <w:b w:val="0"/>
           <w:bCs w:val="0"/>
           <w:color w:val="000000"/>
@@ -2038,7 +2044,7 @@
       </w:r>
       <w:r>
         <w:rPr>
-          <w:rFonts w:ascii="Aptos" w:hAnsi="Aptos" w:cs="Aptos" w:eastAsia="Aptos"/>
+          <w:rFonts w:cs="Aptos"/>
           <w:b w:val="0"/>
           <w:bCs w:val="0"/>
           <w:color w:val="000000"/>
@@ -2063,18 +2069,7 @@
       </w:pPr>
       <w:r>
         <w:rPr>
-          <w:rFonts w:ascii="Aptos" w:hAnsi="Aptos" w:cs="Aptos" w:eastAsia="Aptos"/>
-          <w:b w:val="0"/>
-          <w:bCs w:val="0"/>
-          <w:color w:val="000000"/>
-          <w:sz w:val="24"/>
-          <w:szCs w:val="24"/>
-        </w:rPr>
-        <w:t/>
-      </w:r>
-      <w:r>
-        <w:rPr>
-          <w:rFonts w:ascii="Aptos" w:hAnsi="Aptos" w:cs="Aptos" w:eastAsia="Aptos"/>
+          <w:rFonts w:cs="Aptos"/>
           <w:b w:val="0"/>
           <w:bCs w:val="0"/>
           <w:color w:val="000000"/>
@@ -2099,7 +2094,7 @@
       </w:pPr>
       <w:r>
         <w:rPr>
-          <w:rFonts w:ascii="Aptos" w:hAnsi="Aptos" w:cs="Aptos" w:eastAsia="Aptos"/>
+          <w:rFonts w:cs="Aptos"/>
           <w:b w:val="0"/>
           <w:bCs w:val="0"/>
           <w:color w:val="000000"/>
@@ -2110,7 +2105,7 @@
       </w:r>
       <w:r>
         <w:rPr>
-          <w:rFonts w:ascii="Aptos" w:hAnsi="Aptos" w:cs="Aptos" w:eastAsia="Aptos"/>
+          <w:rFonts w:cs="Aptos"/>
           <w:b w:val="0"/>
           <w:bCs w:val="0"/>
           <w:color w:val="000000"/>
@@ -2121,7 +2116,7 @@
       </w:r>
       <w:r>
         <w:rPr>
-          <w:rFonts w:ascii="Aptos" w:hAnsi="Aptos" w:cs="Aptos" w:eastAsia="Aptos"/>
+          <w:rFonts w:cs="Aptos"/>
           <w:b w:val="0"/>
           <w:bCs w:val="0"/>
           <w:color w:val="000000"/>
@@ -2132,7 +2127,7 @@
       </w:r>
       <w:r>
         <w:rPr>
-          <w:rFonts w:ascii="Aptos" w:hAnsi="Aptos" w:cs="Aptos" w:eastAsia="Aptos"/>
+          <w:rFonts w:cs="Aptos"/>
           <w:b w:val="0"/>
           <w:bCs w:val="0"/>
           <w:color w:val="000000"/>
@@ -2143,7 +2138,7 @@
       </w:r>
       <w:r>
         <w:rPr>
-          <w:rFonts w:ascii="Aptos" w:hAnsi="Aptos" w:cs="Aptos" w:eastAsia="Aptos"/>
+          <w:rFonts w:cs="Aptos"/>
           <w:b w:val="0"/>
           <w:bCs w:val="0"/>
           <w:color w:val="000000"/>
@@ -2154,7 +2149,7 @@
       </w:r>
       <w:r>
         <w:rPr>
-          <w:rFonts w:ascii="Aptos" w:hAnsi="Aptos" w:cs="Aptos" w:eastAsia="Aptos"/>
+          <w:rFonts w:cs="Aptos"/>
           <w:b w:val="0"/>
           <w:bCs w:val="0"/>
           <w:color w:val="000000"/>
@@ -2165,7 +2160,7 @@
       </w:r>
       <w:r>
         <w:rPr>
-          <w:rFonts w:ascii="Aptos" w:hAnsi="Aptos" w:cs="Aptos" w:eastAsia="Aptos"/>
+          <w:rFonts w:cs="Aptos"/>
           <w:b w:val="0"/>
           <w:bCs w:val="0"/>
           <w:color w:val="000000"/>
@@ -2176,7 +2171,7 @@
       </w:r>
       <w:r>
         <w:rPr>
-          <w:rFonts w:ascii="Aptos" w:hAnsi="Aptos" w:cs="Aptos" w:eastAsia="Aptos"/>
+          <w:rFonts w:cs="Aptos"/>
           <w:b w:val="0"/>
           <w:bCs w:val="0"/>
           <w:color w:val="000000"/>
@@ -2187,7 +2182,7 @@
       </w:r>
       <w:r>
         <w:rPr>
-          <w:rFonts w:ascii="Aptos" w:hAnsi="Aptos" w:cs="Aptos" w:eastAsia="Aptos"/>
+          <w:rFonts w:cs="Aptos"/>
           <w:b w:val="0"/>
           <w:bCs w:val="0"/>
           <w:color w:val="000000"/>
@@ -2198,18 +2193,31 @@
       </w:r>
       <w:r>
         <w:rPr>
-          <w:rFonts w:ascii="Aptos" w:hAnsi="Aptos" w:cs="Aptos" w:eastAsia="Aptos"/>
-          <w:b w:val="0"/>
-          <w:bCs w:val="0"/>
-          <w:color w:val="000000"/>
-          <w:sz w:val="24"/>
-          <w:szCs w:val="24"/>
-        </w:rPr>
-        <w:t xml:space="preserve"> from your parent</w:t>
-      </w:r>
-      <w:r>
-        <w:rPr>
-          <w:rFonts w:ascii="Aptos" w:hAnsi="Aptos" w:cs="Aptos" w:eastAsia="Aptos"/>
+          <w:rFonts w:cs="Aptos"/>
+          <w:b w:val="0"/>
+          <w:bCs w:val="0"/>
+          <w:color w:val="000000"/>
+          <w:sz w:val="24"/>
+          <w:szCs w:val="24"/>
+        </w:rPr>
+        <w:t xml:space="preserve"> from your </w:t>
+      </w:r>
+      <w:proofErr w:type="gramStart"/>
+      <w:r>
+        <w:rPr>
+          <w:rFonts w:cs="Aptos"/>
+          <w:b w:val="0"/>
+          <w:bCs w:val="0"/>
+          <w:color w:val="000000"/>
+          <w:sz w:val="24"/>
+          <w:szCs w:val="24"/>
+        </w:rPr>
+        <w:t>parent</w:t>
+      </w:r>
+      <w:proofErr w:type="gramEnd"/>
+      <w:r>
+        <w:rPr>
+          <w:rFonts w:cs="Aptos"/>
           <w:b w:val="0"/>
           <w:bCs w:val="0"/>
           <w:color w:val="000000"/>
@@ -2234,18 +2242,7 @@
       </w:pPr>
       <w:r>
         <w:rPr>
-          <w:rFonts w:ascii="Aptos" w:hAnsi="Aptos" w:cs="Aptos" w:eastAsia="Aptos"/>
-          <w:b w:val="0"/>
-          <w:bCs w:val="0"/>
-          <w:color w:val="000000"/>
-          <w:sz w:val="24"/>
-          <w:szCs w:val="24"/>
-        </w:rPr>
-        <w:t/>
-      </w:r>
-      <w:r>
-        <w:rPr>
-          <w:rFonts w:ascii="Aptos" w:hAnsi="Aptos" w:cs="Aptos" w:eastAsia="Aptos"/>
+          <w:rFonts w:cs="Aptos"/>
           <w:b w:val="0"/>
           <w:bCs w:val="0"/>
           <w:color w:val="000000"/>
@@ -2270,7 +2267,7 @@
       </w:pPr>
       <w:r>
         <w:rPr>
-          <w:rFonts w:ascii="Aptos" w:hAnsi="Aptos" w:cs="Aptos" w:eastAsia="Aptos"/>
+          <w:rFonts w:cs="Aptos"/>
           <w:b w:val="0"/>
           <w:bCs w:val="0"/>
           <w:color w:val="000000"/>
@@ -2281,7 +2278,7 @@
       </w:r>
       <w:r>
         <w:rPr>
-          <w:rFonts w:ascii="Aptos" w:hAnsi="Aptos" w:cs="Aptos" w:eastAsia="Aptos"/>
+          <w:rFonts w:cs="Aptos"/>
           <w:b w:val="0"/>
           <w:bCs w:val="0"/>
           <w:color w:val="000000"/>
@@ -2292,7 +2289,7 @@
       </w:r>
       <w:r>
         <w:rPr>
-          <w:rFonts w:ascii="Aptos" w:hAnsi="Aptos" w:cs="Aptos" w:eastAsia="Aptos"/>
+          <w:rFonts w:cs="Aptos"/>
           <w:b w:val="0"/>
           <w:bCs w:val="0"/>
           <w:color w:val="000000"/>
@@ -2303,7 +2300,7 @@
       </w:r>
       <w:r>
         <w:rPr>
-          <w:rFonts w:ascii="Aptos" w:hAnsi="Aptos" w:cs="Aptos" w:eastAsia="Aptos"/>
+          <w:rFonts w:cs="Aptos"/>
           <w:b w:val="0"/>
           <w:bCs w:val="0"/>
           <w:color w:val="000000"/>
@@ -2314,7 +2311,7 @@
       </w:r>
       <w:r>
         <w:rPr>
-          <w:rFonts w:ascii="Aptos" w:hAnsi="Aptos" w:cs="Aptos" w:eastAsia="Aptos"/>
+          <w:rFonts w:cs="Aptos"/>
           <w:b w:val="0"/>
           <w:bCs w:val="0"/>
           <w:color w:val="000000"/>
@@ -2325,7 +2322,7 @@
       </w:r>
       <w:r>
         <w:rPr>
-          <w:rFonts w:ascii="Aptos" w:hAnsi="Aptos" w:cs="Aptos" w:eastAsia="Aptos"/>
+          <w:rFonts w:cs="Aptos"/>
           <w:b w:val="0"/>
           <w:bCs w:val="0"/>
           <w:color w:val="000000"/>
@@ -2336,7 +2333,7 @@
       </w:r>
       <w:r>
         <w:rPr>
-          <w:rFonts w:ascii="Aptos" w:hAnsi="Aptos" w:cs="Aptos" w:eastAsia="Aptos"/>
+          <w:rFonts w:cs="Aptos"/>
           <w:b w:val="0"/>
           <w:bCs w:val="0"/>
           <w:color w:val="000000"/>
@@ -2347,7 +2344,7 @@
       </w:r>
       <w:r>
         <w:rPr>
-          <w:rFonts w:ascii="Aptos" w:hAnsi="Aptos" w:cs="Aptos" w:eastAsia="Aptos"/>
+          <w:rFonts w:cs="Aptos"/>
           <w:b w:val="0"/>
           <w:bCs w:val="0"/>
           <w:color w:val="000000"/>
@@ -2358,7 +2355,7 @@
       </w:r>
       <w:r>
         <w:rPr>
-          <w:rFonts w:ascii="Aptos" w:hAnsi="Aptos" w:cs="Aptos" w:eastAsia="Aptos"/>
+          <w:rFonts w:cs="Aptos"/>
           <w:b w:val="0"/>
           <w:bCs w:val="0"/>
           <w:color w:val="000000"/>
@@ -2369,7 +2366,7 @@
       </w:r>
       <w:r>
         <w:rPr>
-          <w:rFonts w:ascii="Aptos" w:hAnsi="Aptos" w:cs="Aptos" w:eastAsia="Aptos"/>
+          <w:rFonts w:cs="Aptos"/>
           <w:b w:val="0"/>
           <w:bCs w:val="0"/>
           <w:color w:val="000000"/>
@@ -2380,7 +2377,7 @@
       </w:r>
       <w:r>
         <w:rPr>
-          <w:rFonts w:ascii="Aptos" w:hAnsi="Aptos" w:cs="Aptos" w:eastAsia="Aptos"/>
+          <w:rFonts w:cs="Aptos"/>
           <w:b w:val="0"/>
           <w:bCs w:val="0"/>
           <w:color w:val="000000"/>
@@ -2391,7 +2388,7 @@
       </w:r>
       <w:r>
         <w:rPr>
-          <w:rFonts w:ascii="Aptos" w:hAnsi="Aptos" w:cs="Aptos" w:eastAsia="Aptos"/>
+          <w:rFonts w:cs="Aptos"/>
           <w:b w:val="0"/>
           <w:bCs w:val="0"/>
           <w:color w:val="000000"/>
@@ -2402,7 +2399,7 @@
       </w:r>
       <w:r>
         <w:rPr>
-          <w:rFonts w:ascii="Aptos" w:hAnsi="Aptos" w:cs="Aptos" w:eastAsia="Aptos"/>
+          <w:rFonts w:cs="Aptos"/>
           <w:b w:val="0"/>
           <w:bCs w:val="0"/>
           <w:color w:val="000000"/>
@@ -2413,7 +2410,7 @@
       </w:r>
       <w:r>
         <w:rPr>
-          <w:rFonts w:ascii="Aptos" w:hAnsi="Aptos" w:cs="Aptos" w:eastAsia="Aptos"/>
+          <w:rFonts w:cs="Aptos"/>
           <w:b w:val="0"/>
           <w:bCs w:val="0"/>
           <w:color w:val="000000"/>
@@ -2437,14 +2434,7 @@
       </w:pPr>
       <w:r>
         <w:rPr>
-          <w:rFonts w:ascii="Aptos" w:hAnsi="Aptos" w:eastAsia="Aptos" w:cs="Aptos"/>
-          <w:color w:val="000000"/>
-        </w:rPr>
-        <w:t/>
-      </w:r>
-      <w:r>
-        <w:rPr>
-          <w:rFonts w:ascii="Aptos" w:hAnsi="Aptos" w:eastAsia="Aptos" w:cs="Aptos"/>
+          <w:rFonts w:ascii="Aptos" w:eastAsia="Aptos" w:hAnsi="Aptos"/>
           <w:color w:val="000000"/>
         </w:rPr>
         <w:t>Other Directions</w:t>
@@ -2464,10 +2454,26 @@
       </w:pPr>
       <w:r>
         <w:rPr>
-          <w:rFonts w:ascii="Aptos" w:hAnsi="Aptos" w:eastAsia="Aptos" w:cs="Aptos"/>
-          <w:color w:val="000000"/>
-        </w:rPr>
-        <w:t>Ask these questions unless the HCP has already provided you with the answers:</w:t>
+          <w:rFonts w:ascii="Aptos" w:eastAsia="Aptos" w:hAnsi="Aptos"/>
+          <w:color w:val="000000"/>
+        </w:rPr>
+        <w:t xml:space="preserve">Ask these questions unless </w:t>
+      </w:r>
+      <w:proofErr w:type="gramStart"/>
+      <w:r>
+        <w:rPr>
+          <w:rFonts w:ascii="Aptos" w:eastAsia="Aptos" w:hAnsi="Aptos"/>
+          <w:color w:val="000000"/>
+        </w:rPr>
+        <w:t>the HCP</w:t>
+      </w:r>
+      <w:proofErr w:type="gramEnd"/>
+      <w:r>
+        <w:rPr>
+          <w:rFonts w:ascii="Aptos" w:eastAsia="Aptos" w:hAnsi="Aptos"/>
+          <w:color w:val="000000"/>
+        </w:rPr>
+        <w:t xml:space="preserve"> has already provided you with the answers:</w:t>
       </w:r>
     </w:p>
     <w:p>
@@ -2487,7 +2493,7 @@
       </w:pPr>
       <w:r>
         <w:rPr>
-          <w:rFonts w:ascii="Aptos" w:hAnsi="Aptos" w:eastAsia="Aptos" w:cs="Aptos"/>
+          <w:rFonts w:ascii="Aptos" w:eastAsia="Aptos" w:hAnsi="Aptos"/>
           <w:color w:val="000000"/>
         </w:rPr>
         <w:t>“What do you think is wrong with my foot?”</w:t>
@@ -2510,102 +2516,121 @@
       </w:pPr>
       <w:r>
         <w:rPr>
-          <w:rFonts w:ascii="Aptos" w:hAnsi="Aptos" w:eastAsia="Aptos" w:cs="Aptos"/>
-          <w:color w:val="000000"/>
-        </w:rPr>
+          <w:rFonts w:ascii="Aptos" w:eastAsia="Aptos" w:hAnsi="Aptos"/>
+          <w:color w:val="000000"/>
+        </w:rPr>
+        <w:lastRenderedPageBreak/>
         <w:t xml:space="preserve">“I </w:t>
       </w:r>
       <w:r>
         <w:rPr>
-          <w:rFonts w:ascii="Aptos" w:hAnsi="Aptos" w:eastAsia="Aptos" w:cs="Aptos"/>
+          <w:rFonts w:ascii="Aptos" w:eastAsia="Aptos" w:hAnsi="Aptos"/>
           <w:color w:val="000000"/>
         </w:rPr>
         <w:t>am</w:t>
       </w:r>
       <w:r>
         <w:rPr>
-          <w:rFonts w:ascii="Aptos" w:hAnsi="Aptos" w:eastAsia="Aptos" w:cs="Aptos"/>
+          <w:rFonts w:ascii="Aptos" w:eastAsia="Aptos" w:hAnsi="Aptos"/>
           <w:color w:val="000000"/>
         </w:rPr>
         <w:t xml:space="preserve"> supposed to go on a family trip </w:t>
       </w:r>
       <w:r>
         <w:rPr>
-          <w:rFonts w:ascii="Aptos" w:hAnsi="Aptos" w:eastAsia="Aptos" w:cs="Aptos"/>
+          <w:rFonts w:ascii="Aptos" w:eastAsia="Aptos" w:hAnsi="Aptos"/>
           <w:color w:val="000000"/>
         </w:rPr>
         <w:t xml:space="preserve">tomorrow </w:t>
       </w:r>
       <w:r>
         <w:rPr>
-          <w:rFonts w:ascii="Aptos" w:hAnsi="Aptos" w:eastAsia="Aptos" w:cs="Aptos"/>
+          <w:rFonts w:ascii="Aptos" w:eastAsia="Aptos" w:hAnsi="Aptos"/>
           <w:color w:val="000000"/>
         </w:rPr>
         <w:t>with all my cousins and everything.</w:t>
       </w:r>
       <w:r>
         <w:rPr>
-          <w:rFonts w:ascii="Aptos" w:hAnsi="Aptos" w:eastAsia="Aptos" w:cs="Aptos"/>
+          <w:rFonts w:ascii="Aptos" w:eastAsia="Aptos" w:hAnsi="Aptos"/>
           <w:color w:val="000000"/>
         </w:rPr>
         <w:t xml:space="preserve"> </w:t>
       </w:r>
       <w:r>
         <w:rPr>
-          <w:rFonts w:ascii="Aptos" w:hAnsi="Aptos" w:eastAsia="Aptos" w:cs="Aptos"/>
+          <w:rFonts w:ascii="Aptos" w:eastAsia="Aptos" w:hAnsi="Aptos"/>
           <w:color w:val="000000"/>
         </w:rPr>
         <w:t>We are going to hike, camp, play volleyball, roast marshmallows, all that stuff this weekend.</w:t>
       </w:r>
       <w:r>
         <w:rPr>
-          <w:rFonts w:ascii="Aptos" w:hAnsi="Aptos" w:eastAsia="Aptos" w:cs="Aptos"/>
+          <w:rFonts w:ascii="Aptos" w:eastAsia="Aptos" w:hAnsi="Aptos"/>
           <w:color w:val="000000"/>
         </w:rPr>
         <w:t xml:space="preserve"> </w:t>
       </w:r>
       <w:r>
         <w:rPr>
-          <w:rFonts w:ascii="Aptos" w:hAnsi="Aptos" w:eastAsia="Aptos" w:cs="Aptos"/>
-          <w:color w:val="000000"/>
-        </w:rPr>
-        <w:t>Can I do all that if I wrap it real</w:t>
-      </w:r>
-      <w:r>
-        <w:rPr>
-          <w:rFonts w:ascii="Aptos" w:hAnsi="Aptos" w:eastAsia="Aptos" w:cs="Aptos"/>
+          <w:rFonts w:ascii="Aptos" w:eastAsia="Aptos" w:hAnsi="Aptos"/>
+          <w:color w:val="000000"/>
+        </w:rPr>
+        <w:t xml:space="preserve">Can I do all that if I wrap it </w:t>
+      </w:r>
+      <w:proofErr w:type="gramStart"/>
+      <w:r>
+        <w:rPr>
+          <w:rFonts w:ascii="Aptos" w:eastAsia="Aptos" w:hAnsi="Aptos"/>
+          <w:color w:val="000000"/>
+        </w:rPr>
+        <w:t>real</w:t>
+      </w:r>
+      <w:r>
+        <w:rPr>
+          <w:rFonts w:ascii="Aptos" w:eastAsia="Aptos" w:hAnsi="Aptos"/>
           <w:color w:val="000000"/>
         </w:rPr>
         <w:t>ly</w:t>
       </w:r>
       <w:r>
         <w:rPr>
-          <w:rFonts w:ascii="Aptos" w:hAnsi="Aptos" w:eastAsia="Aptos" w:cs="Aptos"/>
+          <w:rFonts w:ascii="Aptos" w:eastAsia="Aptos" w:hAnsi="Aptos"/>
           <w:color w:val="000000"/>
         </w:rPr>
         <w:t xml:space="preserve"> </w:t>
       </w:r>
       <w:r>
         <w:rPr>
-          <w:rFonts w:ascii="Aptos" w:hAnsi="Aptos" w:eastAsia="Aptos" w:cs="Aptos"/>
+          <w:rFonts w:ascii="Aptos" w:eastAsia="Aptos" w:hAnsi="Aptos"/>
           <w:color w:val="000000"/>
         </w:rPr>
         <w:t>well</w:t>
       </w:r>
-      <w:r>
-        <w:rPr>
-          <w:rFonts w:ascii="Aptos" w:hAnsi="Aptos" w:eastAsia="Aptos" w:cs="Aptos"/>
+      <w:proofErr w:type="gramEnd"/>
+      <w:r>
+        <w:rPr>
+          <w:rFonts w:ascii="Aptos" w:eastAsia="Aptos" w:hAnsi="Aptos"/>
           <w:color w:val="000000"/>
         </w:rPr>
         <w:t xml:space="preserve"> </w:t>
       </w:r>
       <w:r>
         <w:rPr>
-          <w:rFonts w:ascii="Aptos" w:hAnsi="Aptos" w:eastAsia="Aptos" w:cs="Aptos"/>
-          <w:color w:val="000000"/>
-        </w:rPr>
-        <w:t>or ice it or something?”</w:t>
-      </w:r>
+          <w:rFonts w:ascii="Aptos" w:eastAsia="Aptos" w:hAnsi="Aptos"/>
+          <w:color w:val="000000"/>
+        </w:rPr>
+        <w:t xml:space="preserve">or ice it or </w:t>
+      </w:r>
+      <w:proofErr w:type="gramStart"/>
+      <w:r>
+        <w:rPr>
+          <w:rFonts w:ascii="Aptos" w:eastAsia="Aptos" w:hAnsi="Aptos"/>
+          <w:color w:val="000000"/>
+        </w:rPr>
+        <w:t>something?”</w:t>
+      </w:r>
+      <w:proofErr w:type="gramEnd"/>
     </w:p>
     <w:p>
       <w:pPr>
@@ -2624,7 +2649,7 @@
       </w:pPr>
       <w:r>
         <w:rPr>
-          <w:rFonts w:ascii="Aptos" w:hAnsi="Aptos" w:eastAsia="Aptos" w:cs="Aptos"/>
+          <w:rFonts w:ascii="Aptos" w:eastAsia="Aptos" w:hAnsi="Aptos"/>
           <w:color w:val="000000"/>
         </w:rPr>
         <w:t>“What should I do about it?”</w:t>
@@ -2647,35 +2672,35 @@
       </w:pPr>
       <w:r>
         <w:rPr>
-          <w:rFonts w:ascii="Aptos" w:hAnsi="Aptos" w:eastAsia="Aptos" w:cs="Aptos"/>
+          <w:rFonts w:ascii="Aptos" w:eastAsia="Aptos" w:hAnsi="Aptos"/>
           <w:color w:val="000000"/>
         </w:rPr>
         <w:t xml:space="preserve">“Can I just take some </w:t>
       </w:r>
       <w:r>
         <w:rPr>
-          <w:rFonts w:ascii="Aptos" w:hAnsi="Aptos" w:eastAsia="Aptos" w:cs="Aptos"/>
+          <w:rFonts w:ascii="Aptos" w:eastAsia="Aptos" w:hAnsi="Aptos"/>
           <w:color w:val="000000"/>
         </w:rPr>
         <w:t>i</w:t>
       </w:r>
       <w:r>
         <w:rPr>
-          <w:rFonts w:ascii="Aptos" w:hAnsi="Aptos" w:eastAsia="Aptos" w:cs="Aptos"/>
+          <w:rFonts w:ascii="Aptos" w:eastAsia="Aptos" w:hAnsi="Aptos"/>
           <w:color w:val="000000"/>
         </w:rPr>
         <w:t>buprofen and ice it?</w:t>
       </w:r>
       <w:r>
         <w:rPr>
-          <w:rFonts w:ascii="Aptos" w:hAnsi="Aptos" w:eastAsia="Aptos" w:cs="Aptos"/>
+          <w:rFonts w:ascii="Aptos" w:eastAsia="Aptos" w:hAnsi="Aptos"/>
           <w:color w:val="000000"/>
         </w:rPr>
         <w:t xml:space="preserve"> </w:t>
       </w:r>
       <w:r>
         <w:rPr>
-          <w:rFonts w:ascii="Aptos" w:hAnsi="Aptos" w:eastAsia="Aptos" w:cs="Aptos"/>
+          <w:rFonts w:ascii="Aptos" w:eastAsia="Aptos" w:hAnsi="Aptos"/>
           <w:color w:val="000000"/>
         </w:rPr>
         <w:t>Will that do it?”</w:t>
@@ -2698,64 +2723,63 @@
       </w:pPr>
       <w:r>
         <w:rPr>
-          <w:rFonts w:ascii="Aptos" w:hAnsi="Aptos" w:eastAsia="Aptos" w:cs="Aptos"/>
-          <w:color w:val="000000"/>
-        </w:rPr>
-        <w:lastRenderedPageBreak/>
+          <w:rFonts w:ascii="Aptos" w:eastAsia="Aptos" w:hAnsi="Aptos"/>
+          <w:color w:val="000000"/>
+        </w:rPr>
         <w:t>“</w:t>
       </w:r>
       <w:r>
         <w:rPr>
-          <w:rFonts w:ascii="Aptos" w:hAnsi="Aptos" w:eastAsia="Aptos" w:cs="Aptos"/>
+          <w:rFonts w:ascii="Aptos" w:eastAsia="Aptos" w:hAnsi="Aptos"/>
           <w:color w:val="000000"/>
         </w:rPr>
         <w:t>Am</w:t>
       </w:r>
       <w:r>
         <w:rPr>
-          <w:rFonts w:ascii="Aptos" w:hAnsi="Aptos" w:eastAsia="Aptos" w:cs="Aptos"/>
+          <w:rFonts w:ascii="Aptos" w:eastAsia="Aptos" w:hAnsi="Aptos"/>
           <w:color w:val="000000"/>
         </w:rPr>
         <w:t xml:space="preserve"> I going to have to stop playing?! I can’t do that.</w:t>
       </w:r>
       <w:r>
         <w:rPr>
-          <w:rFonts w:ascii="Aptos" w:hAnsi="Aptos" w:eastAsia="Aptos" w:cs="Aptos"/>
+          <w:rFonts w:ascii="Aptos" w:eastAsia="Aptos" w:hAnsi="Aptos"/>
           <w:color w:val="000000"/>
         </w:rPr>
         <w:t xml:space="preserve"> </w:t>
       </w:r>
       <w:r>
         <w:rPr>
-          <w:rFonts w:ascii="Aptos" w:hAnsi="Aptos" w:eastAsia="Aptos" w:cs="Aptos"/>
+          <w:rFonts w:ascii="Aptos" w:eastAsia="Aptos" w:hAnsi="Aptos"/>
           <w:color w:val="000000"/>
         </w:rPr>
         <w:t>This is my year.</w:t>
       </w:r>
       <w:r>
         <w:rPr>
-          <w:rFonts w:ascii="Aptos" w:hAnsi="Aptos" w:eastAsia="Aptos" w:cs="Aptos"/>
+          <w:rFonts w:ascii="Aptos" w:eastAsia="Aptos" w:hAnsi="Aptos"/>
           <w:color w:val="000000"/>
         </w:rPr>
         <w:t xml:space="preserve"> </w:t>
       </w:r>
       <w:r>
         <w:rPr>
-          <w:rFonts w:ascii="Aptos" w:hAnsi="Aptos" w:eastAsia="Aptos" w:cs="Aptos"/>
+          <w:rFonts w:ascii="Aptos" w:eastAsia="Aptos" w:hAnsi="Aptos"/>
           <w:color w:val="000000"/>
         </w:rPr>
         <w:t xml:space="preserve">I just made varsity. I’ll lose </w:t>
       </w:r>
       <w:r>
         <w:rPr>
-          <w:rFonts w:ascii="Aptos" w:hAnsi="Aptos" w:eastAsia="Aptos" w:cs="Aptos"/>
+          <w:rFonts w:ascii="Aptos" w:eastAsia="Aptos" w:hAnsi="Aptos"/>
           <w:color w:val="000000"/>
         </w:rPr>
         <w:t>my starting position</w:t>
       </w:r>
       <w:r>
         <w:rPr>
-          <w:rFonts w:ascii="Aptos" w:hAnsi="Aptos" w:eastAsia="Aptos" w:cs="Aptos"/>
+          <w:rFonts w:ascii="Aptos" w:eastAsia="Aptos" w:hAnsi="Aptos"/>
           <w:color w:val="000000"/>
         </w:rPr>
         <w:t>!”</w:t>
@@ -2775,7 +2799,6 @@
       </w:pPr>
       <w:r>
         <w:rPr>
-          <w:rFonts w:ascii="Aptos" w:hAnsi="Aptos" w:eastAsia="Aptos" w:cs="Aptos"/>
           <w:color w:val="000000"/>
           <w:sz w:val="24"/>
           <w:szCs w:val="24"/>
@@ -2785,7 +2808,6 @@
       </w:r>
       <w:r>
         <w:rPr>
-          <w:rFonts w:ascii="Aptos" w:hAnsi="Aptos" w:eastAsia="Aptos" w:cs="Aptos"/>
           <w:color w:val="000000"/>
           <w:sz w:val="24"/>
           <w:szCs w:val="24"/>
@@ -2795,7 +2817,6 @@
       </w:r>
       <w:r>
         <w:rPr>
-          <w:rFonts w:ascii="Aptos" w:hAnsi="Aptos" w:eastAsia="Aptos" w:cs="Aptos"/>
           <w:color w:val="000000"/>
           <w:sz w:val="24"/>
           <w:szCs w:val="24"/>
@@ -2805,7 +2826,6 @@
       </w:r>
       <w:r>
         <w:rPr>
-          <w:rFonts w:ascii="Aptos" w:hAnsi="Aptos" w:eastAsia="Aptos" w:cs="Aptos"/>
           <w:color w:val="000000"/>
           <w:sz w:val="24"/>
           <w:szCs w:val="24"/>
@@ -2815,7 +2835,6 @@
       </w:r>
       <w:r>
         <w:rPr>
-          <w:rFonts w:ascii="Aptos" w:hAnsi="Aptos" w:eastAsia="Aptos" w:cs="Aptos"/>
           <w:color w:val="000000"/>
           <w:sz w:val="24"/>
           <w:szCs w:val="24"/>
@@ -2825,7 +2844,6 @@
       </w:r>
       <w:r>
         <w:rPr>
-          <w:rFonts w:ascii="Aptos" w:hAnsi="Aptos" w:eastAsia="Aptos" w:cs="Aptos"/>
           <w:color w:val="000000"/>
           <w:sz w:val="24"/>
           <w:szCs w:val="24"/>
@@ -2835,7 +2853,6 @@
       </w:r>
       <w:r>
         <w:rPr>
-          <w:rFonts w:ascii="Aptos" w:hAnsi="Aptos" w:eastAsia="Aptos" w:cs="Aptos"/>
           <w:color w:val="000000"/>
           <w:sz w:val="24"/>
           <w:szCs w:val="24"/>
@@ -2845,7 +2862,6 @@
       </w:r>
       <w:r>
         <w:rPr>
-          <w:rFonts w:ascii="Aptos" w:hAnsi="Aptos" w:eastAsia="Aptos" w:cs="Aptos"/>
           <w:color w:val="000000"/>
           <w:sz w:val="24"/>
           <w:szCs w:val="24"/>
@@ -2855,7 +2871,6 @@
       </w:r>
       <w:r>
         <w:rPr>
-          <w:rFonts w:ascii="Aptos" w:hAnsi="Aptos" w:eastAsia="Aptos" w:cs="Aptos"/>
           <w:color w:val="000000"/>
           <w:sz w:val="24"/>
           <w:szCs w:val="24"/>
@@ -2865,7 +2880,6 @@
       </w:r>
       <w:r>
         <w:rPr>
-          <w:rFonts w:ascii="Aptos" w:hAnsi="Aptos" w:eastAsia="Aptos" w:cs="Aptos"/>
           <w:color w:val="000000"/>
           <w:sz w:val="24"/>
           <w:szCs w:val="24"/>
@@ -2874,7 +2888,6 @@
       </w:r>
       <w:r>
         <w:rPr>
-          <w:rFonts w:ascii="Aptos" w:hAnsi="Aptos" w:eastAsia="Aptos" w:cs="Aptos"/>
           <w:color w:val="000000"/>
           <w:sz w:val="24"/>
           <w:szCs w:val="24"/>
@@ -2883,7 +2896,6 @@
       </w:r>
       <w:r>
         <w:rPr>
-          <w:rFonts w:ascii="Aptos" w:hAnsi="Aptos" w:eastAsia="Aptos" w:cs="Aptos"/>
           <w:color w:val="000000"/>
           <w:sz w:val="24"/>
           <w:szCs w:val="24"/>
@@ -2892,7 +2904,6 @@
       </w:r>
       <w:r>
         <w:rPr>
-          <w:rFonts w:ascii="Aptos" w:hAnsi="Aptos" w:eastAsia="Aptos" w:cs="Aptos"/>
           <w:color w:val="000000"/>
           <w:sz w:val="24"/>
           <w:szCs w:val="24"/>
@@ -2901,7 +2912,6 @@
       </w:r>
       <w:r>
         <w:rPr>
-          <w:rFonts w:ascii="Aptos" w:hAnsi="Aptos" w:eastAsia="Aptos" w:cs="Aptos"/>
           <w:color w:val="000000"/>
           <w:sz w:val="24"/>
           <w:szCs w:val="24"/>
@@ -2910,7 +2920,6 @@
       </w:r>
       <w:r>
         <w:rPr>
-          <w:rFonts w:ascii="Aptos" w:hAnsi="Aptos" w:eastAsia="Aptos" w:cs="Aptos"/>
           <w:color w:val="000000"/>
           <w:sz w:val="24"/>
           <w:szCs w:val="24"/>
@@ -2933,18 +2942,7 @@
       </w:pPr>
       <w:r>
         <w:rPr>
-          <w:rFonts w:ascii="Aptos" w:hAnsi="Aptos" w:cs="Aptos" w:eastAsia="Aptos"/>
-          <w:b w:val="0"/>
-          <w:bCs w:val="0"/>
-          <w:color w:val="000000"/>
-          <w:sz w:val="24"/>
-          <w:szCs w:val="24"/>
-        </w:rPr>
-        <w:t/>
-      </w:r>
-      <w:r>
-        <w:rPr>
-          <w:rFonts w:ascii="Aptos" w:hAnsi="Aptos" w:cs="Aptos" w:eastAsia="Aptos"/>
+          <w:rFonts w:cs="Aptos"/>
           <w:b w:val="0"/>
           <w:bCs w:val="0"/>
           <w:color w:val="000000"/>
@@ -2955,7 +2953,7 @@
       </w:r>
       <w:r>
         <w:rPr>
-          <w:rFonts w:ascii="Aptos" w:hAnsi="Aptos" w:cs="Aptos" w:eastAsia="Aptos"/>
+          <w:rFonts w:cs="Aptos"/>
           <w:b w:val="0"/>
           <w:bCs w:val="0"/>
           <w:color w:val="000000"/>
@@ -2966,7 +2964,7 @@
       </w:r>
       <w:r>
         <w:rPr>
-          <w:rFonts w:ascii="Aptos" w:hAnsi="Aptos" w:cs="Aptos" w:eastAsia="Aptos"/>
+          <w:rFonts w:cs="Aptos"/>
           <w:b w:val="0"/>
           <w:bCs w:val="0"/>
           <w:color w:val="000000"/>
@@ -2991,7 +2989,7 @@
       </w:pPr>
       <w:r>
         <w:rPr>
-          <w:rFonts w:ascii="Aptos" w:hAnsi="Aptos" w:cs="Aptos" w:eastAsia="Aptos"/>
+          <w:rFonts w:cs="Aptos"/>
           <w:b w:val="0"/>
           <w:bCs w:val="0"/>
           <w:color w:val="000000"/>
@@ -3002,7 +3000,7 @@
       </w:r>
       <w:r>
         <w:rPr>
-          <w:rFonts w:ascii="Aptos" w:hAnsi="Aptos" w:cs="Aptos" w:eastAsia="Aptos"/>
+          <w:rFonts w:cs="Aptos"/>
           <w:b w:val="0"/>
           <w:bCs w:val="0"/>
           <w:color w:val="000000"/>
@@ -3013,7 +3011,7 @@
       </w:r>
       <w:r>
         <w:rPr>
-          <w:rFonts w:ascii="Aptos" w:hAnsi="Aptos" w:cs="Aptos" w:eastAsia="Aptos"/>
+          <w:rFonts w:cs="Aptos"/>
           <w:b w:val="0"/>
           <w:bCs w:val="0"/>
           <w:color w:val="000000"/>
@@ -3024,7 +3022,7 @@
       </w:r>
       <w:r>
         <w:rPr>
-          <w:rFonts w:ascii="Aptos" w:hAnsi="Aptos" w:cs="Aptos" w:eastAsia="Aptos"/>
+          <w:rFonts w:cs="Aptos"/>
           <w:b w:val="0"/>
           <w:bCs w:val="0"/>
           <w:color w:val="000000"/>
@@ -3035,7 +3033,7 @@
       </w:r>
       <w:r>
         <w:rPr>
-          <w:rFonts w:ascii="Aptos" w:hAnsi="Aptos" w:cs="Aptos" w:eastAsia="Aptos"/>
+          <w:rFonts w:cs="Aptos"/>
           <w:b w:val="0"/>
           <w:bCs w:val="0"/>
           <w:color w:val="000000"/>
@@ -3046,7 +3044,7 @@
       </w:r>
       <w:r>
         <w:rPr>
-          <w:rFonts w:ascii="Aptos" w:hAnsi="Aptos" w:cs="Aptos" w:eastAsia="Aptos"/>
+          <w:rFonts w:cs="Aptos"/>
           <w:b w:val="0"/>
           <w:bCs w:val="0"/>
           <w:color w:val="000000"/>
@@ -3057,7 +3055,7 @@
       </w:r>
       <w:r>
         <w:rPr>
-          <w:rFonts w:ascii="Aptos" w:hAnsi="Aptos" w:cs="Aptos" w:eastAsia="Aptos"/>
+          <w:rFonts w:cs="Aptos"/>
           <w:b w:val="0"/>
           <w:bCs w:val="0"/>
           <w:color w:val="000000"/>
@@ -3068,7 +3066,7 @@
       </w:r>
       <w:r>
         <w:rPr>
-          <w:rFonts w:ascii="Aptos" w:hAnsi="Aptos" w:cs="Aptos" w:eastAsia="Aptos"/>
+          <w:rFonts w:cs="Aptos"/>
           <w:b w:val="0"/>
           <w:bCs w:val="0"/>
           <w:color w:val="000000"/>
@@ -3079,7 +3077,7 @@
       </w:r>
       <w:r>
         <w:rPr>
-          <w:rFonts w:ascii="Aptos" w:hAnsi="Aptos" w:cs="Aptos" w:eastAsia="Aptos"/>
+          <w:rFonts w:cs="Aptos"/>
           <w:b w:val="0"/>
           <w:bCs w:val="0"/>
           <w:color w:val="000000"/>
@@ -3090,7 +3088,7 @@
       </w:r>
       <w:r>
         <w:rPr>
-          <w:rFonts w:ascii="Aptos" w:hAnsi="Aptos" w:cs="Aptos" w:eastAsia="Aptos"/>
+          <w:rFonts w:cs="Aptos"/>
           <w:b w:val="0"/>
           <w:bCs w:val="0"/>
           <w:color w:val="000000"/>
@@ -3101,7 +3099,7 @@
       </w:r>
       <w:r>
         <w:rPr>
-          <w:rFonts w:ascii="Aptos" w:hAnsi="Aptos" w:cs="Aptos" w:eastAsia="Aptos"/>
+          <w:rFonts w:cs="Aptos"/>
           <w:b w:val="0"/>
           <w:bCs w:val="0"/>
           <w:color w:val="000000"/>
@@ -3112,7 +3110,7 @@
       </w:r>
       <w:r>
         <w:rPr>
-          <w:rFonts w:ascii="Aptos" w:hAnsi="Aptos" w:cs="Aptos" w:eastAsia="Aptos"/>
+          <w:rFonts w:cs="Aptos"/>
           <w:b w:val="0"/>
           <w:bCs w:val="0"/>
           <w:color w:val="000000"/>
@@ -3123,18 +3121,30 @@
       </w:r>
       <w:r>
         <w:rPr>
-          <w:rFonts w:ascii="Aptos" w:hAnsi="Aptos" w:cs="Aptos" w:eastAsia="Aptos"/>
-          <w:b w:val="0"/>
-          <w:bCs w:val="0"/>
-          <w:color w:val="000000"/>
-          <w:sz w:val="24"/>
-          <w:szCs w:val="24"/>
-        </w:rPr>
-        <w:t xml:space="preserve">ing around a </w:t>
-      </w:r>
-      <w:r>
-        <w:rPr>
-          <w:rFonts w:ascii="Aptos" w:hAnsi="Aptos" w:cs="Aptos" w:eastAsia="Aptos"/>
+          <w:rFonts w:cs="Aptos"/>
+          <w:b w:val="0"/>
+          <w:bCs w:val="0"/>
+          <w:color w:val="000000"/>
+          <w:sz w:val="24"/>
+          <w:szCs w:val="24"/>
+        </w:rPr>
+        <w:t xml:space="preserve">ing around </w:t>
+      </w:r>
+      <w:proofErr w:type="gramStart"/>
+      <w:r>
+        <w:rPr>
+          <w:rFonts w:cs="Aptos"/>
+          <w:b w:val="0"/>
+          <w:bCs w:val="0"/>
+          <w:color w:val="000000"/>
+          <w:sz w:val="24"/>
+          <w:szCs w:val="24"/>
+        </w:rPr>
+        <w:t xml:space="preserve">a </w:t>
+      </w:r>
+      <w:r>
+        <w:rPr>
+          <w:rFonts w:cs="Aptos"/>
           <w:b w:val="0"/>
           <w:bCs w:val="0"/>
           <w:color w:val="000000"/>
@@ -3143,9 +3153,10 @@
         </w:rPr>
         <w:t>4</w:t>
       </w:r>
-      <w:r>
-        <w:rPr>
-          <w:rFonts w:ascii="Aptos" w:hAnsi="Aptos" w:cs="Aptos" w:eastAsia="Aptos"/>
+      <w:proofErr w:type="gramEnd"/>
+      <w:r>
+        <w:rPr>
+          <w:rFonts w:cs="Aptos"/>
           <w:b w:val="0"/>
           <w:bCs w:val="0"/>
           <w:color w:val="000000"/>
@@ -3156,7 +3167,7 @@
       </w:r>
       <w:r>
         <w:rPr>
-          <w:rFonts w:ascii="Aptos" w:hAnsi="Aptos" w:cs="Aptos" w:eastAsia="Aptos"/>
+          <w:rFonts w:cs="Aptos"/>
           <w:b w:val="0"/>
           <w:bCs w:val="0"/>
           <w:color w:val="000000"/>
@@ -3167,7 +3178,7 @@
       </w:r>
       <w:r>
         <w:rPr>
-          <w:rFonts w:ascii="Aptos" w:hAnsi="Aptos" w:cs="Aptos" w:eastAsia="Aptos"/>
+          <w:rFonts w:cs="Aptos"/>
           <w:b w:val="0"/>
           <w:bCs w:val="0"/>
           <w:color w:val="000000"/>
@@ -3178,7 +3189,7 @@
       </w:r>
       <w:r>
         <w:rPr>
-          <w:rFonts w:ascii="Aptos" w:hAnsi="Aptos" w:cs="Aptos" w:eastAsia="Aptos"/>
+          <w:rFonts w:cs="Aptos"/>
           <w:b w:val="0"/>
           <w:bCs w:val="0"/>
           <w:color w:val="000000"/>
@@ -3189,7 +3200,7 @@
       </w:r>
       <w:r>
         <w:rPr>
-          <w:rFonts w:ascii="Aptos" w:hAnsi="Aptos" w:cs="Aptos" w:eastAsia="Aptos"/>
+          <w:rFonts w:cs="Aptos"/>
           <w:b w:val="0"/>
           <w:bCs w:val="0"/>
           <w:color w:val="000000"/>
@@ -3200,7 +3211,7 @@
       </w:r>
       <w:r>
         <w:rPr>
-          <w:rFonts w:ascii="Aptos" w:hAnsi="Aptos" w:cs="Aptos" w:eastAsia="Aptos"/>
+          <w:rFonts w:cs="Aptos"/>
           <w:b w:val="0"/>
           <w:bCs w:val="0"/>
           <w:color w:val="000000"/>
@@ -3211,7 +3222,7 @@
       </w:r>
       <w:r>
         <w:rPr>
-          <w:rFonts w:ascii="Aptos" w:hAnsi="Aptos" w:cs="Aptos" w:eastAsia="Aptos"/>
+          <w:rFonts w:cs="Aptos"/>
           <w:b w:val="0"/>
           <w:bCs w:val="0"/>
           <w:color w:val="000000"/>
@@ -3222,7 +3233,7 @@
       </w:r>
       <w:r>
         <w:rPr>
-          <w:rFonts w:ascii="Aptos" w:hAnsi="Aptos" w:cs="Aptos" w:eastAsia="Aptos"/>
+          <w:rFonts w:cs="Aptos"/>
           <w:b w:val="0"/>
           <w:bCs w:val="0"/>
           <w:color w:val="000000"/>
@@ -3233,7 +3244,7 @@
       </w:r>
       <w:r>
         <w:rPr>
-          <w:rFonts w:ascii="Aptos" w:hAnsi="Aptos" w:cs="Aptos" w:eastAsia="Aptos"/>
+          <w:rFonts w:cs="Aptos"/>
           <w:b w:val="0"/>
           <w:bCs w:val="0"/>
           <w:color w:val="000000"/>
@@ -3244,7 +3255,7 @@
       </w:r>
       <w:r>
         <w:rPr>
-          <w:rFonts w:ascii="Aptos" w:hAnsi="Aptos" w:cs="Aptos" w:eastAsia="Aptos"/>
+          <w:rFonts w:cs="Aptos"/>
           <w:b w:val="0"/>
           <w:bCs w:val="0"/>
           <w:color w:val="000000"/>
@@ -3255,7 +3266,7 @@
       </w:r>
       <w:r>
         <w:rPr>
-          <w:rFonts w:ascii="Aptos" w:hAnsi="Aptos" w:cs="Aptos" w:eastAsia="Aptos"/>
+          <w:rFonts w:cs="Aptos"/>
           <w:b w:val="0"/>
           <w:bCs w:val="0"/>
           <w:color w:val="000000"/>
@@ -3266,7 +3277,7 @@
       </w:r>
       <w:r>
         <w:rPr>
-          <w:rFonts w:ascii="Aptos" w:hAnsi="Aptos" w:cs="Aptos" w:eastAsia="Aptos"/>
+          <w:rFonts w:cs="Aptos"/>
           <w:b w:val="0"/>
           <w:bCs w:val="0"/>
           <w:color w:val="000000"/>
@@ -3277,7 +3288,7 @@
       </w:r>
       <w:r>
         <w:rPr>
-          <w:rFonts w:ascii="Aptos" w:hAnsi="Aptos" w:cs="Aptos" w:eastAsia="Aptos"/>
+          <w:rFonts w:cs="Aptos"/>
           <w:b w:val="0"/>
           <w:bCs w:val="0"/>
           <w:color w:val="000000"/>
@@ -3288,7 +3299,7 @@
       </w:r>
       <w:r>
         <w:rPr>
-          <w:rFonts w:ascii="Aptos" w:hAnsi="Aptos" w:cs="Aptos" w:eastAsia="Aptos"/>
+          <w:rFonts w:cs="Aptos"/>
           <w:b w:val="0"/>
           <w:bCs w:val="0"/>
           <w:color w:val="000000"/>
@@ -3299,7 +3310,7 @@
       </w:r>
       <w:r>
         <w:rPr>
-          <w:rFonts w:ascii="Aptos" w:hAnsi="Aptos" w:cs="Aptos" w:eastAsia="Aptos"/>
+          <w:rFonts w:cs="Aptos"/>
           <w:b w:val="0"/>
           <w:bCs w:val="0"/>
           <w:color w:val="000000"/>
@@ -3310,7 +3321,7 @@
       </w:r>
       <w:r>
         <w:rPr>
-          <w:rFonts w:ascii="Aptos" w:hAnsi="Aptos" w:cs="Aptos" w:eastAsia="Aptos"/>
+          <w:rFonts w:cs="Aptos"/>
           <w:b w:val="0"/>
           <w:bCs w:val="0"/>
           <w:color w:val="000000"/>
@@ -3321,7 +3332,7 @@
       </w:r>
       <w:r>
         <w:rPr>
-          <w:rFonts w:ascii="Aptos" w:hAnsi="Aptos" w:cs="Aptos" w:eastAsia="Aptos"/>
+          <w:rFonts w:cs="Aptos"/>
           <w:b w:val="0"/>
           <w:bCs w:val="0"/>
           <w:color w:val="000000"/>
@@ -3332,7 +3343,7 @@
       </w:r>
       <w:r>
         <w:rPr>
-          <w:rFonts w:ascii="Aptos" w:hAnsi="Aptos" w:cs="Aptos" w:eastAsia="Aptos"/>
+          <w:rFonts w:cs="Aptos"/>
           <w:b w:val="0"/>
           <w:bCs w:val="0"/>
           <w:color w:val="000000"/>
@@ -3343,7 +3354,7 @@
       </w:r>
       <w:r>
         <w:rPr>
-          <w:rFonts w:ascii="Aptos" w:hAnsi="Aptos" w:cs="Aptos" w:eastAsia="Aptos"/>
+          <w:rFonts w:cs="Aptos"/>
           <w:b w:val="0"/>
           <w:bCs w:val="0"/>
           <w:color w:val="000000"/>
@@ -3354,7 +3365,7 @@
       </w:r>
       <w:r>
         <w:rPr>
-          <w:rFonts w:ascii="Aptos" w:hAnsi="Aptos" w:cs="Aptos" w:eastAsia="Aptos"/>
+          <w:rFonts w:cs="Aptos"/>
           <w:b w:val="0"/>
           <w:bCs w:val="0"/>
           <w:color w:val="000000"/>
@@ -3365,7 +3376,7 @@
       </w:r>
       <w:r>
         <w:rPr>
-          <w:rFonts w:ascii="Aptos" w:hAnsi="Aptos" w:cs="Aptos" w:eastAsia="Aptos"/>
+          <w:rFonts w:cs="Aptos"/>
           <w:b w:val="0"/>
           <w:bCs w:val="0"/>
           <w:color w:val="000000"/>
@@ -3376,7 +3387,7 @@
       </w:r>
       <w:r>
         <w:rPr>
-          <w:rFonts w:ascii="Aptos" w:hAnsi="Aptos" w:cs="Aptos" w:eastAsia="Aptos"/>
+          <w:rFonts w:cs="Aptos"/>
           <w:b w:val="0"/>
           <w:bCs w:val="0"/>
           <w:color w:val="000000"/>
@@ -3387,7 +3398,7 @@
       </w:r>
       <w:r>
         <w:rPr>
-          <w:rFonts w:ascii="Aptos" w:hAnsi="Aptos" w:cs="Aptos" w:eastAsia="Aptos"/>
+          <w:rFonts w:cs="Aptos"/>
           <w:b w:val="0"/>
           <w:bCs w:val="0"/>
           <w:color w:val="000000"/>
@@ -3398,7 +3409,7 @@
       </w:r>
       <w:r>
         <w:rPr>
-          <w:rFonts w:ascii="Aptos" w:hAnsi="Aptos" w:cs="Aptos" w:eastAsia="Aptos"/>
+          <w:rFonts w:cs="Aptos"/>
           <w:b w:val="0"/>
           <w:bCs w:val="0"/>
           <w:color w:val="000000"/>
@@ -3423,7 +3434,7 @@
       </w:pPr>
       <w:r>
         <w:rPr>
-          <w:rFonts w:ascii="Aptos" w:hAnsi="Aptos" w:cs="Aptos" w:eastAsia="Aptos"/>
+          <w:rFonts w:cs="Aptos"/>
           <w:b w:val="0"/>
           <w:bCs w:val="0"/>
           <w:color w:val="000000"/>
@@ -3434,7 +3445,7 @@
       </w:r>
       <w:r>
         <w:rPr>
-          <w:rFonts w:ascii="Aptos" w:hAnsi="Aptos" w:cs="Aptos" w:eastAsia="Aptos"/>
+          <w:rFonts w:cs="Aptos"/>
           <w:b w:val="0"/>
           <w:bCs w:val="0"/>
           <w:color w:val="000000"/>
@@ -3445,7 +3456,7 @@
       </w:r>
       <w:r>
         <w:rPr>
-          <w:rFonts w:ascii="Aptos" w:hAnsi="Aptos" w:cs="Aptos" w:eastAsia="Aptos"/>
+          <w:rFonts w:cs="Aptos"/>
           <w:b w:val="0"/>
           <w:bCs w:val="0"/>
           <w:color w:val="000000"/>
@@ -3456,7 +3467,7 @@
       </w:r>
       <w:r>
         <w:rPr>
-          <w:rFonts w:ascii="Aptos" w:hAnsi="Aptos" w:cs="Aptos" w:eastAsia="Aptos"/>
+          <w:rFonts w:cs="Aptos"/>
           <w:b w:val="0"/>
           <w:bCs w:val="0"/>
           <w:color w:val="000000"/>
@@ -3467,7 +3478,7 @@
       </w:r>
       <w:r>
         <w:rPr>
-          <w:rFonts w:ascii="Aptos" w:hAnsi="Aptos" w:cs="Aptos" w:eastAsia="Aptos"/>
+          <w:rFonts w:cs="Aptos"/>
           <w:b w:val="0"/>
           <w:bCs w:val="0"/>
           <w:color w:val="000000"/>
@@ -3478,7 +3489,7 @@
       </w:r>
       <w:r>
         <w:rPr>
-          <w:rFonts w:ascii="Aptos" w:hAnsi="Aptos" w:cs="Aptos" w:eastAsia="Aptos"/>
+          <w:rFonts w:cs="Aptos"/>
           <w:b w:val="0"/>
           <w:bCs w:val="0"/>
           <w:color w:val="000000"/>
@@ -3489,7 +3500,7 @@
       </w:r>
       <w:r>
         <w:rPr>
-          <w:rFonts w:ascii="Aptos" w:hAnsi="Aptos" w:cs="Aptos" w:eastAsia="Aptos"/>
+          <w:rFonts w:cs="Aptos"/>
           <w:b w:val="0"/>
           <w:bCs w:val="0"/>
           <w:color w:val="000000"/>
@@ -3500,7 +3511,7 @@
       </w:r>
       <w:r>
         <w:rPr>
-          <w:rFonts w:ascii="Aptos" w:hAnsi="Aptos" w:cs="Aptos" w:eastAsia="Aptos"/>
+          <w:rFonts w:cs="Aptos"/>
           <w:b w:val="0"/>
           <w:bCs w:val="0"/>
           <w:color w:val="000000"/>
@@ -3511,7 +3522,7 @@
       </w:r>
       <w:r>
         <w:rPr>
-          <w:rFonts w:ascii="Aptos" w:hAnsi="Aptos" w:cs="Aptos" w:eastAsia="Aptos"/>
+          <w:rFonts w:cs="Aptos"/>
           <w:b w:val="0"/>
           <w:bCs w:val="0"/>
           <w:color w:val="000000"/>
@@ -3522,7 +3533,7 @@
       </w:r>
       <w:r>
         <w:rPr>
-          <w:rFonts w:ascii="Aptos" w:hAnsi="Aptos" w:cs="Aptos" w:eastAsia="Aptos"/>
+          <w:rFonts w:cs="Aptos"/>
           <w:b w:val="0"/>
           <w:bCs w:val="0"/>
           <w:color w:val="000000"/>
@@ -3533,7 +3544,7 @@
       </w:r>
       <w:r>
         <w:rPr>
-          <w:rFonts w:ascii="Aptos" w:hAnsi="Aptos" w:cs="Aptos" w:eastAsia="Aptos"/>
+          <w:rFonts w:cs="Aptos"/>
           <w:b w:val="0"/>
           <w:bCs w:val="0"/>
           <w:color w:val="000000"/>
@@ -3544,7 +3555,7 @@
       </w:r>
       <w:r>
         <w:rPr>
-          <w:rFonts w:ascii="Aptos" w:hAnsi="Aptos" w:cs="Aptos" w:eastAsia="Aptos"/>
+          <w:rFonts w:cs="Aptos"/>
           <w:b w:val="0"/>
           <w:bCs w:val="0"/>
           <w:color w:val="000000"/>
@@ -3555,7 +3566,7 @@
       </w:r>
       <w:r>
         <w:rPr>
-          <w:rFonts w:ascii="Aptos" w:hAnsi="Aptos" w:cs="Aptos" w:eastAsia="Aptos"/>
+          <w:rFonts w:cs="Aptos"/>
           <w:b w:val="0"/>
           <w:bCs w:val="0"/>
           <w:color w:val="000000"/>
@@ -3566,7 +3577,7 @@
       </w:r>
       <w:r>
         <w:rPr>
-          <w:rFonts w:ascii="Aptos" w:hAnsi="Aptos" w:cs="Aptos" w:eastAsia="Aptos"/>
+          <w:rFonts w:cs="Aptos"/>
           <w:b w:val="0"/>
           <w:bCs w:val="0"/>
           <w:color w:val="000000"/>
@@ -3577,7 +3588,7 @@
       </w:r>
       <w:r>
         <w:rPr>
-          <w:rFonts w:ascii="Aptos" w:hAnsi="Aptos" w:cs="Aptos" w:eastAsia="Aptos"/>
+          <w:rFonts w:cs="Aptos"/>
           <w:b w:val="0"/>
           <w:bCs w:val="0"/>
           <w:color w:val="000000"/>
@@ -3588,18 +3599,42 @@
       </w:r>
       <w:r>
         <w:rPr>
-          <w:rFonts w:ascii="Aptos" w:hAnsi="Aptos" w:cs="Aptos" w:eastAsia="Aptos"/>
-          <w:b w:val="0"/>
-          <w:bCs w:val="0"/>
-          <w:color w:val="000000"/>
-          <w:sz w:val="24"/>
-          <w:szCs w:val="24"/>
-        </w:rPr>
-        <w:t>No visual deformities. You have not done anything for it</w:t>
-      </w:r>
-      <w:r>
-        <w:rPr>
-          <w:rFonts w:ascii="Aptos" w:hAnsi="Aptos" w:cs="Aptos" w:eastAsia="Aptos"/>
+          <w:rFonts w:cs="Aptos"/>
+          <w:b w:val="0"/>
+          <w:bCs w:val="0"/>
+          <w:color w:val="000000"/>
+          <w:sz w:val="24"/>
+          <w:szCs w:val="24"/>
+        </w:rPr>
+        <w:t xml:space="preserve">No visual deformities. You have not done anything </w:t>
+      </w:r>
+      <w:proofErr w:type="gramStart"/>
+      <w:r>
+        <w:rPr>
+          <w:rFonts w:cs="Aptos"/>
+          <w:b w:val="0"/>
+          <w:bCs w:val="0"/>
+          <w:color w:val="000000"/>
+          <w:sz w:val="24"/>
+          <w:szCs w:val="24"/>
+        </w:rPr>
+        <w:t>for</w:t>
+      </w:r>
+      <w:proofErr w:type="gramEnd"/>
+      <w:r>
+        <w:rPr>
+          <w:rFonts w:cs="Aptos"/>
+          <w:b w:val="0"/>
+          <w:bCs w:val="0"/>
+          <w:color w:val="000000"/>
+          <w:sz w:val="24"/>
+          <w:szCs w:val="24"/>
+        </w:rPr>
+        <w:t xml:space="preserve"> it</w:t>
+      </w:r>
+      <w:r>
+        <w:rPr>
+          <w:rFonts w:cs="Aptos"/>
           <w:b w:val="0"/>
           <w:bCs w:val="0"/>
           <w:color w:val="000000"/>
@@ -3610,7 +3645,7 @@
       </w:r>
       <w:r>
         <w:rPr>
-          <w:rFonts w:ascii="Aptos" w:hAnsi="Aptos" w:cs="Aptos" w:eastAsia="Aptos"/>
+          <w:rFonts w:cs="Aptos"/>
           <w:b w:val="0"/>
           <w:bCs w:val="0"/>
           <w:color w:val="000000"/>
@@ -3621,7 +3656,7 @@
       </w:r>
       <w:r>
         <w:rPr>
-          <w:rFonts w:ascii="Aptos" w:hAnsi="Aptos" w:cs="Aptos" w:eastAsia="Aptos"/>
+          <w:rFonts w:cs="Aptos"/>
           <w:b w:val="0"/>
           <w:bCs w:val="0"/>
           <w:color w:val="000000"/>
@@ -3632,7 +3667,7 @@
       </w:r>
       <w:r>
         <w:rPr>
-          <w:rFonts w:ascii="Aptos" w:hAnsi="Aptos" w:cs="Aptos" w:eastAsia="Aptos"/>
+          <w:rFonts w:cs="Aptos"/>
           <w:b w:val="0"/>
           <w:bCs w:val="0"/>
           <w:color w:val="000000"/>
@@ -3643,7 +3678,7 @@
       </w:r>
       <w:r>
         <w:rPr>
-          <w:rFonts w:ascii="Aptos" w:hAnsi="Aptos" w:cs="Aptos" w:eastAsia="Aptos"/>
+          <w:rFonts w:cs="Aptos"/>
           <w:b w:val="0"/>
           <w:bCs w:val="0"/>
           <w:color w:val="000000"/>
@@ -3654,7 +3689,7 @@
       </w:r>
       <w:r>
         <w:rPr>
-          <w:rFonts w:ascii="Aptos" w:hAnsi="Aptos" w:cs="Aptos" w:eastAsia="Aptos"/>
+          <w:rFonts w:cs="Aptos"/>
           <w:b w:val="0"/>
           <w:bCs w:val="0"/>
           <w:color w:val="000000"/>
@@ -3665,7 +3700,7 @@
       </w:r>
       <w:r>
         <w:rPr>
-          <w:rFonts w:ascii="Aptos" w:hAnsi="Aptos" w:cs="Aptos" w:eastAsia="Aptos"/>
+          <w:rFonts w:cs="Aptos"/>
           <w:b w:val="0"/>
           <w:bCs w:val="0"/>
           <w:i/>
@@ -3678,7 +3713,7 @@
       </w:r>
       <w:r>
         <w:rPr>
-          <w:rFonts w:ascii="Aptos" w:hAnsi="Aptos" w:cs="Aptos" w:eastAsia="Aptos"/>
+          <w:rFonts w:cs="Aptos"/>
           <w:b w:val="0"/>
           <w:bCs w:val="0"/>
           <w:color w:val="000000"/>
@@ -3703,18 +3738,7 @@
       </w:pPr>
       <w:r>
         <w:rPr>
-          <w:rFonts w:ascii="Aptos" w:hAnsi="Aptos" w:cs="Aptos" w:eastAsia="Aptos"/>
-          <w:b w:val="0"/>
-          <w:bCs w:val="0"/>
-          <w:color w:val="000000"/>
-          <w:sz w:val="24"/>
-          <w:szCs w:val="24"/>
-        </w:rPr>
-        <w:t/>
-      </w:r>
-      <w:r>
-        <w:rPr>
-          <w:rFonts w:ascii="Aptos" w:hAnsi="Aptos" w:cs="Aptos" w:eastAsia="Aptos"/>
+          <w:rFonts w:cs="Aptos"/>
           <w:b w:val="0"/>
           <w:bCs w:val="0"/>
           <w:color w:val="000000"/>
@@ -3739,7 +3763,7 @@
       </w:pPr>
       <w:r>
         <w:rPr>
-          <w:rFonts w:ascii="Aptos" w:hAnsi="Aptos" w:cs="Aptos" w:eastAsia="Aptos"/>
+          <w:rFonts w:cs="Aptos"/>
           <w:b w:val="0"/>
           <w:bCs w:val="0"/>
           <w:color w:val="000000"/>
@@ -3750,7 +3774,7 @@
       </w:r>
       <w:r>
         <w:rPr>
-          <w:rFonts w:ascii="Aptos" w:hAnsi="Aptos" w:cs="Aptos" w:eastAsia="Aptos"/>
+          <w:rFonts w:cs="Aptos"/>
           <w:b w:val="0"/>
           <w:bCs w:val="0"/>
           <w:color w:val="000000"/>
@@ -3761,29 +3785,65 @@
       </w:r>
       <w:r>
         <w:rPr>
-          <w:rFonts w:ascii="Aptos" w:hAnsi="Aptos" w:cs="Aptos" w:eastAsia="Aptos"/>
-          <w:b w:val="0"/>
-          <w:bCs w:val="0"/>
-          <w:color w:val="000000"/>
-          <w:sz w:val="24"/>
-          <w:szCs w:val="24"/>
-        </w:rPr>
-        <w:t xml:space="preserve"> trying some new shoes</w:t>
-      </w:r>
-      <w:r>
-        <w:rPr>
-          <w:rFonts w:ascii="Aptos" w:hAnsi="Aptos" w:cs="Aptos" w:eastAsia="Aptos"/>
-          <w:b w:val="0"/>
-          <w:bCs w:val="0"/>
-          <w:color w:val="000000"/>
-          <w:sz w:val="24"/>
-          <w:szCs w:val="24"/>
-        </w:rPr>
-        <w:t>. You wear your old shoes sometimes but mostly the new</w:t>
-      </w:r>
-      <w:r>
-        <w:rPr>
-          <w:rFonts w:ascii="Aptos" w:hAnsi="Aptos" w:cs="Aptos" w:eastAsia="Aptos"/>
+          <w:rFonts w:cs="Aptos"/>
+          <w:b w:val="0"/>
+          <w:bCs w:val="0"/>
+          <w:color w:val="000000"/>
+          <w:sz w:val="24"/>
+          <w:szCs w:val="24"/>
+        </w:rPr>
+        <w:t xml:space="preserve"> </w:t>
+      </w:r>
+      <w:proofErr w:type="gramStart"/>
+      <w:r>
+        <w:rPr>
+          <w:rFonts w:cs="Aptos"/>
+          <w:b w:val="0"/>
+          <w:bCs w:val="0"/>
+          <w:color w:val="000000"/>
+          <w:sz w:val="24"/>
+          <w:szCs w:val="24"/>
+        </w:rPr>
+        <w:t>trying</w:t>
+      </w:r>
+      <w:proofErr w:type="gramEnd"/>
+      <w:r>
+        <w:rPr>
+          <w:rFonts w:cs="Aptos"/>
+          <w:b w:val="0"/>
+          <w:bCs w:val="0"/>
+          <w:color w:val="000000"/>
+          <w:sz w:val="24"/>
+          <w:szCs w:val="24"/>
+        </w:rPr>
+        <w:t xml:space="preserve"> some new shoes</w:t>
+      </w:r>
+      <w:r>
+        <w:rPr>
+          <w:rFonts w:cs="Aptos"/>
+          <w:b w:val="0"/>
+          <w:bCs w:val="0"/>
+          <w:color w:val="000000"/>
+          <w:sz w:val="24"/>
+          <w:szCs w:val="24"/>
+        </w:rPr>
+        <w:t xml:space="preserve">. You wear your old shoes sometimes but mostly the </w:t>
+      </w:r>
+      <w:r>
+        <w:rPr>
+          <w:rFonts w:cs="Aptos"/>
+          <w:b w:val="0"/>
+          <w:bCs w:val="0"/>
+          <w:color w:val="000000"/>
+          <w:sz w:val="24"/>
+          <w:szCs w:val="24"/>
+        </w:rPr>
+        <w:lastRenderedPageBreak/>
+        <w:t>new</w:t>
+      </w:r>
+      <w:r>
+        <w:rPr>
+          <w:rFonts w:cs="Aptos"/>
           <w:b w:val="0"/>
           <w:bCs w:val="0"/>
           <w:color w:val="000000"/>
@@ -3794,7 +3854,7 @@
       </w:r>
       <w:r>
         <w:rPr>
-          <w:rFonts w:ascii="Aptos" w:hAnsi="Aptos" w:cs="Aptos" w:eastAsia="Aptos"/>
+          <w:rFonts w:cs="Aptos"/>
           <w:b w:val="0"/>
           <w:bCs w:val="0"/>
           <w:color w:val="000000"/>
@@ -3805,7 +3865,7 @@
       </w:r>
       <w:r>
         <w:rPr>
-          <w:rFonts w:ascii="Aptos" w:hAnsi="Aptos" w:cs="Aptos" w:eastAsia="Aptos"/>
+          <w:rFonts w:cs="Aptos"/>
           <w:b w:val="0"/>
           <w:bCs w:val="0"/>
           <w:color w:val="000000"/>
@@ -3816,7 +3876,7 @@
       </w:r>
       <w:r>
         <w:rPr>
-          <w:rFonts w:ascii="Aptos" w:hAnsi="Aptos" w:cs="Aptos" w:eastAsia="Aptos"/>
+          <w:rFonts w:cs="Aptos"/>
           <w:b w:val="0"/>
           <w:bCs w:val="0"/>
           <w:color w:val="000000"/>
@@ -3827,7 +3887,7 @@
       </w:r>
       <w:r>
         <w:rPr>
-          <w:rFonts w:ascii="Aptos" w:hAnsi="Aptos" w:cs="Aptos" w:eastAsia="Aptos"/>
+          <w:rFonts w:cs="Aptos"/>
           <w:b w:val="0"/>
           <w:bCs w:val="0"/>
           <w:color w:val="000000"/>
@@ -3838,18 +3898,66 @@
       </w:r>
       <w:r>
         <w:rPr>
-          <w:rFonts w:ascii="Aptos" w:hAnsi="Aptos" w:cs="Aptos" w:eastAsia="Aptos"/>
-          <w:b w:val="0"/>
-          <w:bCs w:val="0"/>
-          <w:color w:val="000000"/>
-          <w:sz w:val="24"/>
-          <w:szCs w:val="24"/>
-        </w:rPr>
-        <w:t xml:space="preserve">You wore the new shoes during the game. </w:t>
-      </w:r>
-      <w:r>
-        <w:rPr>
-          <w:rFonts w:ascii="Aptos" w:hAnsi="Aptos" w:cs="Aptos" w:eastAsia="Aptos"/>
+          <w:rFonts w:cs="Aptos"/>
+          <w:b w:val="0"/>
+          <w:bCs w:val="0"/>
+          <w:color w:val="000000"/>
+          <w:sz w:val="24"/>
+          <w:szCs w:val="24"/>
+        </w:rPr>
+        <w:t xml:space="preserve">You </w:t>
+      </w:r>
+      <w:proofErr w:type="gramStart"/>
+      <w:r>
+        <w:rPr>
+          <w:rFonts w:cs="Aptos"/>
+          <w:b w:val="0"/>
+          <w:bCs w:val="0"/>
+          <w:color w:val="000000"/>
+          <w:sz w:val="24"/>
+          <w:szCs w:val="24"/>
+        </w:rPr>
+        <w:t>wore</w:t>
+      </w:r>
+      <w:proofErr w:type="gramEnd"/>
+      <w:r>
+        <w:rPr>
+          <w:rFonts w:cs="Aptos"/>
+          <w:b w:val="0"/>
+          <w:bCs w:val="0"/>
+          <w:color w:val="000000"/>
+          <w:sz w:val="24"/>
+          <w:szCs w:val="24"/>
+        </w:rPr>
+        <w:t xml:space="preserve"> </w:t>
+      </w:r>
+      <w:proofErr w:type="gramStart"/>
+      <w:r>
+        <w:rPr>
+          <w:rFonts w:cs="Aptos"/>
+          <w:b w:val="0"/>
+          <w:bCs w:val="0"/>
+          <w:color w:val="000000"/>
+          <w:sz w:val="24"/>
+          <w:szCs w:val="24"/>
+        </w:rPr>
+        <w:t>the new</w:t>
+      </w:r>
+      <w:proofErr w:type="gramEnd"/>
+      <w:r>
+        <w:rPr>
+          <w:rFonts w:cs="Aptos"/>
+          <w:b w:val="0"/>
+          <w:bCs w:val="0"/>
+          <w:color w:val="000000"/>
+          <w:sz w:val="24"/>
+          <w:szCs w:val="24"/>
+        </w:rPr>
+        <w:t xml:space="preserve"> shoes during the game. </w:t>
+      </w:r>
+      <w:r>
+        <w:rPr>
+          <w:rFonts w:cs="Aptos"/>
           <w:b w:val="0"/>
           <w:bCs w:val="0"/>
           <w:color w:val="000000"/>
@@ -3860,7 +3968,7 @@
       </w:r>
       <w:r>
         <w:rPr>
-          <w:rFonts w:ascii="Aptos" w:hAnsi="Aptos" w:cs="Aptos" w:eastAsia="Aptos"/>
+          <w:rFonts w:cs="Aptos"/>
           <w:b w:val="0"/>
           <w:bCs w:val="0"/>
           <w:color w:val="000000"/>
@@ -3871,7 +3979,7 @@
       </w:r>
       <w:r>
         <w:rPr>
-          <w:rFonts w:ascii="Aptos" w:hAnsi="Aptos" w:cs="Aptos" w:eastAsia="Aptos"/>
+          <w:rFonts w:cs="Aptos"/>
           <w:b w:val="0"/>
           <w:bCs w:val="0"/>
           <w:color w:val="000000"/>
@@ -3882,26 +3990,14 @@
       </w:r>
       <w:r>
         <w:rPr>
-          <w:rFonts w:ascii="Aptos" w:hAnsi="Aptos" w:cs="Aptos" w:eastAsia="Aptos"/>
-          <w:b w:val="0"/>
-          <w:bCs w:val="0"/>
-          <w:color w:val="000000"/>
-          <w:sz w:val="24"/>
-          <w:szCs w:val="24"/>
-        </w:rPr>
-        <w:t xml:space="preserve">You have been doing weights, running in the hills, </w:t>
-      </w:r>
-      <w:r>
-        <w:rPr>
-          <w:rFonts w:ascii="Aptos" w:hAnsi="Aptos" w:cs="Aptos" w:eastAsia="Aptos"/>
-          <w:b w:val="0"/>
-          <w:bCs w:val="0"/>
-          <w:color w:val="000000"/>
-          <w:sz w:val="24"/>
-          <w:szCs w:val="24"/>
-        </w:rPr>
-        <w:lastRenderedPageBreak/>
-        <w:t>and doing all kinds of plyometrics to get better.</w:t>
+          <w:rFonts w:cs="Aptos"/>
+          <w:b w:val="0"/>
+          <w:bCs w:val="0"/>
+          <w:color w:val="000000"/>
+          <w:sz w:val="24"/>
+          <w:szCs w:val="24"/>
+        </w:rPr>
+        <w:t>You have been doing weights, running in the hills, and doing all kinds of plyometrics to get better.</w:t>
       </w:r>
     </w:p>
     <w:p>
@@ -3916,7 +4012,6 @@
       </w:pPr>
       <w:r>
         <w:rPr>
-          <w:rFonts w:ascii="Aptos" w:eastAsia="Aptos" w:hAnsi="Aptos" w:cs="Aptos"/>
           <w:color w:val="000000"/>
           <w:sz w:val="24"/>
         </w:rPr>
@@ -3934,7 +4029,6 @@
       </w:pPr>
       <w:r>
         <w:rPr>
-          <w:rFonts w:ascii="Aptos" w:eastAsia="Aptos" w:hAnsi="Aptos" w:cs="Aptos"/>
           <w:color w:val="000000"/>
           <w:sz w:val="24"/>
         </w:rPr>
@@ -3942,7 +4036,6 @@
       </w:r>
       <w:r>
         <w:rPr>
-          <w:rFonts w:ascii="Aptos" w:eastAsia="Aptos" w:hAnsi="Aptos" w:cs="Aptos"/>
           <w:color w:val="000000"/>
           <w:sz w:val="24"/>
         </w:rPr>
@@ -3950,7 +4043,6 @@
       </w:r>
       <w:r>
         <w:rPr>
-          <w:rFonts w:ascii="Aptos" w:eastAsia="Aptos" w:hAnsi="Aptos" w:cs="Aptos"/>
           <w:color w:val="000000"/>
           <w:sz w:val="24"/>
         </w:rPr>
@@ -3958,7 +4050,6 @@
       </w:r>
       <w:r>
         <w:rPr>
-          <w:rFonts w:ascii="Aptos" w:eastAsia="Aptos" w:hAnsi="Aptos" w:cs="Aptos"/>
           <w:color w:val="000000"/>
           <w:sz w:val="24"/>
         </w:rPr>
@@ -3966,7 +4057,6 @@
       </w:r>
       <w:r>
         <w:rPr>
-          <w:rFonts w:ascii="Aptos" w:eastAsia="Aptos" w:hAnsi="Aptos" w:cs="Aptos"/>
           <w:color w:val="000000"/>
           <w:sz w:val="24"/>
         </w:rPr>
@@ -3974,7 +4064,6 @@
       </w:r>
       <w:r>
         <w:rPr>
-          <w:rFonts w:ascii="Aptos" w:eastAsia="Aptos" w:hAnsi="Aptos" w:cs="Aptos"/>
           <w:color w:val="000000"/>
           <w:sz w:val="24"/>
         </w:rPr>
@@ -3982,7 +4071,6 @@
       </w:r>
       <w:r>
         <w:rPr>
-          <w:rFonts w:ascii="Aptos" w:eastAsia="Aptos" w:hAnsi="Aptos" w:cs="Aptos"/>
           <w:color w:val="000000"/>
           <w:sz w:val="24"/>
         </w:rPr>
@@ -3990,7 +4078,6 @@
       </w:r>
       <w:r>
         <w:rPr>
-          <w:rFonts w:ascii="Aptos" w:eastAsia="Aptos" w:hAnsi="Aptos" w:cs="Aptos"/>
           <w:color w:val="000000"/>
           <w:sz w:val="24"/>
         </w:rPr>
@@ -3998,15 +4085,29 @@
       </w:r>
       <w:r>
         <w:rPr>
-          <w:rFonts w:ascii="Aptos" w:eastAsia="Aptos" w:hAnsi="Aptos" w:cs="Aptos"/>
-          <w:color w:val="000000"/>
-          <w:sz w:val="24"/>
-        </w:rPr>
-        <w:t>out” is used to immediately stop a simulation. As the standardized patient</w:t>
-      </w:r>
-      <w:r>
-        <w:rPr>
-          <w:rFonts w:ascii="Aptos" w:eastAsia="Aptos" w:hAnsi="Aptos" w:cs="Aptos"/>
+          <w:color w:val="000000"/>
+          <w:sz w:val="24"/>
+        </w:rPr>
+        <w:t xml:space="preserve">out” is used to immediately stop a simulation. As </w:t>
+      </w:r>
+      <w:proofErr w:type="gramStart"/>
+      <w:r>
+        <w:rPr>
+          <w:color w:val="000000"/>
+          <w:sz w:val="24"/>
+        </w:rPr>
+        <w:t>the</w:t>
+      </w:r>
+      <w:proofErr w:type="gramEnd"/>
+      <w:r>
+        <w:rPr>
+          <w:color w:val="000000"/>
+          <w:sz w:val="24"/>
+        </w:rPr>
+        <w:t xml:space="preserve"> standardized patient</w:t>
+      </w:r>
+      <w:r>
+        <w:rPr>
           <w:color w:val="000000"/>
           <w:sz w:val="24"/>
         </w:rPr>
@@ -4014,7 +4115,6 @@
       </w:r>
       <w:r>
         <w:rPr>
-          <w:rFonts w:ascii="Aptos" w:eastAsia="Aptos" w:hAnsi="Aptos" w:cs="Aptos"/>
           <w:color w:val="000000"/>
           <w:sz w:val="24"/>
         </w:rPr>
@@ -4022,7 +4122,6 @@
       </w:r>
       <w:r>
         <w:rPr>
-          <w:rFonts w:ascii="Aptos" w:eastAsia="Aptos" w:hAnsi="Aptos" w:cs="Aptos"/>
           <w:color w:val="000000"/>
           <w:sz w:val="24"/>
         </w:rPr>
@@ -4030,7 +4129,6 @@
       </w:r>
       <w:r>
         <w:rPr>
-          <w:rFonts w:ascii="Aptos" w:eastAsia="Aptos" w:hAnsi="Aptos" w:cs="Aptos"/>
           <w:color w:val="000000"/>
           <w:sz w:val="24"/>
         </w:rPr>
@@ -4038,7 +4136,6 @@
       </w:r>
       <w:r>
         <w:rPr>
-          <w:rFonts w:ascii="Aptos" w:eastAsia="Aptos" w:hAnsi="Aptos" w:cs="Aptos"/>
           <w:color w:val="000000"/>
           <w:sz w:val="24"/>
         </w:rPr>
@@ -4046,7 +4143,6 @@
       </w:r>
       <w:r>
         <w:rPr>
-          <w:rFonts w:ascii="Aptos" w:eastAsia="Aptos" w:hAnsi="Aptos" w:cs="Aptos"/>
           <w:color w:val="000000"/>
           <w:sz w:val="24"/>
         </w:rPr>
@@ -4054,7 +4150,6 @@
       </w:r>
       <w:r>
         <w:rPr>
-          <w:rFonts w:ascii="Aptos" w:eastAsia="Aptos" w:hAnsi="Aptos" w:cs="Aptos"/>
           <w:color w:val="000000"/>
           <w:sz w:val="24"/>
         </w:rPr>
@@ -4062,7 +4157,6 @@
       </w:r>
       <w:r>
         <w:rPr>
-          <w:rFonts w:ascii="Aptos" w:eastAsia="Aptos" w:hAnsi="Aptos" w:cs="Aptos"/>
           <w:color w:val="000000"/>
           <w:sz w:val="24"/>
         </w:rPr>
@@ -4070,7 +4164,6 @@
       </w:r>
       <w:r>
         <w:rPr>
-          <w:rFonts w:ascii="Aptos" w:eastAsia="Aptos" w:hAnsi="Aptos" w:cs="Aptos"/>
           <w:color w:val="000000"/>
           <w:sz w:val="24"/>
         </w:rPr>
@@ -4078,7 +4171,6 @@
       </w:r>
       <w:r>
         <w:rPr>
-          <w:rFonts w:ascii="Aptos" w:eastAsia="Aptos" w:hAnsi="Aptos" w:cs="Aptos"/>
           <w:color w:val="000000"/>
           <w:sz w:val="24"/>
         </w:rPr>
@@ -4086,7 +4178,6 @@
       </w:r>
       <w:r>
         <w:rPr>
-          <w:rFonts w:ascii="Aptos" w:eastAsia="Aptos" w:hAnsi="Aptos" w:cs="Aptos"/>
           <w:color w:val="000000"/>
           <w:sz w:val="24"/>
         </w:rPr>
@@ -4094,7 +4185,6 @@
       </w:r>
       <w:r>
         <w:rPr>
-          <w:rFonts w:ascii="Aptos" w:eastAsia="Aptos" w:hAnsi="Aptos" w:cs="Aptos"/>
           <w:color w:val="000000"/>
           <w:sz w:val="24"/>
         </w:rPr>
@@ -4116,18 +4206,7 @@
       </w:pPr>
       <w:r>
         <w:rPr>
-          <w:rFonts w:ascii="Aptos" w:hAnsi="Aptos" w:cs="Aptos" w:eastAsia="Aptos"/>
-          <w:b w:val="0"/>
-          <w:bCs w:val="0"/>
-          <w:color w:val="000000"/>
-          <w:sz w:val="24"/>
-          <w:szCs w:val="24"/>
-        </w:rPr>
-        <w:t/>
-      </w:r>
-      <w:r>
-        <w:rPr>
-          <w:rFonts w:ascii="Aptos" w:hAnsi="Aptos" w:cs="Aptos" w:eastAsia="Aptos"/>
+          <w:rFonts w:cs="Aptos"/>
           <w:b w:val="0"/>
           <w:bCs w:val="0"/>
           <w:color w:val="000000"/>
@@ -4152,7 +4231,7 @@
       </w:pPr>
       <w:r>
         <w:rPr>
-          <w:rFonts w:ascii="Aptos" w:hAnsi="Aptos" w:cs="Aptos" w:eastAsia="Aptos"/>
+          <w:rFonts w:cs="Aptos"/>
           <w:b w:val="0"/>
           <w:bCs w:val="0"/>
           <w:color w:val="000000"/>
@@ -4163,7 +4242,7 @@
       </w:r>
       <w:r>
         <w:rPr>
-          <w:rFonts w:ascii="Aptos" w:hAnsi="Aptos" w:cs="Aptos" w:eastAsia="Aptos"/>
+          <w:rFonts w:cs="Aptos"/>
           <w:b w:val="0"/>
           <w:bCs w:val="0"/>
           <w:color w:val="000000"/>
@@ -4174,7 +4253,7 @@
       </w:r>
       <w:r>
         <w:rPr>
-          <w:rFonts w:ascii="Aptos" w:hAnsi="Aptos" w:cs="Aptos" w:eastAsia="Aptos"/>
+          <w:rFonts w:cs="Aptos"/>
           <w:b w:val="0"/>
           <w:bCs w:val="0"/>
           <w:color w:val="000000"/>
@@ -4185,7 +4264,7 @@
       </w:r>
       <w:r>
         <w:rPr>
-          <w:rFonts w:ascii="Aptos" w:hAnsi="Aptos" w:cs="Aptos" w:eastAsia="Aptos"/>
+          <w:rFonts w:cs="Aptos"/>
           <w:b w:val="0"/>
           <w:bCs w:val="0"/>
           <w:color w:val="000000"/>
@@ -4196,7 +4275,7 @@
       </w:r>
       <w:r>
         <w:rPr>
-          <w:rFonts w:ascii="Aptos" w:hAnsi="Aptos" w:cs="Aptos" w:eastAsia="Aptos"/>
+          <w:rFonts w:cs="Aptos"/>
           <w:b w:val="0"/>
           <w:bCs w:val="0"/>
           <w:color w:val="000000"/>
@@ -4207,7 +4286,7 @@
       </w:r>
       <w:r>
         <w:rPr>
-          <w:rFonts w:ascii="Aptos" w:hAnsi="Aptos" w:cs="Aptos" w:eastAsia="Aptos"/>
+          <w:rFonts w:cs="Aptos"/>
           <w:b w:val="0"/>
           <w:bCs w:val="0"/>
           <w:color w:val="000000"/>
@@ -4218,7 +4297,7 @@
       </w:r>
       <w:r>
         <w:rPr>
-          <w:rFonts w:ascii="Aptos" w:hAnsi="Aptos" w:cs="Aptos" w:eastAsia="Aptos"/>
+          <w:rFonts w:cs="Aptos"/>
           <w:b w:val="0"/>
           <w:bCs w:val="0"/>
           <w:color w:val="000000"/>
@@ -4229,7 +4308,7 @@
       </w:r>
       <w:r>
         <w:rPr>
-          <w:rFonts w:ascii="Aptos" w:hAnsi="Aptos" w:cs="Aptos" w:eastAsia="Aptos"/>
+          <w:rFonts w:cs="Aptos"/>
           <w:b w:val="0"/>
           <w:bCs w:val="0"/>
           <w:color w:val="000000"/>
@@ -4240,7 +4319,7 @@
       </w:r>
       <w:r>
         <w:rPr>
-          <w:rFonts w:ascii="Aptos" w:hAnsi="Aptos" w:cs="Aptos" w:eastAsia="Aptos"/>
+          <w:rFonts w:cs="Aptos"/>
           <w:b w:val="0"/>
           <w:bCs w:val="0"/>
           <w:color w:val="000000"/>
@@ -4251,7 +4330,7 @@
       </w:r>
       <w:r>
         <w:rPr>
-          <w:rFonts w:ascii="Aptos" w:hAnsi="Aptos" w:cs="Aptos" w:eastAsia="Aptos"/>
+          <w:rFonts w:cs="Aptos"/>
           <w:b w:val="0"/>
           <w:bCs w:val="0"/>
           <w:color w:val="000000"/>
@@ -4262,7 +4341,7 @@
       </w:r>
       <w:r>
         <w:rPr>
-          <w:rFonts w:ascii="Aptos" w:hAnsi="Aptos" w:cs="Aptos" w:eastAsia="Aptos"/>
+          <w:rFonts w:cs="Aptos"/>
           <w:b w:val="0"/>
           <w:bCs w:val="0"/>
           <w:color w:val="000000"/>
@@ -4273,7 +4352,7 @@
       </w:r>
       <w:r>
         <w:rPr>
-          <w:rFonts w:ascii="Aptos" w:hAnsi="Aptos" w:cs="Aptos" w:eastAsia="Aptos"/>
+          <w:rFonts w:cs="Aptos"/>
           <w:b w:val="0"/>
           <w:bCs w:val="0"/>
           <w:color w:val="000000"/>
@@ -4284,14 +4363,62 @@
       </w:r>
       <w:r>
         <w:rPr>
-          <w:rFonts w:ascii="Aptos" w:hAnsi="Aptos" w:cs="Aptos" w:eastAsia="Aptos"/>
-          <w:b w:val="0"/>
-          <w:bCs w:val="0"/>
-          <w:color w:val="000000"/>
-          <w:sz w:val="24"/>
-          <w:szCs w:val="24"/>
-        </w:rPr>
-        <w:t>I ordered food and need to eat. I have to clean my room before my mom gets home.”</w:t>
+          <w:rFonts w:cs="Aptos"/>
+          <w:b w:val="0"/>
+          <w:bCs w:val="0"/>
+          <w:color w:val="000000"/>
+          <w:sz w:val="24"/>
+          <w:szCs w:val="24"/>
+        </w:rPr>
+        <w:t xml:space="preserve">I ordered food and </w:t>
+      </w:r>
+      <w:proofErr w:type="gramStart"/>
+      <w:r>
+        <w:rPr>
+          <w:rFonts w:cs="Aptos"/>
+          <w:b w:val="0"/>
+          <w:bCs w:val="0"/>
+          <w:color w:val="000000"/>
+          <w:sz w:val="24"/>
+          <w:szCs w:val="24"/>
+        </w:rPr>
+        <w:t>need</w:t>
+      </w:r>
+      <w:proofErr w:type="gramEnd"/>
+      <w:r>
+        <w:rPr>
+          <w:rFonts w:cs="Aptos"/>
+          <w:b w:val="0"/>
+          <w:bCs w:val="0"/>
+          <w:color w:val="000000"/>
+          <w:sz w:val="24"/>
+          <w:szCs w:val="24"/>
+        </w:rPr>
+        <w:t xml:space="preserve"> to eat. I </w:t>
+      </w:r>
+      <w:proofErr w:type="gramStart"/>
+      <w:r>
+        <w:rPr>
+          <w:rFonts w:cs="Aptos"/>
+          <w:b w:val="0"/>
+          <w:bCs w:val="0"/>
+          <w:color w:val="000000"/>
+          <w:sz w:val="24"/>
+          <w:szCs w:val="24"/>
+        </w:rPr>
+        <w:t>have to</w:t>
+      </w:r>
+      <w:proofErr w:type="gramEnd"/>
+      <w:r>
+        <w:rPr>
+          <w:rFonts w:cs="Aptos"/>
+          <w:b w:val="0"/>
+          <w:bCs w:val="0"/>
+          <w:color w:val="000000"/>
+          <w:sz w:val="24"/>
+          <w:szCs w:val="24"/>
+        </w:rPr>
+        <w:t xml:space="preserve"> clean my room before my mom gets home.”</w:t>
       </w:r>
     </w:p>
     <w:p>
@@ -4304,19 +4431,18 @@
         <w:pStyle w:val="Heading1"/>
         <w:spacing w:line="480" w:lineRule="auto"/>
         <w:rPr>
-          <w:rFonts w:ascii="Times New Roman" w:hAnsi="Times New Roman"/>
-          <w:color w:val="000000"/>
-          <w:sz w:val="24"/>
-          <w:szCs w:val="24"/>
-        </w:rPr>
-      </w:pPr>
-      <w:r>
-        <w:rPr>
-          <w:rFonts w:ascii="Aptos" w:hAnsi="Aptos" w:eastAsia="Aptos" w:cs="Aptos"/>
-          <w:color w:val="000000"/>
-          <w:sz w:val="40"/>
+          <w:color w:val="000000"/>
+          <w:sz w:val="24"/>
+          <w:szCs w:val="24"/>
+        </w:rPr>
+      </w:pPr>
+      <w:r>
+        <w:rPr>
+          <w:rFonts w:ascii="Aptos" w:eastAsia="Aptos" w:hAnsi="Aptos" w:cs="Aptos"/>
+          <w:color w:val="000000"/>
           <w:szCs w:val="40"/>
         </w:rPr>
+        <w:lastRenderedPageBreak/>
         <w:t>Rubric</w:t>
       </w:r>
     </w:p>
@@ -4327,13 +4453,13 @@
         <w:tblLook w:val="04A0" w:firstRow="1" w:lastRow="0" w:firstColumn="1" w:lastColumn="0" w:noHBand="0" w:noVBand="1"/>
       </w:tblPr>
       <w:tblGrid>
-        <w:gridCol w:w="1713"/>
-        <w:gridCol w:w="249"/>
-        <w:gridCol w:w="2436"/>
-        <w:gridCol w:w="474"/>
-        <w:gridCol w:w="920"/>
-        <w:gridCol w:w="979"/>
-        <w:gridCol w:w="2803"/>
+        <w:gridCol w:w="1728"/>
+        <w:gridCol w:w="260"/>
+        <w:gridCol w:w="2942"/>
+        <w:gridCol w:w="1118"/>
+        <w:gridCol w:w="628"/>
+        <w:gridCol w:w="722"/>
+        <w:gridCol w:w="2176"/>
       </w:tblGrid>
       <w:tr>
         <w:trPr>
@@ -4360,7 +4486,6 @@
             </w:pPr>
             <w:r>
               <w:rPr>
-                <w:rFonts w:ascii="Aptos" w:hAnsi="Aptos" w:eastAsia="Aptos" w:cs="Aptos"/>
                 <w:color w:val="000000"/>
                 <w:sz w:val="24"/>
                 <w:szCs w:val="24"/>
@@ -4372,7 +4497,7 @@
         <w:tc>
           <w:tcPr>
             <w:tcW w:w="3202" w:type="dxa"/>
-            <w:gridSpan w:val="3"/>
+            <w:gridSpan w:val="2"/>
             <w:tcBorders>
               <w:top w:val="nil"/>
               <w:left w:val="nil"/>
@@ -4413,7 +4538,6 @@
             </w:pPr>
             <w:r>
               <w:rPr>
-                <w:rFonts w:ascii="Aptos" w:hAnsi="Aptos" w:eastAsia="Aptos" w:cs="Aptos"/>
                 <w:color w:val="000000"/>
                 <w:sz w:val="24"/>
                 <w:szCs w:val="24"/>
@@ -4425,6 +4549,7 @@
         <w:tc>
           <w:tcPr>
             <w:tcW w:w="2898" w:type="dxa"/>
+            <w:gridSpan w:val="2"/>
             <w:tcBorders>
               <w:top w:val="nil"/>
               <w:left w:val="nil"/>
@@ -4469,7 +4594,6 @@
             </w:pPr>
             <w:r>
               <w:rPr>
-                <w:rFonts w:ascii="Aptos" w:hAnsi="Aptos" w:eastAsia="Aptos" w:cs="Aptos"/>
                 <w:b/>
                 <w:bCs/>
                 <w:color w:val="FFFFFF" w:themeColor="background1"/>
@@ -4482,38 +4606,7 @@
         </w:tc>
         <w:tc>
           <w:tcPr>
-            <w:tcW w:w="2462" w:type="dxa"/>
-            <w:shd w:val="clear" w:color="auto" w:fill="A73023"/>
-          </w:tcPr>
-          <w:p>
-            <w:pPr>
-              <w:ind w:left="144" w:hanging="144"/>
-              <w:jc w:val="center"/>
-              <w:rPr>
-                <w:rFonts w:ascii="Times New Roman" w:hAnsi="Times New Roman"/>
-                <w:b/>
-                <w:bCs/>
-                <w:color w:val="FFFFFF" w:themeColor="background1"/>
-                <w:sz w:val="24"/>
-                <w:szCs w:val="24"/>
-              </w:rPr>
-            </w:pPr>
-            <w:r>
-              <w:rPr>
-                <w:rFonts w:ascii="Aptos" w:hAnsi="Aptos" w:eastAsia="Aptos" w:cs="Aptos"/>
-                <w:b/>
-                <w:bCs/>
-                <w:color w:val="FFFFFF" w:themeColor="background1"/>
-                <w:sz w:val="24"/>
-                <w:szCs w:val="24"/>
-              </w:rPr>
-              <w:t>DESCRIPTION</w:t>
-            </w:r>
-          </w:p>
-        </w:tc>
-        <w:tc>
-          <w:tcPr>
-            <w:tcW w:w="1240" w:type="dxa"/>
+            <w:tcW w:w="4060" w:type="dxa"/>
             <w:gridSpan w:val="2"/>
             <w:shd w:val="clear" w:color="auto" w:fill="A73023"/>
           </w:tcPr>
@@ -4532,7 +4625,37 @@
             </w:pPr>
             <w:r>
               <w:rPr>
-                <w:rFonts w:ascii="Aptos" w:hAnsi="Aptos" w:eastAsia="Aptos" w:cs="Aptos"/>
+                <w:b/>
+                <w:bCs/>
+                <w:color w:val="FFFFFF" w:themeColor="background1"/>
+                <w:sz w:val="24"/>
+                <w:szCs w:val="24"/>
+              </w:rPr>
+              <w:t>DESCRIPTION</w:t>
+            </w:r>
+          </w:p>
+        </w:tc>
+        <w:tc>
+          <w:tcPr>
+            <w:tcW w:w="1350" w:type="dxa"/>
+            <w:gridSpan w:val="2"/>
+            <w:shd w:val="clear" w:color="auto" w:fill="A73023"/>
+          </w:tcPr>
+          <w:p>
+            <w:pPr>
+              <w:ind w:left="144" w:hanging="144"/>
+              <w:jc w:val="center"/>
+              <w:rPr>
+                <w:rFonts w:ascii="Times New Roman" w:hAnsi="Times New Roman"/>
+                <w:b/>
+                <w:bCs/>
+                <w:color w:val="FFFFFF" w:themeColor="background1"/>
+                <w:sz w:val="24"/>
+                <w:szCs w:val="24"/>
+              </w:rPr>
+            </w:pPr>
+            <w:r>
+              <w:rPr>
                 <w:b/>
                 <w:bCs/>
                 <w:color w:val="FFFFFF" w:themeColor="background1"/>
@@ -4557,7 +4680,6 @@
             </w:pPr>
             <w:r>
               <w:rPr>
-                <w:rFonts w:ascii="Aptos" w:hAnsi="Aptos" w:eastAsia="Aptos" w:cs="Aptos"/>
                 <w:b/>
                 <w:bCs/>
                 <w:color w:val="FFFFFF" w:themeColor="background1"/>
@@ -4568,7 +4690,6 @@
             </w:r>
             <w:r>
               <w:rPr>
-                <w:rFonts w:ascii="Aptos" w:hAnsi="Aptos" w:eastAsia="Aptos" w:cs="Aptos"/>
                 <w:b/>
                 <w:bCs/>
                 <w:color w:val="FFFFFF" w:themeColor="background1"/>
@@ -4579,7 +4700,6 @@
             </w:r>
             <w:r>
               <w:rPr>
-                <w:rFonts w:ascii="Aptos" w:hAnsi="Aptos" w:eastAsia="Aptos" w:cs="Aptos"/>
                 <w:b/>
                 <w:bCs/>
                 <w:color w:val="FFFFFF" w:themeColor="background1"/>
@@ -4592,8 +4712,7 @@
         </w:tc>
         <w:tc>
           <w:tcPr>
-            <w:tcW w:w="3884" w:type="dxa"/>
-            <w:gridSpan w:val="2"/>
+            <w:tcW w:w="2176" w:type="dxa"/>
             <w:shd w:val="clear" w:color="auto" w:fill="A73023"/>
           </w:tcPr>
           <w:p>
@@ -4611,7 +4730,6 @@
             </w:pPr>
             <w:r>
               <w:rPr>
-                <w:rFonts w:ascii="Aptos" w:hAnsi="Aptos" w:eastAsia="Aptos" w:cs="Aptos"/>
                 <w:b/>
                 <w:bCs/>
                 <w:color w:val="FFFFFF" w:themeColor="background1"/>
@@ -4645,7 +4763,6 @@
             </w:pPr>
             <w:r>
               <w:rPr>
-                <w:rFonts w:ascii="Aptos" w:hAnsi="Aptos" w:eastAsia="Aptos" w:cs="Aptos"/>
                 <w:color w:val="000000"/>
                 <w:sz w:val="24"/>
                 <w:szCs w:val="24"/>
@@ -4656,7 +4773,8 @@
         </w:tc>
         <w:tc>
           <w:tcPr>
-            <w:tcW w:w="2462" w:type="dxa"/>
+            <w:tcW w:w="4060" w:type="dxa"/>
+            <w:gridSpan w:val="2"/>
           </w:tcPr>
           <w:p>
             <w:pPr>
@@ -4670,28 +4788,17 @@
             </w:pPr>
             <w:r>
               <w:rPr>
-                <w:rFonts w:ascii="Aptos" w:hAnsi="Aptos" w:eastAsia="Aptos" w:cs="Aptos"/>
                 <w:color w:val="000000"/>
                 <w:sz w:val="24"/>
                 <w:szCs w:val="24"/>
               </w:rPr>
-              <w:t xml:space="preserve">The HCP demonstrated anatomical and physiological knowledge while </w:t>
-            </w:r>
-            <w:r>
-              <w:rPr>
-                <w:rFonts w:ascii="Aptos" w:hAnsi="Aptos" w:eastAsia="Aptos" w:cs="Aptos"/>
-                <w:color w:val="000000"/>
-                <w:sz w:val="24"/>
-                <w:szCs w:val="24"/>
-              </w:rPr>
-              <w:lastRenderedPageBreak/>
-              <w:t>assessing the patient over the phone.</w:t>
+              <w:t>The HCP demonstrated anatomical and physiological knowledge while assessing the patient over the phone.</w:t>
             </w:r>
           </w:p>
         </w:tc>
         <w:tc>
           <w:tcPr>
-            <w:tcW w:w="1240" w:type="dxa"/>
+            <w:tcW w:w="1350" w:type="dxa"/>
             <w:gridSpan w:val="2"/>
           </w:tcPr>
           <w:p>
@@ -4708,8 +4815,7 @@
         </w:tc>
         <w:tc>
           <w:tcPr>
-            <w:tcW w:w="3884" w:type="dxa"/>
-            <w:gridSpan w:val="2"/>
+            <w:tcW w:w="2176" w:type="dxa"/>
           </w:tcPr>
           <w:p>
             <w:pPr>
@@ -4746,7 +4852,6 @@
             </w:pPr>
             <w:r>
               <w:rPr>
-                <w:rFonts w:ascii="Aptos" w:hAnsi="Aptos" w:eastAsia="Aptos" w:cs="Aptos"/>
                 <w:color w:val="000000"/>
                 <w:sz w:val="24"/>
                 <w:szCs w:val="24"/>
@@ -4757,7 +4862,8 @@
         </w:tc>
         <w:tc>
           <w:tcPr>
-            <w:tcW w:w="2462" w:type="dxa"/>
+            <w:tcW w:w="4060" w:type="dxa"/>
+            <w:gridSpan w:val="2"/>
           </w:tcPr>
           <w:p>
             <w:pPr>
@@ -4771,7 +4877,6 @@
             </w:pPr>
             <w:r>
               <w:rPr>
-                <w:rFonts w:ascii="Aptos" w:hAnsi="Aptos" w:eastAsia="Aptos" w:cs="Aptos"/>
                 <w:color w:val="000000"/>
                 <w:sz w:val="24"/>
                 <w:szCs w:val="24"/>
@@ -4782,7 +4887,7 @@
         </w:tc>
         <w:tc>
           <w:tcPr>
-            <w:tcW w:w="1240" w:type="dxa"/>
+            <w:tcW w:w="1350" w:type="dxa"/>
             <w:gridSpan w:val="2"/>
           </w:tcPr>
           <w:p>
@@ -4799,8 +4904,7 @@
         </w:tc>
         <w:tc>
           <w:tcPr>
-            <w:tcW w:w="3884" w:type="dxa"/>
-            <w:gridSpan w:val="2"/>
+            <w:tcW w:w="2176" w:type="dxa"/>
           </w:tcPr>
           <w:p>
             <w:pPr>
@@ -4837,7 +4941,6 @@
             </w:pPr>
             <w:r>
               <w:rPr>
-                <w:rFonts w:ascii="Aptos" w:hAnsi="Aptos" w:eastAsia="Aptos" w:cs="Aptos"/>
                 <w:color w:val="000000"/>
                 <w:sz w:val="24"/>
                 <w:szCs w:val="24"/>
@@ -4848,7 +4951,8 @@
         </w:tc>
         <w:tc>
           <w:tcPr>
-            <w:tcW w:w="2462" w:type="dxa"/>
+            <w:tcW w:w="4060" w:type="dxa"/>
+            <w:gridSpan w:val="2"/>
           </w:tcPr>
           <w:p>
             <w:pPr>
@@ -4862,7 +4966,6 @@
             </w:pPr>
             <w:r>
               <w:rPr>
-                <w:rFonts w:ascii="Aptos" w:hAnsi="Aptos" w:eastAsia="Aptos" w:cs="Aptos"/>
                 <w:color w:val="000000"/>
                 <w:sz w:val="24"/>
                 <w:szCs w:val="24"/>
@@ -4873,7 +4976,7 @@
         </w:tc>
         <w:tc>
           <w:tcPr>
-            <w:tcW w:w="1240" w:type="dxa"/>
+            <w:tcW w:w="1350" w:type="dxa"/>
             <w:gridSpan w:val="2"/>
           </w:tcPr>
           <w:p>
@@ -4890,8 +4993,7 @@
         </w:tc>
         <w:tc>
           <w:tcPr>
-            <w:tcW w:w="3884" w:type="dxa"/>
-            <w:gridSpan w:val="2"/>
+            <w:tcW w:w="2176" w:type="dxa"/>
           </w:tcPr>
           <w:p>
             <w:pPr>
@@ -4930,7 +5032,6 @@
             </w:pPr>
             <w:r>
               <w:rPr>
-                <w:rFonts w:ascii="Aptos" w:hAnsi="Aptos" w:eastAsia="Aptos" w:cs="Aptos"/>
                 <w:color w:val="000000"/>
                 <w:sz w:val="24"/>
                 <w:szCs w:val="24"/>
@@ -4941,7 +5042,8 @@
         </w:tc>
         <w:tc>
           <w:tcPr>
-            <w:tcW w:w="2462" w:type="dxa"/>
+            <w:tcW w:w="4060" w:type="dxa"/>
+            <w:gridSpan w:val="2"/>
           </w:tcPr>
           <w:p>
             <w:pPr>
@@ -4955,7 +5057,6 @@
             </w:pPr>
             <w:r>
               <w:rPr>
-                <w:rFonts w:ascii="Aptos" w:hAnsi="Aptos" w:eastAsia="Aptos" w:cs="Aptos"/>
                 <w:color w:val="000000"/>
                 <w:sz w:val="24"/>
                 <w:szCs w:val="24"/>
@@ -4966,7 +5067,7 @@
         </w:tc>
         <w:tc>
           <w:tcPr>
-            <w:tcW w:w="1240" w:type="dxa"/>
+            <w:tcW w:w="1350" w:type="dxa"/>
             <w:gridSpan w:val="2"/>
           </w:tcPr>
           <w:p>
@@ -4983,8 +5084,7 @@
         </w:tc>
         <w:tc>
           <w:tcPr>
-            <w:tcW w:w="3884" w:type="dxa"/>
-            <w:gridSpan w:val="2"/>
+            <w:tcW w:w="2176" w:type="dxa"/>
           </w:tcPr>
           <w:p>
             <w:pPr>
@@ -5021,7 +5121,6 @@
             </w:pPr>
             <w:r>
               <w:rPr>
-                <w:rFonts w:ascii="Aptos" w:hAnsi="Aptos" w:eastAsia="Aptos" w:cs="Aptos"/>
                 <w:color w:val="000000"/>
                 <w:sz w:val="24"/>
                 <w:szCs w:val="24"/>
@@ -5032,7 +5131,8 @@
         </w:tc>
         <w:tc>
           <w:tcPr>
-            <w:tcW w:w="2462" w:type="dxa"/>
+            <w:tcW w:w="4060" w:type="dxa"/>
+            <w:gridSpan w:val="2"/>
           </w:tcPr>
           <w:p>
             <w:pPr>
@@ -5046,7 +5146,6 @@
             </w:pPr>
             <w:r>
               <w:rPr>
-                <w:rFonts w:ascii="Aptos" w:hAnsi="Aptos" w:eastAsia="Aptos" w:cs="Aptos"/>
                 <w:color w:val="000000"/>
                 <w:sz w:val="24"/>
                 <w:szCs w:val="24"/>
@@ -5057,7 +5156,7 @@
         </w:tc>
         <w:tc>
           <w:tcPr>
-            <w:tcW w:w="1240" w:type="dxa"/>
+            <w:tcW w:w="1350" w:type="dxa"/>
             <w:gridSpan w:val="2"/>
           </w:tcPr>
           <w:p>
@@ -5074,8 +5173,7 @@
         </w:tc>
         <w:tc>
           <w:tcPr>
-            <w:tcW w:w="3884" w:type="dxa"/>
-            <w:gridSpan w:val="2"/>
+            <w:tcW w:w="2176" w:type="dxa"/>
           </w:tcPr>
           <w:p>
             <w:pPr>
@@ -5112,7 +5210,6 @@
             </w:pPr>
             <w:r>
               <w:rPr>
-                <w:rFonts w:ascii="Aptos" w:hAnsi="Aptos" w:eastAsia="Aptos" w:cs="Aptos"/>
                 <w:color w:val="000000"/>
                 <w:sz w:val="24"/>
                 <w:szCs w:val="24"/>
@@ -5123,7 +5220,8 @@
         </w:tc>
         <w:tc>
           <w:tcPr>
-            <w:tcW w:w="2462" w:type="dxa"/>
+            <w:tcW w:w="4060" w:type="dxa"/>
+            <w:gridSpan w:val="2"/>
           </w:tcPr>
           <w:p>
             <w:pPr>
@@ -5137,7 +5235,6 @@
             </w:pPr>
             <w:r>
               <w:rPr>
-                <w:rFonts w:ascii="Aptos" w:hAnsi="Aptos" w:eastAsia="Aptos" w:cs="Aptos"/>
                 <w:color w:val="000000"/>
                 <w:sz w:val="24"/>
                 <w:szCs w:val="24"/>
@@ -5146,7 +5243,6 @@
             </w:r>
             <w:r>
               <w:rPr>
-                <w:rFonts w:ascii="Aptos" w:hAnsi="Aptos" w:eastAsia="Aptos" w:cs="Aptos"/>
                 <w:i/>
                 <w:iCs/>
                 <w:color w:val="000000"/>
@@ -5157,7 +5253,6 @@
             </w:r>
             <w:r>
               <w:rPr>
-                <w:rFonts w:ascii="Aptos" w:hAnsi="Aptos" w:eastAsia="Aptos" w:cs="Aptos"/>
                 <w:color w:val="000000"/>
                 <w:sz w:val="24"/>
                 <w:szCs w:val="24"/>
@@ -5166,7 +5261,6 @@
             </w:r>
             <w:r>
               <w:rPr>
-                <w:rFonts w:ascii="Aptos" w:hAnsi="Aptos" w:eastAsia="Aptos" w:cs="Aptos"/>
                 <w:i/>
                 <w:iCs/>
                 <w:color w:val="000000"/>
@@ -5177,28 +5271,17 @@
             </w:r>
             <w:r>
               <w:rPr>
-                <w:rFonts w:ascii="Aptos" w:hAnsi="Aptos" w:eastAsia="Aptos" w:cs="Aptos"/>
                 <w:color w:val="000000"/>
                 <w:sz w:val="24"/>
                 <w:szCs w:val="24"/>
               </w:rPr>
-              <w:t xml:space="preserve">and provided options that considered the athlete’s desires and provided safe and appropriate guidance </w:t>
-            </w:r>
-            <w:r>
-              <w:rPr>
-                <w:rFonts w:ascii="Aptos" w:hAnsi="Aptos" w:eastAsia="Aptos" w:cs="Aptos"/>
-                <w:color w:val="000000"/>
-                <w:sz w:val="24"/>
-                <w:szCs w:val="24"/>
-              </w:rPr>
-              <w:lastRenderedPageBreak/>
-              <w:t>in the interim.</w:t>
+              <w:t>and provided options that considered the athlete’s desires and provided safe and appropriate guidance in the interim.</w:t>
             </w:r>
           </w:p>
         </w:tc>
         <w:tc>
           <w:tcPr>
-            <w:tcW w:w="1240" w:type="dxa"/>
+            <w:tcW w:w="1350" w:type="dxa"/>
             <w:gridSpan w:val="2"/>
           </w:tcPr>
           <w:p>
@@ -5215,8 +5298,7 @@
         </w:tc>
         <w:tc>
           <w:tcPr>
-            <w:tcW w:w="3884" w:type="dxa"/>
-            <w:gridSpan w:val="2"/>
+            <w:tcW w:w="2176" w:type="dxa"/>
           </w:tcPr>
           <w:p>
             <w:pPr>
@@ -5253,7 +5335,6 @@
             </w:pPr>
             <w:r>
               <w:rPr>
-                <w:rFonts w:ascii="Aptos" w:hAnsi="Aptos" w:eastAsia="Aptos" w:cs="Aptos"/>
                 <w:color w:val="000000"/>
                 <w:sz w:val="24"/>
                 <w:szCs w:val="24"/>
@@ -5264,7 +5345,8 @@
         </w:tc>
         <w:tc>
           <w:tcPr>
-            <w:tcW w:w="2462" w:type="dxa"/>
+            <w:tcW w:w="4060" w:type="dxa"/>
+            <w:gridSpan w:val="2"/>
           </w:tcPr>
           <w:p>
             <w:pPr>
@@ -5278,7 +5360,6 @@
             </w:pPr>
             <w:r>
               <w:rPr>
-                <w:rFonts w:ascii="Aptos" w:hAnsi="Aptos" w:eastAsia="Aptos" w:cs="Aptos"/>
                 <w:color w:val="000000"/>
                 <w:sz w:val="24"/>
                 <w:szCs w:val="24"/>
@@ -5289,7 +5370,7 @@
         </w:tc>
         <w:tc>
           <w:tcPr>
-            <w:tcW w:w="1240" w:type="dxa"/>
+            <w:tcW w:w="1350" w:type="dxa"/>
             <w:gridSpan w:val="2"/>
           </w:tcPr>
           <w:p>
@@ -5306,8 +5387,7 @@
         </w:tc>
         <w:tc>
           <w:tcPr>
-            <w:tcW w:w="3884" w:type="dxa"/>
-            <w:gridSpan w:val="2"/>
+            <w:tcW w:w="2176" w:type="dxa"/>
           </w:tcPr>
           <w:p>
             <w:pPr>
@@ -5334,7 +5414,6 @@
       </w:pPr>
       <w:r>
         <w:rPr>
-          <w:rFonts w:ascii="Aptos" w:hAnsi="Aptos" w:eastAsia="Aptos" w:cs="Aptos"/>
           <w:color w:val="000000"/>
           <w:sz w:val="20"/>
           <w:szCs w:val="20"/>
@@ -5343,7 +5422,6 @@
       </w:r>
       <w:r>
         <w:rPr>
-          <w:rFonts w:ascii="Aptos" w:hAnsi="Aptos" w:eastAsia="Aptos" w:cs="Aptos"/>
           <w:color w:val="000000"/>
           <w:sz w:val="20"/>
           <w:szCs w:val="20"/>
@@ -5362,7 +5440,6 @@
       </w:pPr>
       <w:r>
         <w:rPr>
-          <w:rFonts w:ascii="Aptos" w:hAnsi="Aptos" w:eastAsia="Aptos" w:cs="Aptos"/>
           <w:color w:val="000000"/>
           <w:sz w:val="24"/>
           <w:szCs w:val="24"/>
@@ -5371,8 +5448,8 @@
       </w:r>
     </w:p>
     <w:sectPr>
-      <w:footerReference w:type="even" r:id="rId8"/>
-      <w:footerReference w:type="default" r:id="rId9"/>
+      <w:footerReference w:type="even" r:id="rId9"/>
+      <w:footerReference w:type="default" r:id="rId10"/>
       <w:pgSz w:w="12240" w:h="15840"/>
       <w:pgMar w:top="1440" w:right="1440" w:bottom="1440" w:left="1440" w:header="706" w:footer="706" w:gutter="0"/>
       <w:cols w:space="720"/>
@@ -5383,7 +5460,7 @@
 </file>
 
 <file path=word/endnotes.xml><?xml version="1.0" encoding="utf-8"?>
-<w:endnotes xmlns:wpc="http://schemas.microsoft.com/office/word/2010/wordprocessingCanvas" xmlns:cx="http://schemas.microsoft.com/office/drawing/2014/chartex" xmlns:cx1="http://schemas.microsoft.com/office/drawing/2015/9/8/chartex" xmlns:cx2="http://schemas.microsoft.com/office/drawing/2015/10/21/chartex" xmlns:cx3="http://schemas.microsoft.com/office/drawing/2016/5/9/chartex" xmlns:cx4="http://schemas.microsoft.com/office/drawing/2016/5/10/chartex" xmlns:cx5="http://schemas.microsoft.com/office/drawing/2016/5/11/chartex" xmlns:cx6="http://schemas.microsoft.com/office/drawing/2016/5/12/chartex" xmlns:cx7="http://schemas.microsoft.com/office/drawing/2016/5/13/chartex" xmlns:cx8="http://schemas.microsoft.com/office/drawing/2016/5/14/chartex" xmlns:mc="http://schemas.openxmlformats.org/markup-compatibility/2006" xmlns:aink="http://schemas.microsoft.com/office/drawing/2016/ink" xmlns:am3d="http://schemas.microsoft.com/office/drawing/2017/model3d" xmlns:o="urn:schemas-microsoft-com:office:office" xmlns:oel="http://schemas.microsoft.com/office/2019/extlst" xmlns:r="http://schemas.openxmlformats.org/officeDocument/2006/relationships" xmlns:m="http://schemas.openxmlformats.org/officeDocument/2006/math" xmlns:v="urn:schemas-microsoft-com:vml" xmlns:wp14="http://schemas.microsoft.com/office/word/2010/wordprocessingDrawing" xmlns:wp="http://schemas.openxmlformats.org/drawingml/2006/wordprocessingDrawing" xmlns:w10="urn:schemas-microsoft-com:office:word" xmlns:w="http://schemas.openxmlformats.org/wordprocessingml/2006/main" xmlns:w14="http://schemas.microsoft.com/office/word/2010/wordml" xmlns:w15="http://schemas.microsoft.com/office/word/2012/wordml" xmlns:w16cei="http://schemas.microsoft.com/office/word/2026/wordml/cei" xmlns:w16cex="http://schemas.microsoft.com/office/word/2018/wordml/cex" xmlns:w16cid="http://schemas.microsoft.com/office/word/2016/wordml/cid" xmlns:w16="http://schemas.microsoft.com/office/word/2018/wordml" xmlns:w16du="http://schemas.microsoft.com/office/word/2023/wordml/word16du" xmlns:w16sdtdh="http://schemas.microsoft.com/office/word/2020/wordml/sdtdatahash" xmlns:w16sdtfl="http://schemas.microsoft.com/office/word/2024/wordml/sdtformatlock" xmlns:w16se="http://schemas.microsoft.com/office/word/2015/wordml/symex" xmlns:wpg="http://schemas.microsoft.com/office/word/2010/wordprocessingGroup" xmlns:wpi="http://schemas.microsoft.com/office/word/2010/wordprocessingInk" xmlns:wne="http://schemas.microsoft.com/office/word/2006/wordml" xmlns:wps="http://schemas.microsoft.com/office/word/2010/wordprocessingShape" mc:Ignorable="w14 w15 w16se w16cid w16 w16cex w16sdtdh w16sdtfl w16du wp14">
+<w:endnotes xmlns:wpc="http://schemas.microsoft.com/office/word/2010/wordprocessingCanvas" xmlns:cx="http://schemas.microsoft.com/office/drawing/2014/chartex" xmlns:cx1="http://schemas.microsoft.com/office/drawing/2015/9/8/chartex" xmlns:cx2="http://schemas.microsoft.com/office/drawing/2015/10/21/chartex" xmlns:cx3="http://schemas.microsoft.com/office/drawing/2016/5/9/chartex" xmlns:cx4="http://schemas.microsoft.com/office/drawing/2016/5/10/chartex" xmlns:cx5="http://schemas.microsoft.com/office/drawing/2016/5/11/chartex" xmlns:cx6="http://schemas.microsoft.com/office/drawing/2016/5/12/chartex" xmlns:cx7="http://schemas.microsoft.com/office/drawing/2016/5/13/chartex" xmlns:cx8="http://schemas.microsoft.com/office/drawing/2016/5/14/chartex" xmlns:mc="http://schemas.openxmlformats.org/markup-compatibility/2006" xmlns:aink="http://schemas.microsoft.com/office/drawing/2016/ink" xmlns:am3d="http://schemas.microsoft.com/office/drawing/2017/model3d" xmlns:o="urn:schemas-microsoft-com:office:office" xmlns:oel="http://schemas.microsoft.com/office/2019/extlst" xmlns:r="http://schemas.openxmlformats.org/officeDocument/2006/relationships" xmlns:m="http://schemas.openxmlformats.org/officeDocument/2006/math" xmlns:v="urn:schemas-microsoft-com:vml" xmlns:wp14="http://schemas.microsoft.com/office/word/2010/wordprocessingDrawing" xmlns:wp="http://schemas.openxmlformats.org/drawingml/2006/wordprocessingDrawing" xmlns:w10="urn:schemas-microsoft-com:office:word" xmlns:w="http://schemas.openxmlformats.org/wordprocessingml/2006/main" xmlns:w14="http://schemas.microsoft.com/office/word/2010/wordml" xmlns:w15="http://schemas.microsoft.com/office/word/2012/wordml" xmlns:w16cex="http://schemas.microsoft.com/office/word/2018/wordml/cex" xmlns:w16cid="http://schemas.microsoft.com/office/word/2016/wordml/cid" xmlns:w16="http://schemas.microsoft.com/office/word/2018/wordml" xmlns:w16du="http://schemas.microsoft.com/office/word/2023/wordml/word16du" xmlns:w16sdtdh="http://schemas.microsoft.com/office/word/2020/wordml/sdtdatahash" xmlns:w16sdtfl="http://schemas.microsoft.com/office/word/2024/wordml/sdtformatlock" xmlns:w16se="http://schemas.microsoft.com/office/word/2015/wordml/symex" xmlns:wpg="http://schemas.microsoft.com/office/word/2010/wordprocessingGroup" xmlns:wpi="http://schemas.microsoft.com/office/word/2010/wordprocessingInk" xmlns:wne="http://schemas.microsoft.com/office/word/2006/wordml" xmlns:wps="http://schemas.microsoft.com/office/word/2010/wordprocessingShape" mc:Ignorable="w14 w15 w16se w16cid w16 w16cex w16sdtdh w16sdtfl w16du wp14">
   <w:endnote w:type="separator" w:id="-1">
     <w:p>
       <w:r>
@@ -5402,7 +5479,7 @@
 </file>
 
 <file path=word/footer1.xml><?xml version="1.0" encoding="utf-8"?>
-<w:ftr xmlns:wpc="http://schemas.microsoft.com/office/word/2010/wordprocessingCanvas" xmlns:cx="http://schemas.microsoft.com/office/drawing/2014/chartex" xmlns:cx1="http://schemas.microsoft.com/office/drawing/2015/9/8/chartex" xmlns:cx2="http://schemas.microsoft.com/office/drawing/2015/10/21/chartex" xmlns:cx3="http://schemas.microsoft.com/office/drawing/2016/5/9/chartex" xmlns:cx4="http://schemas.microsoft.com/office/drawing/2016/5/10/chartex" xmlns:cx5="http://schemas.microsoft.com/office/drawing/2016/5/11/chartex" xmlns:cx6="http://schemas.microsoft.com/office/drawing/2016/5/12/chartex" xmlns:cx7="http://schemas.microsoft.com/office/drawing/2016/5/13/chartex" xmlns:cx8="http://schemas.microsoft.com/office/drawing/2016/5/14/chartex" xmlns:mc="http://schemas.openxmlformats.org/markup-compatibility/2006" xmlns:aink="http://schemas.microsoft.com/office/drawing/2016/ink" xmlns:am3d="http://schemas.microsoft.com/office/drawing/2017/model3d" xmlns:o="urn:schemas-microsoft-com:office:office" xmlns:oel="http://schemas.microsoft.com/office/2019/extlst" xmlns:r="http://schemas.openxmlformats.org/officeDocument/2006/relationships" xmlns:m="http://schemas.openxmlformats.org/officeDocument/2006/math" xmlns:v="urn:schemas-microsoft-com:vml" xmlns:wp14="http://schemas.microsoft.com/office/word/2010/wordprocessingDrawing" xmlns:wp="http://schemas.openxmlformats.org/drawingml/2006/wordprocessingDrawing" xmlns:w10="urn:schemas-microsoft-com:office:word" xmlns:w="http://schemas.openxmlformats.org/wordprocessingml/2006/main" xmlns:w14="http://schemas.microsoft.com/office/word/2010/wordml" xmlns:w15="http://schemas.microsoft.com/office/word/2012/wordml" xmlns:w16cei="http://schemas.microsoft.com/office/word/2026/wordml/cei" xmlns:w16cex="http://schemas.microsoft.com/office/word/2018/wordml/cex" xmlns:w16cid="http://schemas.microsoft.com/office/word/2016/wordml/cid" xmlns:w16="http://schemas.microsoft.com/office/word/2018/wordml" xmlns:w16du="http://schemas.microsoft.com/office/word/2023/wordml/word16du" xmlns:w16sdtdh="http://schemas.microsoft.com/office/word/2020/wordml/sdtdatahash" xmlns:w16sdtfl="http://schemas.microsoft.com/office/word/2024/wordml/sdtformatlock" xmlns:w16se="http://schemas.microsoft.com/office/word/2015/wordml/symex" xmlns:wpg="http://schemas.microsoft.com/office/word/2010/wordprocessingGroup" xmlns:wpi="http://schemas.microsoft.com/office/word/2010/wordprocessingInk" xmlns:wne="http://schemas.microsoft.com/office/word/2006/wordml" xmlns:wps="http://schemas.microsoft.com/office/word/2010/wordprocessingShape" mc:Ignorable="w14 w15 w16se w16cid w16 w16cex w16sdtdh w16sdtfl w16du wp14">
+<w:ftr xmlns:wpc="http://schemas.microsoft.com/office/word/2010/wordprocessingCanvas" xmlns:cx="http://schemas.microsoft.com/office/drawing/2014/chartex" xmlns:cx1="http://schemas.microsoft.com/office/drawing/2015/9/8/chartex" xmlns:cx2="http://schemas.microsoft.com/office/drawing/2015/10/21/chartex" xmlns:cx3="http://schemas.microsoft.com/office/drawing/2016/5/9/chartex" xmlns:cx4="http://schemas.microsoft.com/office/drawing/2016/5/10/chartex" xmlns:cx5="http://schemas.microsoft.com/office/drawing/2016/5/11/chartex" xmlns:cx6="http://schemas.microsoft.com/office/drawing/2016/5/12/chartex" xmlns:cx7="http://schemas.microsoft.com/office/drawing/2016/5/13/chartex" xmlns:cx8="http://schemas.microsoft.com/office/drawing/2016/5/14/chartex" xmlns:mc="http://schemas.openxmlformats.org/markup-compatibility/2006" xmlns:aink="http://schemas.microsoft.com/office/drawing/2016/ink" xmlns:am3d="http://schemas.microsoft.com/office/drawing/2017/model3d" xmlns:o="urn:schemas-microsoft-com:office:office" xmlns:oel="http://schemas.microsoft.com/office/2019/extlst" xmlns:r="http://schemas.openxmlformats.org/officeDocument/2006/relationships" xmlns:m="http://schemas.openxmlformats.org/officeDocument/2006/math" xmlns:v="urn:schemas-microsoft-com:vml" xmlns:wp14="http://schemas.microsoft.com/office/word/2010/wordprocessingDrawing" xmlns:wp="http://schemas.openxmlformats.org/drawingml/2006/wordprocessingDrawing" xmlns:w10="urn:schemas-microsoft-com:office:word" xmlns:w="http://schemas.openxmlformats.org/wordprocessingml/2006/main" xmlns:w14="http://schemas.microsoft.com/office/word/2010/wordml" xmlns:w15="http://schemas.microsoft.com/office/word/2012/wordml" xmlns:w16cex="http://schemas.microsoft.com/office/word/2018/wordml/cex" xmlns:w16cid="http://schemas.microsoft.com/office/word/2016/wordml/cid" xmlns:w16="http://schemas.microsoft.com/office/word/2018/wordml" xmlns:w16du="http://schemas.microsoft.com/office/word/2023/wordml/word16du" xmlns:w16sdtdh="http://schemas.microsoft.com/office/word/2020/wordml/sdtdatahash" xmlns:w16sdtfl="http://schemas.microsoft.com/office/word/2024/wordml/sdtformatlock" xmlns:w16se="http://schemas.microsoft.com/office/word/2015/wordml/symex" xmlns:wpg="http://schemas.microsoft.com/office/word/2010/wordprocessingGroup" xmlns:wpi="http://schemas.microsoft.com/office/word/2010/wordprocessingInk" xmlns:wne="http://schemas.microsoft.com/office/word/2006/wordml" xmlns:wps="http://schemas.microsoft.com/office/word/2010/wordprocessingShape" mc:Ignorable="w14 w15 w16se w16cid w16 w16cex w16sdtdh w16sdtfl w16du wp14">
   <w:sdt>
     <w:sdtPr>
       <w:rPr>
@@ -5448,8 +5525,8 @@
         </w:r>
         <w:r>
           <w:rPr>
-            <w:rFonts w:ascii="Aptos" w:hAnsi="Aptos" w:eastAsia="Aptos" w:cs="Aptos"/>
             <w:rStyle w:val="PageNumber"/>
+            <w:rFonts w:ascii="Aptos" w:eastAsia="Aptos" w:hAnsi="Aptos"/>
             <w:noProof/>
           </w:rPr>
           <w:t>10</w:t>
@@ -5473,12 +5550,10 @@
 </file>
 
 <file path=word/footer2.xml><?xml version="1.0" encoding="utf-8"?>
-<w:ftr xmlns:wpc="http://schemas.microsoft.com/office/word/2010/wordprocessingCanvas" xmlns:cx="http://schemas.microsoft.com/office/drawing/2014/chartex" xmlns:cx1="http://schemas.microsoft.com/office/drawing/2015/9/8/chartex" xmlns:cx2="http://schemas.microsoft.com/office/drawing/2015/10/21/chartex" xmlns:cx3="http://schemas.microsoft.com/office/drawing/2016/5/9/chartex" xmlns:cx4="http://schemas.microsoft.com/office/drawing/2016/5/10/chartex" xmlns:cx5="http://schemas.microsoft.com/office/drawing/2016/5/11/chartex" xmlns:cx6="http://schemas.microsoft.com/office/drawing/2016/5/12/chartex" xmlns:cx7="http://schemas.microsoft.com/office/drawing/2016/5/13/chartex" xmlns:cx8="http://schemas.microsoft.com/office/drawing/2016/5/14/chartex" xmlns:mc="http://schemas.openxmlformats.org/markup-compatibility/2006" xmlns:aink="http://schemas.microsoft.com/office/drawing/2016/ink" xmlns:am3d="http://schemas.microsoft.com/office/drawing/2017/model3d" xmlns:o="urn:schemas-microsoft-com:office:office" xmlns:oel="http://schemas.microsoft.com/office/2019/extlst" xmlns:r="http://schemas.openxmlformats.org/officeDocument/2006/relationships" xmlns:m="http://schemas.openxmlformats.org/officeDocument/2006/math" xmlns:v="urn:schemas-microsoft-com:vml" xmlns:wp14="http://schemas.microsoft.com/office/word/2010/wordprocessingDrawing" xmlns:wp="http://schemas.openxmlformats.org/drawingml/2006/wordprocessingDrawing" xmlns:w10="urn:schemas-microsoft-com:office:word" xmlns:w="http://schemas.openxmlformats.org/wordprocessingml/2006/main" xmlns:w14="http://schemas.microsoft.com/office/word/2010/wordml" xmlns:w15="http://schemas.microsoft.com/office/word/2012/wordml" xmlns:w16cei="http://schemas.microsoft.com/office/word/2026/wordml/cei" xmlns:w16cex="http://schemas.microsoft.com/office/word/2018/wordml/cex" xmlns:w16cid="http://schemas.microsoft.com/office/word/2016/wordml/cid" xmlns:w16="http://schemas.microsoft.com/office/word/2018/wordml" xmlns:w16du="http://schemas.microsoft.com/office/word/2023/wordml/word16du" xmlns:w16sdtdh="http://schemas.microsoft.com/office/word/2020/wordml/sdtdatahash" xmlns:w16sdtfl="http://schemas.microsoft.com/office/word/2024/wordml/sdtformatlock" xmlns:w16se="http://schemas.microsoft.com/office/word/2015/wordml/symex" xmlns:wpg="http://schemas.microsoft.com/office/word/2010/wordprocessingGroup" xmlns:wpi="http://schemas.microsoft.com/office/word/2010/wordprocessingInk" xmlns:wne="http://schemas.microsoft.com/office/word/2006/wordml" xmlns:wps="http://schemas.microsoft.com/office/word/2010/wordprocessingShape" mc:Ignorable="w14 w15 w16se w16cid w16 w16cex w16sdtdh w16sdtfl w16du wp14">
+<w:ftr xmlns:wpc="http://schemas.microsoft.com/office/word/2010/wordprocessingCanvas" xmlns:cx="http://schemas.microsoft.com/office/drawing/2014/chartex" xmlns:cx1="http://schemas.microsoft.com/office/drawing/2015/9/8/chartex" xmlns:cx2="http://schemas.microsoft.com/office/drawing/2015/10/21/chartex" xmlns:cx3="http://schemas.microsoft.com/office/drawing/2016/5/9/chartex" xmlns:cx4="http://schemas.microsoft.com/office/drawing/2016/5/10/chartex" xmlns:cx5="http://schemas.microsoft.com/office/drawing/2016/5/11/chartex" xmlns:cx6="http://schemas.microsoft.com/office/drawing/2016/5/12/chartex" xmlns:cx7="http://schemas.microsoft.com/office/drawing/2016/5/13/chartex" xmlns:cx8="http://schemas.microsoft.com/office/drawing/2016/5/14/chartex" xmlns:mc="http://schemas.openxmlformats.org/markup-compatibility/2006" xmlns:aink="http://schemas.microsoft.com/office/drawing/2016/ink" xmlns:am3d="http://schemas.microsoft.com/office/drawing/2017/model3d" xmlns:o="urn:schemas-microsoft-com:office:office" xmlns:oel="http://schemas.microsoft.com/office/2019/extlst" xmlns:r="http://schemas.openxmlformats.org/officeDocument/2006/relationships" xmlns:m="http://schemas.openxmlformats.org/officeDocument/2006/math" xmlns:v="urn:schemas-microsoft-com:vml" xmlns:wp14="http://schemas.microsoft.com/office/word/2010/wordprocessingDrawing" xmlns:wp="http://schemas.openxmlformats.org/drawingml/2006/wordprocessingDrawing" xmlns:w10="urn:schemas-microsoft-com:office:word" xmlns:w="http://schemas.openxmlformats.org/wordprocessingml/2006/main" xmlns:w14="http://schemas.microsoft.com/office/word/2010/wordml" xmlns:w15="http://schemas.microsoft.com/office/word/2012/wordml" xmlns:w16cex="http://schemas.microsoft.com/office/word/2018/wordml/cex" xmlns:w16cid="http://schemas.microsoft.com/office/word/2016/wordml/cid" xmlns:w16="http://schemas.microsoft.com/office/word/2018/wordml" xmlns:w16du="http://schemas.microsoft.com/office/word/2023/wordml/word16du" xmlns:w16sdtdh="http://schemas.microsoft.com/office/word/2020/wordml/sdtdatahash" xmlns:w16sdtfl="http://schemas.microsoft.com/office/word/2024/wordml/sdtformatlock" xmlns:w16se="http://schemas.microsoft.com/office/word/2015/wordml/symex" xmlns:wpg="http://schemas.microsoft.com/office/word/2010/wordprocessingGroup" xmlns:wpi="http://schemas.microsoft.com/office/word/2010/wordprocessingInk" xmlns:wne="http://schemas.microsoft.com/office/word/2006/wordml" xmlns:wps="http://schemas.microsoft.com/office/word/2010/wordprocessingShape" mc:Ignorable="w14 w15 w16se w16cid w16 w16cex w16sdtdh w16sdtfl w16du wp14">
   <w:p>
     <w:pPr>
-      <w:spacing w:line="240" w:lineRule="auto" w:before="0" w:after="0"/>
       <w:ind w:right="360"/>
-      <w:jc w:val="left"/>
       <w:rPr>
         <w:sz w:val="16"/>
         <w:szCs w:val="16"/>
@@ -5486,14 +5561,12 @@
     </w:pPr>
     <w:r>
       <w:rPr>
-        <w:rFonts w:ascii="Aptos" w:hAnsi="Aptos" w:eastAsia="Aptos" w:cs="Aptos"/>
         <w:sz w:val="18"/>
       </w:rPr>
       <w:t xml:space="preserve">From J.M. Larson and H.L. Stedge, </w:t>
     </w:r>
     <w:r>
       <w:rPr>
-        <w:rFonts w:ascii="Aptos" w:hAnsi="Aptos" w:eastAsia="Aptos" w:cs="Aptos"/>
         <w:i/>
         <w:sz w:val="18"/>
       </w:rPr>
@@ -5501,7 +5574,6 @@
     </w:r>
     <w:r>
       <w:rPr>
-        <w:rFonts w:ascii="Aptos" w:hAnsi="Aptos" w:eastAsia="Aptos" w:cs="Aptos"/>
         <w:sz w:val="18"/>
       </w:rPr>
       <w:t xml:space="preserve"> (Human Kinetics, 2027).</w:t>
@@ -5511,7 +5583,7 @@
 </file>
 
 <file path=word/footnotes.xml><?xml version="1.0" encoding="utf-8"?>
-<w:footnotes xmlns:wpc="http://schemas.microsoft.com/office/word/2010/wordprocessingCanvas" xmlns:cx="http://schemas.microsoft.com/office/drawing/2014/chartex" xmlns:cx1="http://schemas.microsoft.com/office/drawing/2015/9/8/chartex" xmlns:cx2="http://schemas.microsoft.com/office/drawing/2015/10/21/chartex" xmlns:cx3="http://schemas.microsoft.com/office/drawing/2016/5/9/chartex" xmlns:cx4="http://schemas.microsoft.com/office/drawing/2016/5/10/chartex" xmlns:cx5="http://schemas.microsoft.com/office/drawing/2016/5/11/chartex" xmlns:cx6="http://schemas.microsoft.com/office/drawing/2016/5/12/chartex" xmlns:cx7="http://schemas.microsoft.com/office/drawing/2016/5/13/chartex" xmlns:cx8="http://schemas.microsoft.com/office/drawing/2016/5/14/chartex" xmlns:mc="http://schemas.openxmlformats.org/markup-compatibility/2006" xmlns:aink="http://schemas.microsoft.com/office/drawing/2016/ink" xmlns:am3d="http://schemas.microsoft.com/office/drawing/2017/model3d" xmlns:o="urn:schemas-microsoft-com:office:office" xmlns:oel="http://schemas.microsoft.com/office/2019/extlst" xmlns:r="http://schemas.openxmlformats.org/officeDocument/2006/relationships" xmlns:m="http://schemas.openxmlformats.org/officeDocument/2006/math" xmlns:v="urn:schemas-microsoft-com:vml" xmlns:wp14="http://schemas.microsoft.com/office/word/2010/wordprocessingDrawing" xmlns:wp="http://schemas.openxmlformats.org/drawingml/2006/wordprocessingDrawing" xmlns:w10="urn:schemas-microsoft-com:office:word" xmlns:w="http://schemas.openxmlformats.org/wordprocessingml/2006/main" xmlns:w14="http://schemas.microsoft.com/office/word/2010/wordml" xmlns:w15="http://schemas.microsoft.com/office/word/2012/wordml" xmlns:w16cei="http://schemas.microsoft.com/office/word/2026/wordml/cei" xmlns:w16cex="http://schemas.microsoft.com/office/word/2018/wordml/cex" xmlns:w16cid="http://schemas.microsoft.com/office/word/2016/wordml/cid" xmlns:w16="http://schemas.microsoft.com/office/word/2018/wordml" xmlns:w16du="http://schemas.microsoft.com/office/word/2023/wordml/word16du" xmlns:w16sdtdh="http://schemas.microsoft.com/office/word/2020/wordml/sdtdatahash" xmlns:w16sdtfl="http://schemas.microsoft.com/office/word/2024/wordml/sdtformatlock" xmlns:w16se="http://schemas.microsoft.com/office/word/2015/wordml/symex" xmlns:wpg="http://schemas.microsoft.com/office/word/2010/wordprocessingGroup" xmlns:wpi="http://schemas.microsoft.com/office/word/2010/wordprocessingInk" xmlns:wne="http://schemas.microsoft.com/office/word/2006/wordml" xmlns:wps="http://schemas.microsoft.com/office/word/2010/wordprocessingShape" mc:Ignorable="w14 w15 w16se w16cid w16 w16cex w16sdtdh w16sdtfl w16du wp14">
+<w:footnotes xmlns:wpc="http://schemas.microsoft.com/office/word/2010/wordprocessingCanvas" xmlns:cx="http://schemas.microsoft.com/office/drawing/2014/chartex" xmlns:cx1="http://schemas.microsoft.com/office/drawing/2015/9/8/chartex" xmlns:cx2="http://schemas.microsoft.com/office/drawing/2015/10/21/chartex" xmlns:cx3="http://schemas.microsoft.com/office/drawing/2016/5/9/chartex" xmlns:cx4="http://schemas.microsoft.com/office/drawing/2016/5/10/chartex" xmlns:cx5="http://schemas.microsoft.com/office/drawing/2016/5/11/chartex" xmlns:cx6="http://schemas.microsoft.com/office/drawing/2016/5/12/chartex" xmlns:cx7="http://schemas.microsoft.com/office/drawing/2016/5/13/chartex" xmlns:cx8="http://schemas.microsoft.com/office/drawing/2016/5/14/chartex" xmlns:mc="http://schemas.openxmlformats.org/markup-compatibility/2006" xmlns:aink="http://schemas.microsoft.com/office/drawing/2016/ink" xmlns:am3d="http://schemas.microsoft.com/office/drawing/2017/model3d" xmlns:o="urn:schemas-microsoft-com:office:office" xmlns:oel="http://schemas.microsoft.com/office/2019/extlst" xmlns:r="http://schemas.openxmlformats.org/officeDocument/2006/relationships" xmlns:m="http://schemas.openxmlformats.org/officeDocument/2006/math" xmlns:v="urn:schemas-microsoft-com:vml" xmlns:wp14="http://schemas.microsoft.com/office/word/2010/wordprocessingDrawing" xmlns:wp="http://schemas.openxmlformats.org/drawingml/2006/wordprocessingDrawing" xmlns:w10="urn:schemas-microsoft-com:office:word" xmlns:w="http://schemas.openxmlformats.org/wordprocessingml/2006/main" xmlns:w14="http://schemas.microsoft.com/office/word/2010/wordml" xmlns:w15="http://schemas.microsoft.com/office/word/2012/wordml" xmlns:w16cex="http://schemas.microsoft.com/office/word/2018/wordml/cex" xmlns:w16cid="http://schemas.microsoft.com/office/word/2016/wordml/cid" xmlns:w16="http://schemas.microsoft.com/office/word/2018/wordml" xmlns:w16du="http://schemas.microsoft.com/office/word/2023/wordml/word16du" xmlns:w16sdtdh="http://schemas.microsoft.com/office/word/2020/wordml/sdtdatahash" xmlns:w16sdtfl="http://schemas.microsoft.com/office/word/2024/wordml/sdtformatlock" xmlns:w16se="http://schemas.microsoft.com/office/word/2015/wordml/symex" xmlns:wpg="http://schemas.microsoft.com/office/word/2010/wordprocessingGroup" xmlns:wpi="http://schemas.microsoft.com/office/word/2010/wordprocessingInk" xmlns:wne="http://schemas.microsoft.com/office/word/2006/wordml" xmlns:wps="http://schemas.microsoft.com/office/word/2010/wordprocessingShape" mc:Ignorable="w14 w15 w16se w16cid w16 w16cex w16sdtdh w16sdtfl w16du wp14">
   <w:footnote w:type="separator" w:id="-1">
     <w:p>
       <w:r>
@@ -5530,7 +5602,7 @@
 </file>
 
 <file path=word/numbering.xml><?xml version="1.0" encoding="utf-8"?>
-<w:numbering xmlns:wpc="http://schemas.microsoft.com/office/word/2010/wordprocessingCanvas" xmlns:cx="http://schemas.microsoft.com/office/drawing/2014/chartex" xmlns:cx1="http://schemas.microsoft.com/office/drawing/2015/9/8/chartex" xmlns:cx2="http://schemas.microsoft.com/office/drawing/2015/10/21/chartex" xmlns:cx3="http://schemas.microsoft.com/office/drawing/2016/5/9/chartex" xmlns:cx4="http://schemas.microsoft.com/office/drawing/2016/5/10/chartex" xmlns:cx5="http://schemas.microsoft.com/office/drawing/2016/5/11/chartex" xmlns:cx6="http://schemas.microsoft.com/office/drawing/2016/5/12/chartex" xmlns:cx7="http://schemas.microsoft.com/office/drawing/2016/5/13/chartex" xmlns:cx8="http://schemas.microsoft.com/office/drawing/2016/5/14/chartex" xmlns:mc="http://schemas.openxmlformats.org/markup-compatibility/2006" xmlns:aink="http://schemas.microsoft.com/office/drawing/2016/ink" xmlns:am3d="http://schemas.microsoft.com/office/drawing/2017/model3d" xmlns:o="urn:schemas-microsoft-com:office:office" xmlns:oel="http://schemas.microsoft.com/office/2019/extlst" xmlns:r="http://schemas.openxmlformats.org/officeDocument/2006/relationships" xmlns:m="http://schemas.openxmlformats.org/officeDocument/2006/math" xmlns:v="urn:schemas-microsoft-com:vml" xmlns:wp14="http://schemas.microsoft.com/office/word/2010/wordprocessingDrawing" xmlns:wp="http://schemas.openxmlformats.org/drawingml/2006/wordprocessingDrawing" xmlns:w10="urn:schemas-microsoft-com:office:word" xmlns:w="http://schemas.openxmlformats.org/wordprocessingml/2006/main" xmlns:w14="http://schemas.microsoft.com/office/word/2010/wordml" xmlns:w15="http://schemas.microsoft.com/office/word/2012/wordml" xmlns:w16cei="http://schemas.microsoft.com/office/word/2026/wordml/cei" xmlns:w16cex="http://schemas.microsoft.com/office/word/2018/wordml/cex" xmlns:w16cid="http://schemas.microsoft.com/office/word/2016/wordml/cid" xmlns:w16="http://schemas.microsoft.com/office/word/2018/wordml" xmlns:w16du="http://schemas.microsoft.com/office/word/2023/wordml/word16du" xmlns:w16sdtdh="http://schemas.microsoft.com/office/word/2020/wordml/sdtdatahash" xmlns:w16sdtfl="http://schemas.microsoft.com/office/word/2024/wordml/sdtformatlock" xmlns:w16se="http://schemas.microsoft.com/office/word/2015/wordml/symex" xmlns:wpg="http://schemas.microsoft.com/office/word/2010/wordprocessingGroup" xmlns:wpi="http://schemas.microsoft.com/office/word/2010/wordprocessingInk" xmlns:wne="http://schemas.microsoft.com/office/word/2006/wordml" xmlns:wps="http://schemas.microsoft.com/office/word/2010/wordprocessingShape" mc:Ignorable="w14 w15 w16se w16cid w16 w16cex w16sdtdh w16sdtfl w16du wp14">
+<w:numbering xmlns:wpc="http://schemas.microsoft.com/office/word/2010/wordprocessingCanvas" xmlns:cx="http://schemas.microsoft.com/office/drawing/2014/chartex" xmlns:cx1="http://schemas.microsoft.com/office/drawing/2015/9/8/chartex" xmlns:cx2="http://schemas.microsoft.com/office/drawing/2015/10/21/chartex" xmlns:cx3="http://schemas.microsoft.com/office/drawing/2016/5/9/chartex" xmlns:cx4="http://schemas.microsoft.com/office/drawing/2016/5/10/chartex" xmlns:cx5="http://schemas.microsoft.com/office/drawing/2016/5/11/chartex" xmlns:cx6="http://schemas.microsoft.com/office/drawing/2016/5/12/chartex" xmlns:cx7="http://schemas.microsoft.com/office/drawing/2016/5/13/chartex" xmlns:cx8="http://schemas.microsoft.com/office/drawing/2016/5/14/chartex" xmlns:mc="http://schemas.openxmlformats.org/markup-compatibility/2006" xmlns:aink="http://schemas.microsoft.com/office/drawing/2016/ink" xmlns:am3d="http://schemas.microsoft.com/office/drawing/2017/model3d" xmlns:o="urn:schemas-microsoft-com:office:office" xmlns:oel="http://schemas.microsoft.com/office/2019/extlst" xmlns:r="http://schemas.openxmlformats.org/officeDocument/2006/relationships" xmlns:m="http://schemas.openxmlformats.org/officeDocument/2006/math" xmlns:v="urn:schemas-microsoft-com:vml" xmlns:wp14="http://schemas.microsoft.com/office/word/2010/wordprocessingDrawing" xmlns:wp="http://schemas.openxmlformats.org/drawingml/2006/wordprocessingDrawing" xmlns:w10="urn:schemas-microsoft-com:office:word" xmlns:w="http://schemas.openxmlformats.org/wordprocessingml/2006/main" xmlns:w14="http://schemas.microsoft.com/office/word/2010/wordml" xmlns:w15="http://schemas.microsoft.com/office/word/2012/wordml" xmlns:w16cex="http://schemas.microsoft.com/office/word/2018/wordml/cex" xmlns:w16cid="http://schemas.microsoft.com/office/word/2016/wordml/cid" xmlns:w16="http://schemas.microsoft.com/office/word/2018/wordml" xmlns:w16du="http://schemas.microsoft.com/office/word/2023/wordml/word16du" xmlns:w16sdtdh="http://schemas.microsoft.com/office/word/2020/wordml/sdtdatahash" xmlns:w16sdtfl="http://schemas.microsoft.com/office/word/2024/wordml/sdtformatlock" xmlns:w16se="http://schemas.microsoft.com/office/word/2015/wordml/symex" xmlns:wpg="http://schemas.microsoft.com/office/word/2010/wordprocessingGroup" xmlns:wpi="http://schemas.microsoft.com/office/word/2010/wordprocessingInk" xmlns:wne="http://schemas.microsoft.com/office/word/2006/wordml" xmlns:wps="http://schemas.microsoft.com/office/word/2010/wordprocessingShape" mc:Ignorable="w14 w15 w16se w16cid w16 w16cex w16sdtdh w16sdtfl w16du wp14">
   <w:abstractNum w:abstractNumId="0" w15:restartNumberingAfterBreak="0">
     <w:nsid w:val="C75FFA33"/>
     <w:multiLevelType w:val="hybridMultilevel"/>
